--- a/CMA_Summaries_B1_Ch08.docx
+++ b/CMA_Summaries_B1_Ch08.docx
@@ -111,7 +111,7 @@
       <w:r>
         <w:drawing>
           <wp:inline distT="0" distB="0" distL="0" distR="0">
-            <wp:extent cx="5734050" cy="1856025"/>
+            <wp:extent cx="5734050" cy="2112550"/>
             <wp:effectExtent t="0" r="0" b="0" l="0"/>
             <wp:docPr id="1" name="" descr="" title=""/>
             <wp:cNvGraphicFramePr>
@@ -136,7 +136,7 @@
                   <pic:spPr bwMode="auto">
                     <a:xfrm>
                       <a:off x="0" y="0"/>
-                      <a:ext cx="5734050" cy="1856025"/>
+                      <a:ext cx="5734050" cy="2112550"/>
                     </a:xfrm>
                     <a:prstGeom prst="rect">
                       <a:avLst/>
@@ -1748,7 +1748,7 @@
           <w:sz w:val="16"/>
           <w:szCs w:val="16"/>
         </w:rPr>
-        <w:t xml:space="preserve">      gaps 22–25</w:t>
+        <w:t xml:space="preserve">      gaps 22–26</w:t>
       </w:r>
     </w:p>
     <w:p>
@@ -1903,7 +1903,39 @@
           <w:sz w:val="19"/>
           <w:szCs w:val="19"/>
         </w:rPr>
-        <w:t xml:space="preserve">Do NOT deduct a normal profit; that only defines the LCM floor. </w:t>
+        <w:t xml:space="preserve">Do NOT deduct a normal profit; that only defines the LCM </w:t>
+      </w:r>
+      <w:r>
+        <w:rPr>
+          <w:b/>
+          <w:bCs/>
+          <w:color w:val="8186EF"/>
+          <w:sz w:val="15"/>
+          <w:szCs w:val="15"/>
+        </w:rPr>
+        <w:t xml:space="preserve"> (26) </w:t>
+      </w:r>
+      <w:r>
+        <w:rPr>
+          <w:u w:val="single"/>
+          <w:sz w:val="19"/>
+          <w:szCs w:val="19"/>
+        </w:rPr>
+        <w:t xml:space="preserve">           </w:t>
+      </w:r>
+      <w:r>
+        <w:rPr>
+          <w:sz w:val="19"/>
+          <w:szCs w:val="19"/>
+        </w:rPr>
+        <w:t xml:space="preserve"> </w:t>
+      </w:r>
+      <w:r>
+        <w:rPr>
+          <w:sz w:val="19"/>
+          <w:szCs w:val="19"/>
+        </w:rPr>
+        <w:t xml:space="preserve">. </w:t>
       </w:r>
       <w:r>
         <w:rPr>
@@ -1968,7 +2000,7 @@
                 <w:sz w:val="16"/>
                 <w:szCs w:val="16"/>
               </w:rPr>
-              <w:t xml:space="preserve">write-down   ·   floor   ·   exception   ·   selling   ·   transport</w:t>
+              <w:t xml:space="preserve">write-down   ·   floor   ·   exception   ·   selling   ·   transport   ·   original</w:t>
             </w:r>
           </w:p>
         </w:tc>
@@ -3188,7 +3220,7 @@
                 <w:sz w:val="16"/>
                 <w:szCs w:val="16"/>
               </w:rPr>
-              <w:t xml:space="preserve">write-down</w:t>
+              <w:t xml:space="preserve">floor</w:t>
             </w:r>
           </w:p>
         </w:tc>
@@ -3256,7 +3288,7 @@
                 <w:sz w:val="16"/>
                 <w:szCs w:val="16"/>
               </w:rPr>
-              <w:t xml:space="preserve">reversal</w:t>
+              <w:t xml:space="preserve">write-down</w:t>
             </w:r>
           </w:p>
         </w:tc>
@@ -3324,7 +3356,7 @@
                 <w:sz w:val="16"/>
                 <w:szCs w:val="16"/>
               </w:rPr>
-              <w:t xml:space="preserve">reverses</w:t>
+              <w:t xml:space="preserve">reversal</w:t>
             </w:r>
           </w:p>
         </w:tc>
@@ -3392,7 +3424,7 @@
                 <w:sz w:val="16"/>
                 <w:szCs w:val="16"/>
               </w:rPr>
-              <w:t xml:space="preserve">inventories</w:t>
+              <w:t xml:space="preserve">reverses</w:t>
             </w:r>
           </w:p>
         </w:tc>
@@ -3460,7 +3492,7 @@
                 <w:sz w:val="16"/>
                 <w:szCs w:val="16"/>
               </w:rPr>
-              <w:t xml:space="preserve">requires</w:t>
+              <w:t xml:space="preserve">inventories</w:t>
             </w:r>
           </w:p>
         </w:tc>
@@ -3528,7 +3560,7 @@
                 <w:sz w:val="16"/>
                 <w:szCs w:val="16"/>
               </w:rPr>
-              <w:t xml:space="preserve">Orontes's</w:t>
+              <w:t xml:space="preserve">requires</w:t>
             </w:r>
           </w:p>
         </w:tc>
@@ -3596,7 +3628,7 @@
                 <w:sz w:val="16"/>
                 <w:szCs w:val="16"/>
               </w:rPr>
-              <w:t xml:space="preserve">replacement cost</w:t>
+              <w:t xml:space="preserve">Orontes's</w:t>
             </w:r>
           </w:p>
         </w:tc>
@@ -3664,7 +3696,7 @@
                 <w:sz w:val="16"/>
                 <w:szCs w:val="16"/>
               </w:rPr>
-              <w:t xml:space="preserve">floor</w:t>
+              <w:t xml:space="preserve">replacement cost</w:t>
             </w:r>
           </w:p>
         </w:tc>
@@ -3715,14 +3747,24 @@
           </w:tcPr>
           <w:p>
             <w:pPr>
-              <w:spacing w:before="24" w:after="24"/>
-            </w:pPr>
-            <w:r>
-              <w:rPr>
-                <w:sz w:val="16"/>
-                <w:szCs w:val="16"/>
-              </w:rPr>
-              <w:t xml:space="preserve"/>
+              <w:spacing w:before="12" w:after="12"/>
+            </w:pPr>
+            <w:r>
+              <w:rPr>
+                <w:b/>
+                <w:bCs/>
+                <w:color w:val="8186EF"/>
+                <w:sz w:val="16"/>
+                <w:szCs w:val="16"/>
+              </w:rPr>
+              <w:t xml:space="preserve">34  </w:t>
+            </w:r>
+            <w:r>
+              <w:rPr>
+                <w:sz w:val="16"/>
+                <w:szCs w:val="16"/>
+              </w:rPr>
+              <w:t xml:space="preserve">floor</w:t>
             </w:r>
           </w:p>
         </w:tc>
@@ -8762,7 +8804,7 @@
                 <w:sz w:val="16"/>
                 <w:szCs w:val="16"/>
               </w:rPr>
-              <w:t xml:space="preserve">Net sales   ·   Net markups   ·   replacement cost   ·   Purchase discounts</w:t>
+              <w:t xml:space="preserve">Net sales   ·   Net markups   ·   cost-to-retail ratio   ·   Purchase discounts</w:t>
             </w:r>
           </w:p>
         </w:tc>
@@ -12231,7 +12273,7 @@
                 <w:sz w:val="16"/>
                 <w:szCs w:val="16"/>
               </w:rPr>
-              <w:t xml:space="preserve">retail inventory method   ·   Taxes when prices rise   ·   Risk of manipulation</w:t>
+              <w:t xml:space="preserve">Cost of records   ·   Taxes when prices rise   ·   Risk of manipulation</w:t>
             </w:r>
           </w:p>
         </w:tc>

--- a/CMA_Summaries_B1_Ch08.docx
+++ b/CMA_Summaries_B1_Ch08.docx
@@ -952,8 +952,8 @@
         </w:tblBorders>
       </w:tblPr>
       <w:tblGrid>
-        <w:gridCol w:w="5031"/>
-        <w:gridCol w:w="4569"/>
+        <w:gridCol w:w="4992"/>
+        <w:gridCol w:w="4608"/>
       </w:tblGrid>
       <w:tr>
         <w:tc>
@@ -988,7 +988,7 @@
       <w:tr>
         <w:tc>
           <w:tcPr>
-            <w:tcW w:type="pct" w:w="2620"/>
+            <w:tcW w:type="pct" w:w="2600"/>
             <w:shd w:fill="353A7C" w:val="clear"/>
             <w:tcMar>
               <w:top w:type="dxa" w:w="50"/>
@@ -1015,7 +1015,7 @@
         </w:tc>
         <w:tc>
           <w:tcPr>
-            <w:tcW w:type="pct" w:w="2380"/>
+            <w:tcW w:type="pct" w:w="2400"/>
             <w:shd w:fill="353A7C" w:val="clear"/>
             <w:tcMar>
               <w:top w:type="dxa" w:w="50"/>
@@ -1044,7 +1044,7 @@
       <w:tr>
         <w:tc>
           <w:tcPr>
-            <w:tcW w:type="pct" w:w="2620"/>
+            <w:tcW w:type="pct" w:w="2600"/>
             <w:shd w:fill="FFFFFF" w:val="clear"/>
             <w:tcMar>
               <w:top w:type="dxa" w:w="50"/>
@@ -1071,7 +1071,7 @@
         </w:tc>
         <w:tc>
           <w:tcPr>
-            <w:tcW w:type="pct" w:w="2380"/>
+            <w:tcW w:type="pct" w:w="2400"/>
             <w:tcMar>
               <w:top w:type="dxa" w:w="50"/>
               <w:left w:type="dxa" w:w="110"/>
@@ -1096,7 +1096,7 @@
       <w:tr>
         <w:tc>
           <w:tcPr>
-            <w:tcW w:type="pct" w:w="2620"/>
+            <w:tcW w:type="pct" w:w="2600"/>
             <w:shd w:fill="FBFAF6" w:val="clear"/>
             <w:tcMar>
               <w:top w:type="dxa" w:w="50"/>
@@ -1120,7 +1120,7 @@
         </w:tc>
         <w:tc>
           <w:tcPr>
-            <w:tcW w:type="pct" w:w="2380"/>
+            <w:tcW w:type="pct" w:w="2400"/>
             <w:shd w:fill="FBFAF6" w:val="clear"/>
             <w:tcMar>
               <w:top w:type="dxa" w:w="50"/>
@@ -1146,7 +1146,7 @@
       <w:tr>
         <w:tc>
           <w:tcPr>
-            <w:tcW w:type="pct" w:w="2620"/>
+            <w:tcW w:type="pct" w:w="2600"/>
             <w:tcMar>
               <w:top w:type="dxa" w:w="50"/>
               <w:left w:type="dxa" w:w="110"/>
@@ -1169,7 +1169,7 @@
         </w:tc>
         <w:tc>
           <w:tcPr>
-            <w:tcW w:type="pct" w:w="2380"/>
+            <w:tcW w:type="pct" w:w="2400"/>
             <w:tcMar>
               <w:top w:type="dxa" w:w="50"/>
               <w:left w:type="dxa" w:w="110"/>
@@ -1194,7 +1194,7 @@
       <w:tr>
         <w:tc>
           <w:tcPr>
-            <w:tcW w:type="pct" w:w="2620"/>
+            <w:tcW w:type="pct" w:w="2600"/>
             <w:shd w:fill="FBFAF6" w:val="clear"/>
             <w:tcMar>
               <w:top w:type="dxa" w:w="50"/>
@@ -1218,7 +1218,7 @@
         </w:tc>
         <w:tc>
           <w:tcPr>
-            <w:tcW w:type="pct" w:w="2380"/>
+            <w:tcW w:type="pct" w:w="2400"/>
             <w:shd w:fill="FBFAF6" w:val="clear"/>
             <w:tcMar>
               <w:top w:type="dxa" w:w="50"/>
@@ -1244,7 +1244,7 @@
       <w:tr>
         <w:tc>
           <w:tcPr>
-            <w:tcW w:type="pct" w:w="2620"/>
+            <w:tcW w:type="pct" w:w="2600"/>
             <w:shd w:fill="FFFFFF" w:val="clear"/>
             <w:tcMar>
               <w:top w:type="dxa" w:w="50"/>
@@ -1271,7 +1271,7 @@
         </w:tc>
         <w:tc>
           <w:tcPr>
-            <w:tcW w:type="pct" w:w="2380"/>
+            <w:tcW w:type="pct" w:w="2400"/>
             <w:tcMar>
               <w:top w:type="dxa" w:w="50"/>
               <w:left w:type="dxa" w:w="110"/>
@@ -1296,7 +1296,7 @@
       <w:tr>
         <w:tc>
           <w:tcPr>
-            <w:tcW w:type="pct" w:w="2620"/>
+            <w:tcW w:type="pct" w:w="2600"/>
             <w:shd w:fill="FFFFFF" w:val="clear"/>
             <w:tcMar>
               <w:top w:type="dxa" w:w="50"/>
@@ -1323,7 +1323,7 @@
         </w:tc>
         <w:tc>
           <w:tcPr>
-            <w:tcW w:type="pct" w:w="2380"/>
+            <w:tcW w:type="pct" w:w="2400"/>
             <w:shd w:fill="FBFAF6" w:val="clear"/>
             <w:tcMar>
               <w:top w:type="dxa" w:w="50"/>
@@ -1349,7 +1349,7 @@
       <w:tr>
         <w:tc>
           <w:tcPr>
-            <w:tcW w:type="pct" w:w="2620"/>
+            <w:tcW w:type="pct" w:w="2600"/>
             <w:shd w:fill="FFFFFF" w:val="clear"/>
             <w:tcMar>
               <w:top w:type="dxa" w:w="50"/>
@@ -1376,7 +1376,7 @@
         </w:tc>
         <w:tc>
           <w:tcPr>
-            <w:tcW w:type="pct" w:w="2380"/>
+            <w:tcW w:type="pct" w:w="2400"/>
             <w:tcMar>
               <w:top w:type="dxa" w:w="50"/>
               <w:left w:type="dxa" w:w="110"/>
@@ -1401,7 +1401,7 @@
       <w:tr>
         <w:tc>
           <w:tcPr>
-            <w:tcW w:type="pct" w:w="2620"/>
+            <w:tcW w:type="pct" w:w="2600"/>
             <w:shd w:fill="FBFAF6" w:val="clear"/>
             <w:tcMar>
               <w:top w:type="dxa" w:w="50"/>
@@ -1425,7 +1425,7 @@
         </w:tc>
         <w:tc>
           <w:tcPr>
-            <w:tcW w:type="pct" w:w="2380"/>
+            <w:tcW w:type="pct" w:w="2400"/>
             <w:shd w:fill="FBFAF6" w:val="clear"/>
             <w:tcMar>
               <w:top w:type="dxa" w:w="50"/>
@@ -5938,7 +5938,7 @@
           <w:sz w:val="16"/>
           <w:szCs w:val="16"/>
         </w:rPr>
-        <w:t xml:space="preserve">      gaps 14–20</w:t>
+        <w:t xml:space="preserve">      gaps 14–21</w:t>
       </w:r>
     </w:p>
     <w:p>
@@ -5958,7 +5958,7 @@
           <w:sz w:val="19"/>
           <w:szCs w:val="19"/>
         </w:rPr>
-        <w:t xml:space="preserve">A company may also apply LCM by category or to the total </w:t>
+        <w:t xml:space="preserve">A company may also apply LCM by </w:t>
       </w:r>
       <w:r>
         <w:rPr>
@@ -5990,7 +5990,7 @@
           <w:sz w:val="19"/>
           <w:szCs w:val="19"/>
         </w:rPr>
-        <w:t xml:space="preserve">, if it does so </w:t>
+        <w:t xml:space="preserve"> or to the total </w:t>
       </w:r>
       <w:r>
         <w:rPr>
@@ -6008,7 +6008,7 @@
           <w:sz w:val="19"/>
           <w:szCs w:val="19"/>
         </w:rPr>
-        <w:t xml:space="preserve">              </w:t>
+        <w:t xml:space="preserve">           </w:t>
       </w:r>
       <w:r>
         <w:rPr>
@@ -6022,14 +6022,7 @@
           <w:sz w:val="19"/>
           <w:szCs w:val="19"/>
         </w:rPr>
-        <w:t xml:space="preserve">. </w:t>
-      </w:r>
-      <w:r>
-        <w:rPr>
-          <w:sz w:val="19"/>
-          <w:szCs w:val="19"/>
-        </w:rPr>
-        <w:t xml:space="preserve">On the total basis, total market ($121,500) is </w:t>
+        <w:t xml:space="preserve">, if it does so </w:t>
       </w:r>
       <w:r>
         <w:rPr>
@@ -6047,7 +6040,7 @@
           <w:sz w:val="19"/>
           <w:szCs w:val="19"/>
         </w:rPr>
-        <w:t xml:space="preserve">           </w:t>
+        <w:t xml:space="preserve">              </w:t>
       </w:r>
       <w:r>
         <w:rPr>
@@ -6061,7 +6054,14 @@
           <w:sz w:val="19"/>
           <w:szCs w:val="19"/>
         </w:rPr>
-        <w:t xml:space="preserve"> with total cost ($122,000), and the write-down is only $500, </w:t>
+        <w:t xml:space="preserve">. </w:t>
+      </w:r>
+      <w:r>
+        <w:rPr>
+          <w:sz w:val="19"/>
+          <w:szCs w:val="19"/>
+        </w:rPr>
+        <w:t xml:space="preserve">On the total basis, total market ($121,500) is </w:t>
       </w:r>
       <w:r>
         <w:rPr>
@@ -6093,14 +6093,7 @@
           <w:sz w:val="19"/>
           <w:szCs w:val="19"/>
         </w:rPr>
-        <w:t xml:space="preserve"> gains on some items offset losses on others. </w:t>
-      </w:r>
-      <w:r>
-        <w:rPr>
-          <w:sz w:val="19"/>
-          <w:szCs w:val="19"/>
-        </w:rPr>
-        <w:t xml:space="preserve">The item-by-item basis is the most </w:t>
+        <w:t xml:space="preserve"> with total cost ($122,000), and the write-down is only $500, </w:t>
       </w:r>
       <w:r>
         <w:rPr>
@@ -6118,7 +6111,7 @@
           <w:sz w:val="19"/>
           <w:szCs w:val="19"/>
         </w:rPr>
-        <w:t xml:space="preserve">              </w:t>
+        <w:t xml:space="preserve">           </w:t>
       </w:r>
       <w:r>
         <w:rPr>
@@ -6132,14 +6125,14 @@
           <w:sz w:val="19"/>
           <w:szCs w:val="19"/>
         </w:rPr>
-        <w:t xml:space="preserve">. </w:t>
-      </w:r>
-      <w:r>
-        <w:rPr>
-          <w:sz w:val="19"/>
-          <w:szCs w:val="19"/>
-        </w:rPr>
-        <w:t xml:space="preserve">One more rule: if a company has a firm, </w:t>
+        <w:t xml:space="preserve"> gains on some items offset losses on others. </w:t>
+      </w:r>
+      <w:r>
+        <w:rPr>
+          <w:sz w:val="19"/>
+          <w:szCs w:val="19"/>
+        </w:rPr>
+        <w:t xml:space="preserve">The item-by-item basis is the most </w:t>
       </w:r>
       <w:r>
         <w:rPr>
@@ -6157,7 +6150,7 @@
           <w:sz w:val="19"/>
           <w:szCs w:val="19"/>
         </w:rPr>
-        <w:t xml:space="preserve">                 </w:t>
+        <w:t xml:space="preserve">              </w:t>
       </w:r>
       <w:r>
         <w:rPr>
@@ -6171,7 +6164,14 @@
           <w:sz w:val="19"/>
           <w:szCs w:val="19"/>
         </w:rPr>
-        <w:t xml:space="preserve"> purchase commitment at a price above the current market, it records the </w:t>
+        <w:t xml:space="preserve">. </w:t>
+      </w:r>
+      <w:r>
+        <w:rPr>
+          <w:sz w:val="19"/>
+          <w:szCs w:val="19"/>
+        </w:rPr>
+        <w:t xml:space="preserve">One more rule: if a company has a firm, </w:t>
       </w:r>
       <w:r>
         <w:rPr>
@@ -6182,6 +6182,38 @@
           <w:szCs w:val="15"/>
         </w:rPr>
         <w:t xml:space="preserve"> (20) </w:t>
+      </w:r>
+      <w:r>
+        <w:rPr>
+          <w:u w:val="single"/>
+          <w:sz w:val="19"/>
+          <w:szCs w:val="19"/>
+        </w:rPr>
+        <w:t xml:space="preserve">                 </w:t>
+      </w:r>
+      <w:r>
+        <w:rPr>
+          <w:sz w:val="19"/>
+          <w:szCs w:val="19"/>
+        </w:rPr>
+        <w:t xml:space="preserve"> </w:t>
+      </w:r>
+      <w:r>
+        <w:rPr>
+          <w:sz w:val="19"/>
+          <w:szCs w:val="19"/>
+        </w:rPr>
+        <w:t xml:space="preserve"> purchase commitment at a price above the current market, it records the </w:t>
+      </w:r>
+      <w:r>
+        <w:rPr>
+          <w:b/>
+          <w:bCs/>
+          <w:color w:val="8186EF"/>
+          <w:sz w:val="15"/>
+          <w:szCs w:val="15"/>
+        </w:rPr>
+        <w:t xml:space="preserve"> (21) </w:t>
       </w:r>
       <w:r>
         <w:rPr>
@@ -6261,7 +6293,7 @@
                 <w:sz w:val="16"/>
                 <w:szCs w:val="16"/>
               </w:rPr>
-              <w:t xml:space="preserve">because   ·   consistently   ·   non-cancellable   ·   ceiling   ·   expected   ·   conservative   ·   inventory   ·   compared</w:t>
+              <w:t xml:space="preserve">conservative   ·   compared   ·   non-cancellable   ·   inventory   ·   ceiling   ·   expected   ·   because   ·   category   ·   consistently</w:t>
             </w:r>
           </w:p>
         </w:tc>
@@ -6347,7 +6379,7 @@
           <w:sz w:val="16"/>
           <w:szCs w:val="16"/>
         </w:rPr>
-        <w:t xml:space="preserve">      gaps 21–22</w:t>
+        <w:t xml:space="preserve">      gaps 22–25</w:t>
       </w:r>
     </w:p>
     <w:p>
@@ -6360,7 +6392,7 @@
           <w:sz w:val="19"/>
           <w:szCs w:val="19"/>
         </w:rPr>
-        <w:t xml:space="preserve">Do not compare replacement cost </w:t>
+        <w:t xml:space="preserve">Do not </w:t>
       </w:r>
       <w:r>
         <w:rPr>
@@ -6370,7 +6402,7 @@
           <w:sz w:val="15"/>
           <w:szCs w:val="15"/>
         </w:rPr>
-        <w:t xml:space="preserve"> (21) </w:t>
+        <w:t xml:space="preserve"> (22) </w:t>
       </w:r>
       <w:r>
         <w:rPr>
@@ -6392,35 +6424,7 @@
           <w:sz w:val="19"/>
           <w:szCs w:val="19"/>
         </w:rPr>
-        <w:t xml:space="preserve"> with cost. </w:t>
-      </w:r>
-      <w:r>
-        <w:rPr>
-          <w:sz w:val="19"/>
-          <w:szCs w:val="19"/>
-        </w:rPr>
-        <w:t xml:space="preserve">First limit it by the ceiling and the floor. </w:t>
-      </w:r>
-      <w:r>
-        <w:rPr>
-          <w:sz w:val="19"/>
-          <w:szCs w:val="19"/>
-        </w:rPr>
-        <w:t xml:space="preserve">When replacement cost is below the floor, market is the floor. </w:t>
-      </w:r>
-      <w:r>
-        <w:rPr>
-          <w:sz w:val="19"/>
-          <w:szCs w:val="19"/>
-        </w:rPr>
-        <w:t xml:space="preserve">When it is above the ceiling, market is the ceiling. </w:t>
-      </w:r>
-      <w:r>
-        <w:rPr>
-          <w:sz w:val="19"/>
-          <w:szCs w:val="19"/>
-        </w:rPr>
-        <w:t xml:space="preserve">Read the basis in the </w:t>
+        <w:t xml:space="preserve"> replacement cost </w:t>
       </w:r>
       <w:r>
         <w:rPr>
@@ -6430,7 +6434,7 @@
           <w:sz w:val="15"/>
           <w:szCs w:val="15"/>
         </w:rPr>
-        <w:t xml:space="preserve"> (22) </w:t>
+        <w:t xml:space="preserve"> (23) </w:t>
       </w:r>
       <w:r>
         <w:rPr>
@@ -6452,7 +6456,99 @@
           <w:sz w:val="19"/>
           <w:szCs w:val="19"/>
         </w:rPr>
-        <w:t xml:space="preserve">: item by item, by category or total. </w:t>
+        <w:t xml:space="preserve"> with cost. </w:t>
+      </w:r>
+      <w:r>
+        <w:rPr>
+          <w:sz w:val="19"/>
+          <w:szCs w:val="19"/>
+        </w:rPr>
+        <w:t xml:space="preserve">First limit it by the ceiling and the floor. </w:t>
+      </w:r>
+      <w:r>
+        <w:rPr>
+          <w:sz w:val="19"/>
+          <w:szCs w:val="19"/>
+        </w:rPr>
+        <w:t xml:space="preserve">When replacement cost is below the floor, market is the floor. </w:t>
+      </w:r>
+      <w:r>
+        <w:rPr>
+          <w:sz w:val="19"/>
+          <w:szCs w:val="19"/>
+        </w:rPr>
+        <w:t xml:space="preserve">When it is above the ceiling, market is the ceiling. </w:t>
+      </w:r>
+      <w:r>
+        <w:rPr>
+          <w:sz w:val="19"/>
+          <w:szCs w:val="19"/>
+        </w:rPr>
+        <w:t xml:space="preserve">Read the basis in the </w:t>
+      </w:r>
+      <w:r>
+        <w:rPr>
+          <w:b/>
+          <w:bCs/>
+          <w:color w:val="8186EF"/>
+          <w:sz w:val="15"/>
+          <w:szCs w:val="15"/>
+        </w:rPr>
+        <w:t xml:space="preserve"> (24) </w:t>
+      </w:r>
+      <w:r>
+        <w:rPr>
+          <w:u w:val="single"/>
+          <w:sz w:val="19"/>
+          <w:szCs w:val="19"/>
+        </w:rPr>
+        <w:t xml:space="preserve">           </w:t>
+      </w:r>
+      <w:r>
+        <w:rPr>
+          <w:sz w:val="19"/>
+          <w:szCs w:val="19"/>
+        </w:rPr>
+        <w:t xml:space="preserve"> </w:t>
+      </w:r>
+      <w:r>
+        <w:rPr>
+          <w:sz w:val="19"/>
+          <w:szCs w:val="19"/>
+        </w:rPr>
+        <w:t xml:space="preserve">: item by item, by </w:t>
+      </w:r>
+      <w:r>
+        <w:rPr>
+          <w:b/>
+          <w:bCs/>
+          <w:color w:val="8186EF"/>
+          <w:sz w:val="15"/>
+          <w:szCs w:val="15"/>
+        </w:rPr>
+        <w:t xml:space="preserve"> (25) </w:t>
+      </w:r>
+      <w:r>
+        <w:rPr>
+          <w:u w:val="single"/>
+          <w:sz w:val="19"/>
+          <w:szCs w:val="19"/>
+        </w:rPr>
+        <w:t xml:space="preserve">           </w:t>
+      </w:r>
+      <w:r>
+        <w:rPr>
+          <w:sz w:val="19"/>
+          <w:szCs w:val="19"/>
+        </w:rPr>
+        <w:t xml:space="preserve"> </w:t>
+      </w:r>
+      <w:r>
+        <w:rPr>
+          <w:sz w:val="19"/>
+          <w:szCs w:val="19"/>
+        </w:rPr>
+        <w:t xml:space="preserve"> or total. </w:t>
       </w:r>
     </w:p>
     <w:tbl>
@@ -6510,7 +6606,7 @@
                 <w:sz w:val="16"/>
                 <w:szCs w:val="16"/>
               </w:rPr>
-              <w:t xml:space="preserve">question   ·   expected   ·   directly</w:t>
+              <w:t xml:space="preserve">category   ·   directly   ·   question   ·   ceiling   ·   compare</w:t>
             </w:r>
           </w:p>
         </w:tc>
@@ -7235,7 +7331,7 @@
                 <w:sz w:val="16"/>
                 <w:szCs w:val="16"/>
               </w:rPr>
-              <w:t xml:space="preserve">14  </w:t>
+              <w:t xml:space="preserve">15  </w:t>
             </w:r>
             <w:r>
               <w:rPr>
@@ -7303,7 +7399,7 @@
                 <w:sz w:val="16"/>
                 <w:szCs w:val="16"/>
               </w:rPr>
-              <w:t xml:space="preserve">15  </w:t>
+              <w:t xml:space="preserve">16  </w:t>
             </w:r>
             <w:r>
               <w:rPr>
@@ -7371,7 +7467,7 @@
                 <w:sz w:val="16"/>
                 <w:szCs w:val="16"/>
               </w:rPr>
-              <w:t xml:space="preserve">16  </w:t>
+              <w:t xml:space="preserve">17  </w:t>
             </w:r>
             <w:r>
               <w:rPr>
@@ -7439,7 +7535,7 @@
                 <w:sz w:val="16"/>
                 <w:szCs w:val="16"/>
               </w:rPr>
-              <w:t xml:space="preserve">17  </w:t>
+              <w:t xml:space="preserve">18  </w:t>
             </w:r>
             <w:r>
               <w:rPr>
@@ -7507,7 +7603,7 @@
                 <w:sz w:val="16"/>
                 <w:szCs w:val="16"/>
               </w:rPr>
-              <w:t xml:space="preserve">18  </w:t>
+              <w:t xml:space="preserve">19  </w:t>
             </w:r>
             <w:r>
               <w:rPr>
@@ -7575,7 +7671,7 @@
                 <w:sz w:val="16"/>
                 <w:szCs w:val="16"/>
               </w:rPr>
-              <w:t xml:space="preserve">19  </w:t>
+              <w:t xml:space="preserve">20  </w:t>
             </w:r>
             <w:r>
               <w:rPr>
@@ -7643,7 +7739,7 @@
                 <w:sz w:val="16"/>
                 <w:szCs w:val="16"/>
               </w:rPr>
-              <w:t xml:space="preserve">20  </w:t>
+              <w:t xml:space="preserve">21  </w:t>
             </w:r>
             <w:r>
               <w:rPr>
@@ -7711,14 +7807,14 @@
                 <w:sz w:val="16"/>
                 <w:szCs w:val="16"/>
               </w:rPr>
-              <w:t xml:space="preserve">21  </w:t>
-            </w:r>
-            <w:r>
-              <w:rPr>
-                <w:sz w:val="16"/>
-                <w:szCs w:val="16"/>
-              </w:rPr>
-              <w:t xml:space="preserve">directly</w:t>
+              <w:t xml:space="preserve">22  </w:t>
+            </w:r>
+            <w:r>
+              <w:rPr>
+                <w:sz w:val="16"/>
+                <w:szCs w:val="16"/>
+              </w:rPr>
+              <w:t xml:space="preserve">compare</w:t>
             </w:r>
           </w:p>
         </w:tc>
@@ -7779,14 +7875,14 @@
                 <w:sz w:val="16"/>
                 <w:szCs w:val="16"/>
               </w:rPr>
-              <w:t xml:space="preserve">22  </w:t>
-            </w:r>
-            <w:r>
-              <w:rPr>
-                <w:sz w:val="16"/>
-                <w:szCs w:val="16"/>
-              </w:rPr>
-              <w:t xml:space="preserve">question</w:t>
+              <w:t xml:space="preserve">23  </w:t>
+            </w:r>
+            <w:r>
+              <w:rPr>
+                <w:sz w:val="16"/>
+                <w:szCs w:val="16"/>
+              </w:rPr>
+              <w:t xml:space="preserve">directly</w:t>
             </w:r>
           </w:p>
         </w:tc>
@@ -7847,14 +7943,14 @@
                 <w:sz w:val="16"/>
                 <w:szCs w:val="16"/>
               </w:rPr>
-              <w:t xml:space="preserve">23  </w:t>
-            </w:r>
-            <w:r>
-              <w:rPr>
-                <w:sz w:val="16"/>
-                <w:szCs w:val="16"/>
-              </w:rPr>
-              <w:t xml:space="preserve">lower of cost or market (LCM)</w:t>
+              <w:t xml:space="preserve">24  </w:t>
+            </w:r>
+            <w:r>
+              <w:rPr>
+                <w:sz w:val="16"/>
+                <w:szCs w:val="16"/>
+              </w:rPr>
+              <w:t xml:space="preserve">question</w:t>
             </w:r>
           </w:p>
         </w:tc>
@@ -7915,14 +8011,14 @@
                 <w:sz w:val="16"/>
                 <w:szCs w:val="16"/>
               </w:rPr>
-              <w:t xml:space="preserve">24  </w:t>
-            </w:r>
-            <w:r>
-              <w:rPr>
-                <w:sz w:val="16"/>
-                <w:szCs w:val="16"/>
-              </w:rPr>
-              <w:t xml:space="preserve">floor</w:t>
+              <w:t xml:space="preserve">25  </w:t>
+            </w:r>
+            <w:r>
+              <w:rPr>
+                <w:sz w:val="16"/>
+                <w:szCs w:val="16"/>
+              </w:rPr>
+              <w:t xml:space="preserve">category</w:t>
             </w:r>
           </w:p>
         </w:tc>
@@ -7983,14 +8079,14 @@
                 <w:sz w:val="16"/>
                 <w:szCs w:val="16"/>
               </w:rPr>
-              <w:t xml:space="preserve">25  </w:t>
-            </w:r>
-            <w:r>
-              <w:rPr>
-                <w:sz w:val="16"/>
-                <w:szCs w:val="16"/>
-              </w:rPr>
-              <w:t xml:space="preserve">item-by-item basis</w:t>
+              <w:t xml:space="preserve">26  </w:t>
+            </w:r>
+            <w:r>
+              <w:rPr>
+                <w:sz w:val="16"/>
+                <w:szCs w:val="16"/>
+              </w:rPr>
+              <w:t xml:space="preserve">lower of cost or market (LCM)</w:t>
             </w:r>
           </w:p>
         </w:tc>
@@ -8041,14 +8137,92 @@
           </w:tcPr>
           <w:p>
             <w:pPr>
-              <w:spacing w:before="24" w:after="24"/>
-            </w:pPr>
-            <w:r>
-              <w:rPr>
-                <w:sz w:val="16"/>
-                <w:szCs w:val="16"/>
-              </w:rPr>
-              <w:t xml:space="preserve"/>
+              <w:spacing w:before="12" w:after="12"/>
+            </w:pPr>
+            <w:r>
+              <w:rPr>
+                <w:b/>
+                <w:bCs/>
+                <w:color w:val="8186EF"/>
+                <w:sz w:val="16"/>
+                <w:szCs w:val="16"/>
+              </w:rPr>
+              <w:t xml:space="preserve">27  </w:t>
+            </w:r>
+            <w:r>
+              <w:rPr>
+                <w:sz w:val="16"/>
+                <w:szCs w:val="16"/>
+              </w:rPr>
+              <w:t xml:space="preserve">floor</w:t>
+            </w:r>
+          </w:p>
+        </w:tc>
+      </w:tr>
+      <w:tr>
+        <w:tc>
+          <w:tcPr>
+            <w:tcW w:type="pct" w:w="2500"/>
+            <w:tcMar>
+              <w:top w:type="dxa" w:w="20"/>
+              <w:left w:type="dxa" w:w="80"/>
+              <w:bottom w:type="dxa" w:w="20"/>
+              <w:right w:type="dxa" w:w="80"/>
+            </w:tcMar>
+          </w:tcPr>
+          <w:p>
+            <w:pPr>
+              <w:spacing w:before="12" w:after="12"/>
+            </w:pPr>
+            <w:r>
+              <w:rPr>
+                <w:b/>
+                <w:bCs/>
+                <w:color w:val="8186EF"/>
+                <w:sz w:val="16"/>
+                <w:szCs w:val="16"/>
+              </w:rPr>
+              <w:t xml:space="preserve">14  </w:t>
+            </w:r>
+            <w:r>
+              <w:rPr>
+                <w:sz w:val="16"/>
+                <w:szCs w:val="16"/>
+              </w:rPr>
+              <w:t xml:space="preserve">category</w:t>
+            </w:r>
+          </w:p>
+        </w:tc>
+        <w:tc>
+          <w:tcPr>
+            <w:tcW w:type="pct" w:w="2500"/>
+            <w:tcMar>
+              <w:top w:type="dxa" w:w="20"/>
+              <w:left w:type="dxa" w:w="80"/>
+              <w:bottom w:type="dxa" w:w="20"/>
+              <w:right w:type="dxa" w:w="80"/>
+            </w:tcMar>
+          </w:tcPr>
+          <w:p>
+            <w:pPr>
+              <w:spacing w:before="12" w:after="12"/>
+            </w:pPr>
+            <w:r>
+              <w:rPr>
+                <w:b/>
+                <w:bCs/>
+                <w:color w:val="8186EF"/>
+                <w:sz w:val="16"/>
+                <w:szCs w:val="16"/>
+              </w:rPr>
+              <w:t xml:space="preserve">28  </w:t>
+            </w:r>
+            <w:r>
+              <w:rPr>
+                <w:sz w:val="16"/>
+                <w:szCs w:val="16"/>
+              </w:rPr>
+              <w:t xml:space="preserve">item-by-item basis</w:t>
             </w:r>
           </w:p>
         </w:tc>
@@ -8668,7 +8842,7 @@
                 <w:sz w:val="16"/>
                 <w:szCs w:val="16"/>
               </w:rPr>
-              <w:t xml:space="preserve">approximates   ·   thousands   ·   markup   ·   cost-to-retail   ·   change   ·   conventional   ·   estimates   ·   markdown   ·   expensive   ·   warehouse</w:t>
+              <w:t xml:space="preserve">approximates   ·   thousands   ·   markup   ·   cost-to-retail   ·   change   ·   conventional   ·   estimates   ·   markdown   ·   expensive   ·   destroyed</w:t>
             </w:r>
           </w:p>
         </w:tc>
@@ -9204,7 +9378,7 @@
           <w:sz w:val="19"/>
           <w:szCs w:val="19"/>
         </w:rPr>
-        <w:t xml:space="preserve">A LIFO </w:t>
+        <w:t xml:space="preserve">Complete the </w:t>
       </w:r>
       <w:r>
         <w:rPr>
@@ -9236,7 +9410,7 @@
           <w:sz w:val="19"/>
           <w:szCs w:val="19"/>
         </w:rPr>
-        <w:t xml:space="preserve"> method also </w:t>
+        <w:t xml:space="preserve"> boxes using the </w:t>
       </w:r>
       <w:r>
         <w:rPr>
@@ -9254,7 +9428,7 @@
           <w:sz w:val="19"/>
           <w:szCs w:val="19"/>
         </w:rPr>
-        <w:t xml:space="preserve">           </w:t>
+        <w:t xml:space="preserve">              </w:t>
       </w:r>
       <w:r>
         <w:rPr>
@@ -9268,14 +9442,14 @@
           <w:sz w:val="19"/>
           <w:szCs w:val="19"/>
         </w:rPr>
-        <w:t xml:space="preserve">. </w:t>
-      </w:r>
-      <w:r>
-        <w:rPr>
-          <w:sz w:val="19"/>
-          <w:szCs w:val="19"/>
-        </w:rPr>
-        <w:t xml:space="preserve">It </w:t>
+        <w:t xml:space="preserve"> retail method. </w:t>
+      </w:r>
+      <w:r>
+        <w:rPr>
+          <w:sz w:val="19"/>
+          <w:szCs w:val="19"/>
+        </w:rPr>
+        <w:t xml:space="preserve">A LIFO retail method also </w:t>
       </w:r>
       <w:r>
         <w:rPr>
@@ -9307,7 +9481,14 @@
           <w:sz w:val="19"/>
           <w:szCs w:val="19"/>
         </w:rPr>
-        <w:t xml:space="preserve"> beginning inventory out of the ratio, includes </w:t>
+        <w:t xml:space="preserve">. </w:t>
+      </w:r>
+      <w:r>
+        <w:rPr>
+          <w:sz w:val="19"/>
+          <w:szCs w:val="19"/>
+        </w:rPr>
+        <w:t xml:space="preserve">It </w:t>
       </w:r>
       <w:r>
         <w:rPr>
@@ -9339,21 +9520,7 @@
           <w:sz w:val="19"/>
           <w:szCs w:val="19"/>
         </w:rPr>
-        <w:t xml:space="preserve">, and adds a new layer each year at that year's ratio. </w:t>
-      </w:r>
-      <w:r>
-        <w:rPr>
-          <w:sz w:val="19"/>
-          <w:szCs w:val="19"/>
-        </w:rPr>
-        <w:t xml:space="preserve">The exam tests it less often. </w:t>
-      </w:r>
-      <w:r>
-        <w:rPr>
-          <w:sz w:val="19"/>
-          <w:szCs w:val="19"/>
-        </w:rPr>
-        <w:t xml:space="preserve">The gross profit method </w:t>
+        <w:t xml:space="preserve"> beginning inventory out of the ratio, includes </w:t>
       </w:r>
       <w:r>
         <w:rPr>
@@ -9385,14 +9552,7 @@
           <w:sz w:val="19"/>
           <w:szCs w:val="19"/>
         </w:rPr>
-        <w:t xml:space="preserve"> ending inventory from the usual gross profit rate. </w:t>
-      </w:r>
-      <w:r>
-        <w:rPr>
-          <w:sz w:val="19"/>
-          <w:szCs w:val="19"/>
-        </w:rPr>
-        <w:t xml:space="preserve">It is used for </w:t>
+        <w:t xml:space="preserve">, and adds a new layer each year at that </w:t>
       </w:r>
       <w:r>
         <w:rPr>
@@ -9424,7 +9584,21 @@
           <w:sz w:val="19"/>
           <w:szCs w:val="19"/>
         </w:rPr>
-        <w:t xml:space="preserve"> reports, to check a </w:t>
+        <w:t xml:space="preserve"> ratio. </w:t>
+      </w:r>
+      <w:r>
+        <w:rPr>
+          <w:sz w:val="19"/>
+          <w:szCs w:val="19"/>
+        </w:rPr>
+        <w:t xml:space="preserve">The exam tests it less often. </w:t>
+      </w:r>
+      <w:r>
+        <w:rPr>
+          <w:sz w:val="19"/>
+          <w:szCs w:val="19"/>
+        </w:rPr>
+        <w:t xml:space="preserve">The gross profit method </w:t>
       </w:r>
       <w:r>
         <w:rPr>
@@ -9456,14 +9630,14 @@
           <w:sz w:val="19"/>
           <w:szCs w:val="19"/>
         </w:rPr>
-        <w:t xml:space="preserve"> count, and to estimate inventory lost in a fire or a theft. </w:t>
-      </w:r>
-      <w:r>
-        <w:rPr>
-          <w:sz w:val="19"/>
-          <w:szCs w:val="19"/>
-        </w:rPr>
-        <w:t xml:space="preserve">It is not </w:t>
+        <w:t xml:space="preserve"> ending inventory from the usual gross profit rate. </w:t>
+      </w:r>
+      <w:r>
+        <w:rPr>
+          <w:sz w:val="19"/>
+          <w:szCs w:val="19"/>
+        </w:rPr>
+        <w:t xml:space="preserve">It is used for interim reports, to check a </w:t>
       </w:r>
       <w:r>
         <w:rPr>
@@ -9481,7 +9655,7 @@
           <w:sz w:val="19"/>
           <w:szCs w:val="19"/>
         </w:rPr>
-        <w:t xml:space="preserve">            </w:t>
+        <w:t xml:space="preserve">           </w:t>
       </w:r>
       <w:r>
         <w:rPr>
@@ -9495,7 +9669,14 @@
           <w:sz w:val="19"/>
           <w:szCs w:val="19"/>
         </w:rPr>
-        <w:t xml:space="preserve"> for annual financial </w:t>
+        <w:t xml:space="preserve"> count, and to estimate inventory lost in a fire or a theft. </w:t>
+      </w:r>
+      <w:r>
+        <w:rPr>
+          <w:sz w:val="19"/>
+          <w:szCs w:val="19"/>
+        </w:rPr>
+        <w:t xml:space="preserve">It is not </w:t>
       </w:r>
       <w:r>
         <w:rPr>
@@ -9527,7 +9708,7 @@
           <w:sz w:val="19"/>
           <w:szCs w:val="19"/>
         </w:rPr>
-        <w:t xml:space="preserve">. </w:t>
+        <w:t xml:space="preserve"> for annual financial statements. </w:t>
       </w:r>
       <w:r>
         <w:rPr>
@@ -9566,7 +9747,14 @@
           <w:sz w:val="19"/>
           <w:szCs w:val="19"/>
         </w:rPr>
-        <w:t xml:space="preserve"> part of the Orontes </w:t>
+        <w:t xml:space="preserve"> part of the Orontes warehouse in Jebel Ali. </w:t>
+      </w:r>
+      <w:r>
+        <w:rPr>
+          <w:sz w:val="19"/>
+          <w:szCs w:val="19"/>
+        </w:rPr>
+        <w:t xml:space="preserve">Beginning inventory was $80,000, </w:t>
       </w:r>
       <w:r>
         <w:rPr>
@@ -9598,14 +9786,28 @@
           <w:sz w:val="19"/>
           <w:szCs w:val="19"/>
         </w:rPr>
-        <w:t xml:space="preserve"> in Jebel Ali. </w:t>
-      </w:r>
-      <w:r>
-        <w:rPr>
-          <w:sz w:val="19"/>
-          <w:szCs w:val="19"/>
-        </w:rPr>
-        <w:t xml:space="preserve">Beginning inventory was $80,000, </w:t>
+        <w:t xml:space="preserve"> were $300,000 and net sales were $400,000. </w:t>
+      </w:r>
+      <w:r>
+        <w:rPr>
+          <w:sz w:val="19"/>
+          <w:szCs w:val="19"/>
+        </w:rPr>
+        <w:t xml:space="preserve">The usual gross profit rate is 30% of sales. </w:t>
+      </w:r>
+      <w:r>
+        <w:rPr>
+          <w:sz w:val="19"/>
+          <w:szCs w:val="19"/>
+        </w:rPr>
+        <w:t xml:space="preserve">Estimated cost of goods sold is $280,000, so estimated inventory at the date of the fire is $380,000 − $280,000 = $100,000. </w:t>
+      </w:r>
+      <w:r>
+        <w:rPr>
+          <w:sz w:val="19"/>
+          <w:szCs w:val="19"/>
+        </w:rPr>
+        <w:t xml:space="preserve">Goods </w:t>
       </w:r>
       <w:r>
         <w:rPr>
@@ -9637,28 +9839,7 @@
           <w:sz w:val="19"/>
           <w:szCs w:val="19"/>
         </w:rPr>
-        <w:t xml:space="preserve"> were $300,000 and net sales were $400,000. </w:t>
-      </w:r>
-      <w:r>
-        <w:rPr>
-          <w:sz w:val="19"/>
-          <w:szCs w:val="19"/>
-        </w:rPr>
-        <w:t xml:space="preserve">The usual gross profit rate is 30% of sales. </w:t>
-      </w:r>
-      <w:r>
-        <w:rPr>
-          <w:sz w:val="19"/>
-          <w:szCs w:val="19"/>
-        </w:rPr>
-        <w:t xml:space="preserve">Estimated cost of goods sold is $280,000, so estimated inventory at the date of the fire is $380,000 − $280,000 = $100,000. </w:t>
-      </w:r>
-      <w:r>
-        <w:rPr>
-          <w:sz w:val="19"/>
-          <w:szCs w:val="19"/>
-        </w:rPr>
-        <w:t xml:space="preserve">Goods costing $12,000 were saved, so the estimated fire loss is $88,000. </w:t>
+        <w:t xml:space="preserve"> $12,000 were saved, so the estimated fire loss is $88,000. </w:t>
       </w:r>
     </w:p>
     <w:tbl>
@@ -9716,7 +9897,7 @@
                 <w:sz w:val="16"/>
                 <w:szCs w:val="16"/>
               </w:rPr>
-              <w:t xml:space="preserve">warehouse   ·   destroyed   ·   leaves   ·   available   ·   purchases   ·   markdowns   ·   acceptable   ·   estimates   ·   statements   ·   interim   ·   physical   ·   exists   ·   retail</w:t>
+              <w:t xml:space="preserve">purchases   ·   destroyed   ·   exists   ·   shrinkage   ·   costing   ·   leaves   ·   physical   ·   markdowns   ·   acceptable   ·   year's   ·   estimates   ·   conventional   ·   dashed</w:t>
             </w:r>
           </w:p>
         </w:tc>
@@ -10042,7 +10223,7 @@
                 <w:sz w:val="16"/>
                 <w:szCs w:val="16"/>
               </w:rPr>
-              <w:t xml:space="preserve">question   ·   shrinkage   ·   expensive   ·   convert   ·   markdowns   ·   Conventional</w:t>
+              <w:t xml:space="preserve">question   ·   shrinkage   ·   available   ·   convert   ·   markdowns   ·   Conventional</w:t>
             </w:r>
           </w:p>
         </w:tc>
@@ -10786,7 +10967,7 @@
                 <w:sz w:val="16"/>
                 <w:szCs w:val="16"/>
               </w:rPr>
-              <w:t xml:space="preserve">leaves</w:t>
+              <w:t xml:space="preserve">exists</w:t>
             </w:r>
           </w:p>
         </w:tc>
@@ -10854,7 +11035,7 @@
                 <w:sz w:val="16"/>
                 <w:szCs w:val="16"/>
               </w:rPr>
-              <w:t xml:space="preserve">markdowns</w:t>
+              <w:t xml:space="preserve">leaves</w:t>
             </w:r>
           </w:p>
         </w:tc>
@@ -10922,7 +11103,7 @@
                 <w:sz w:val="16"/>
                 <w:szCs w:val="16"/>
               </w:rPr>
-              <w:t xml:space="preserve">estimates</w:t>
+              <w:t xml:space="preserve">markdowns</w:t>
             </w:r>
           </w:p>
         </w:tc>
@@ -10990,7 +11171,7 @@
                 <w:sz w:val="16"/>
                 <w:szCs w:val="16"/>
               </w:rPr>
-              <w:t xml:space="preserve">interim</w:t>
+              <w:t xml:space="preserve">year's</w:t>
             </w:r>
           </w:p>
         </w:tc>
@@ -11058,7 +11239,7 @@
                 <w:sz w:val="16"/>
                 <w:szCs w:val="16"/>
               </w:rPr>
-              <w:t xml:space="preserve">physical</w:t>
+              <w:t xml:space="preserve">estimates</w:t>
             </w:r>
           </w:p>
         </w:tc>
@@ -11126,7 +11307,7 @@
                 <w:sz w:val="16"/>
                 <w:szCs w:val="16"/>
               </w:rPr>
-              <w:t xml:space="preserve">acceptable</w:t>
+              <w:t xml:space="preserve">physical</w:t>
             </w:r>
           </w:p>
         </w:tc>
@@ -11194,7 +11375,7 @@
                 <w:sz w:val="16"/>
                 <w:szCs w:val="16"/>
               </w:rPr>
-              <w:t xml:space="preserve">statements</w:t>
+              <w:t xml:space="preserve">acceptable</w:t>
             </w:r>
           </w:p>
         </w:tc>
@@ -11330,7 +11511,7 @@
                 <w:sz w:val="16"/>
                 <w:szCs w:val="16"/>
               </w:rPr>
-              <w:t xml:space="preserve">warehouse</w:t>
+              <w:t xml:space="preserve">purchases</w:t>
             </w:r>
           </w:p>
         </w:tc>
@@ -11398,7 +11579,7 @@
                 <w:sz w:val="16"/>
                 <w:szCs w:val="16"/>
               </w:rPr>
-              <w:t xml:space="preserve">purchases</w:t>
+              <w:t xml:space="preserve">costing</w:t>
             </w:r>
           </w:p>
         </w:tc>
@@ -11841,7 +12022,7 @@
                 <w:sz w:val="16"/>
                 <w:szCs w:val="16"/>
               </w:rPr>
-              <w:t xml:space="preserve">retail</w:t>
+              <w:t xml:space="preserve">dashed</w:t>
             </w:r>
           </w:p>
         </w:tc>
@@ -11909,7 +12090,7 @@
                 <w:sz w:val="16"/>
                 <w:szCs w:val="16"/>
               </w:rPr>
-              <w:t xml:space="preserve">exists</w:t>
+              <w:t xml:space="preserve">conventional</w:t>
             </w:r>
           </w:p>
         </w:tc>
@@ -12033,7 +12214,7 @@
           <w:sz w:val="15"/>
           <w:szCs w:val="15"/>
         </w:rPr>
-        <w:t xml:space="preserve">A LIFO retail method also exists. It leaves beginning inventory out of the ratio, includes markdowns, and adds a new layer each year at that year's ratio. The exam tests it less often. The gross profit method estimates ending inventory from the usual gross profit rate. It is used for interim reports, to check a physical count, and to estimate inventory lost in a fire or a theft. It is not acceptable for annual financial statements. A fire destroyed part of the Orontes warehouse in Jebel Ali. Beginning inventory was $80,000, purchases were $300,000 and net sales were $400,000. The usual gross profit rate is 30% of sales. Estimated cost of goods sold is $280,000, so estimated inventory at the date of the fire is $380,000 − $280,000 = $100,000. Goods costing $12,000 were saved, so the estimated fire loss is $88,000.</w:t>
+        <w:t xml:space="preserve">Complete the dashed boxes using the conventional retail method. A LIFO retail method also exists. It leaves beginning inventory out of the ratio, includes markdowns, and adds a new layer each year at that year's ratio. The exam tests it less often. The gross profit method estimates ending inventory from the usual gross profit rate. It is used for interim reports, to check a physical count, and to estimate inventory lost in a fire or a theft. It is not acceptable for annual financial statements. A fire destroyed part of the Orontes warehouse in Jebel Ali. Beginning inventory was $80,000, purchases were $300,000 and net sales were $400,000. The usual gross profit rate is 30% of sales. Estimated cost of goods sold is $280,000, so estimated inventory at the date of the fire is $380,000 − $280,000 = $100,000. Goods costing $12,000 were saved, so the estimated fire loss is $88,000.</w:t>
       </w:r>
     </w:p>
     <w:p>

--- a/CMA_Summaries_B1_Ch08.docx
+++ b/CMA_Summaries_B1_Ch08.docx
@@ -2191,7 +2191,7 @@
       <w:r>
         <w:drawing>
           <wp:inline distT="0" distB="0" distL="0" distR="0">
-            <wp:extent cx="5734050" cy="2421875"/>
+            <wp:extent cx="5734050" cy="2361525"/>
             <wp:effectExtent t="0" r="0" b="0" l="0"/>
             <wp:docPr id="1" name="" descr="" title=""/>
             <wp:cNvGraphicFramePr>
@@ -2216,7 +2216,7 @@
                   <pic:spPr bwMode="auto">
                     <a:xfrm>
                       <a:off x="0" y="0"/>
-                      <a:ext cx="5734050" cy="2421875"/>
+                      <a:ext cx="5734050" cy="2361525"/>
                     </a:xfrm>
                     <a:prstGeom prst="rect">
                       <a:avLst/>
@@ -2284,7 +2284,7 @@
                 <w:sz w:val="16"/>
                 <w:szCs w:val="16"/>
               </w:rPr>
-              <w:t xml:space="preserve">floor   ·   cost-to-retail ratio   ·   replacement cost</w:t>
+              <w:t xml:space="preserve">write-down   ·   floor   ·   lower of cost and net realizable value (LCNRV)</w:t>
             </w:r>
           </w:p>
         </w:tc>
@@ -3696,7 +3696,7 @@
                 <w:sz w:val="16"/>
                 <w:szCs w:val="16"/>
               </w:rPr>
-              <w:t xml:space="preserve">replacement cost</w:t>
+              <w:t xml:space="preserve">lower of cost and net realizable value (LCNRV)</w:t>
             </w:r>
           </w:p>
         </w:tc>
@@ -3764,7 +3764,7 @@
                 <w:sz w:val="16"/>
                 <w:szCs w:val="16"/>
               </w:rPr>
-              <w:t xml:space="preserve">floor</w:t>
+              <w:t xml:space="preserve">write-down</w:t>
             </w:r>
           </w:p>
         </w:tc>
@@ -4480,1382 +4480,80 @@
       </w:tr>
     </w:tbl>
     <w:p/>
-    <w:tbl>
-      <w:tblPr>
-        <w:tblW w:type="pct" w:w="100%"/>
-        <w:tblLayout w:type="fixed"/>
-        <w:tblBorders>
-          <w:top w:val="single" w:color="353A7C" w:sz="6"/>
-          <w:left w:val="single" w:color="353A7C" w:sz="6"/>
-          <w:bottom w:val="single" w:color="353A7C" w:sz="6"/>
-          <w:right w:val="single" w:color="353A7C" w:sz="6"/>
-          <w:insideH w:val="single" w:color="353A7C" w:sz="6"/>
-          <w:insideV w:val="single" w:color="353A7C" w:sz="6"/>
-        </w:tblBorders>
-      </w:tblPr>
-      <w:tblGrid>
-        <w:gridCol w:w="1434"/>
-        <w:gridCol w:w="1017"/>
-        <w:gridCol w:w="864"/>
-        <w:gridCol w:w="1396"/>
-        <w:gridCol w:w="1104"/>
-        <w:gridCol w:w="864"/>
-        <w:gridCol w:w="864"/>
-        <w:gridCol w:w="1032"/>
-        <w:gridCol w:w="1026"/>
-      </w:tblGrid>
-      <w:tr>
-        <w:tc>
-          <w:tcPr>
-            <w:tcW w:type="pct" w:w="5000"/>
-            <w:gridSpan w:val="9"/>
-            <w:shd w:fill="353A7C" w:val="clear"/>
-            <w:tcMar>
-              <w:top w:type="dxa" w:w="60"/>
-              <w:left w:type="dxa" w:w="120"/>
-              <w:bottom w:type="dxa" w:w="60"/>
-              <w:right w:type="dxa" w:w="120"/>
-            </w:tcMar>
-          </w:tcPr>
-          <w:p>
-            <w:pPr>
-              <w:spacing w:before="40" w:after="40"/>
-            </w:pPr>
-            <w:r>
-              <w:rPr>
-                <w:b/>
-                <w:bCs/>
-                <w:color w:val="FFFFFF"/>
-                <w:sz w:val="17"/>
-                <w:szCs w:val="17"/>
-              </w:rPr>
-              <w:t xml:space="preserve">LCM, item by item, for four Orontes product lines measured under LIFO (whole USD per case)</w:t>
-            </w:r>
-          </w:p>
-        </w:tc>
-      </w:tr>
-      <w:tr>
-        <w:tc>
-          <w:tcPr>
-            <w:tcW w:type="pct" w:w="747"/>
-            <w:shd w:fill="353A7C" w:val="clear"/>
-            <w:tcMar>
-              <w:top w:type="dxa" w:w="50"/>
-              <w:left w:type="dxa" w:w="110"/>
-              <w:bottom w:type="dxa" w:w="50"/>
-              <w:right w:type="dxa" w:w="110"/>
-            </w:tcMar>
-          </w:tcPr>
-          <w:p>
-            <w:pPr>
-              <w:spacing w:before="30" w:after="30"/>
-            </w:pPr>
-            <w:r>
-              <w:rPr>
-                <w:b/>
-                <w:bCs/>
-                <w:color w:val="FFFFFF"/>
-                <w:sz w:val="15"/>
-                <w:szCs w:val="15"/>
-              </w:rPr>
-              <w:t xml:space="preserve">Item</w:t>
-            </w:r>
-          </w:p>
-        </w:tc>
-        <w:tc>
-          <w:tcPr>
-            <w:tcW w:type="pct" w:w="530"/>
-            <w:shd w:fill="353A7C" w:val="clear"/>
-            <w:tcMar>
-              <w:top w:type="dxa" w:w="50"/>
-              <w:left w:type="dxa" w:w="110"/>
-              <w:bottom w:type="dxa" w:w="50"/>
-              <w:right w:type="dxa" w:w="110"/>
-            </w:tcMar>
-          </w:tcPr>
-          <w:p>
-            <w:pPr>
-              <w:spacing w:before="30" w:after="30"/>
-            </w:pPr>
-            <w:r>
-              <w:rPr>
-                <w:b/>
-                <w:bCs/>
-                <w:color w:val="FFFFFF"/>
-                <w:sz w:val="15"/>
-                <w:szCs w:val="15"/>
-              </w:rPr>
-              <w:t xml:space="preserve">Cases</w:t>
-            </w:r>
-          </w:p>
-        </w:tc>
-        <w:tc>
-          <w:tcPr>
-            <w:tcW w:type="pct" w:w="450"/>
-            <w:shd w:fill="353A7C" w:val="clear"/>
-            <w:tcMar>
-              <w:top w:type="dxa" w:w="50"/>
-              <w:left w:type="dxa" w:w="110"/>
-              <w:bottom w:type="dxa" w:w="50"/>
-              <w:right w:type="dxa" w:w="110"/>
-            </w:tcMar>
-          </w:tcPr>
-          <w:p>
-            <w:pPr>
-              <w:spacing w:before="30" w:after="30"/>
-            </w:pPr>
-            <w:r>
-              <w:rPr>
-                <w:b/>
-                <w:bCs/>
-                <w:color w:val="FFFFFF"/>
-                <w:sz w:val="15"/>
-                <w:szCs w:val="15"/>
-              </w:rPr>
-              <w:t xml:space="preserve">Cost</w:t>
-            </w:r>
-          </w:p>
-        </w:tc>
-        <w:tc>
-          <w:tcPr>
-            <w:tcW w:type="pct" w:w="727"/>
-            <w:shd w:fill="353A7C" w:val="clear"/>
-            <w:tcMar>
-              <w:top w:type="dxa" w:w="50"/>
-              <w:left w:type="dxa" w:w="110"/>
-              <w:bottom w:type="dxa" w:w="50"/>
-              <w:right w:type="dxa" w:w="110"/>
-            </w:tcMar>
-          </w:tcPr>
-          <w:p>
-            <w:pPr>
-              <w:spacing w:before="30" w:after="30"/>
-            </w:pPr>
-            <w:r>
-              <w:rPr>
-                <w:b/>
-                <w:bCs/>
-                <w:color w:val="FFFFFF"/>
-                <w:sz w:val="15"/>
-                <w:szCs w:val="15"/>
-              </w:rPr>
-              <w:t xml:space="preserve">Replace-ment cost</w:t>
-            </w:r>
-          </w:p>
-        </w:tc>
-        <w:tc>
-          <w:tcPr>
-            <w:tcW w:type="pct" w:w="575"/>
-            <w:shd w:fill="353A7C" w:val="clear"/>
-            <w:tcMar>
-              <w:top w:type="dxa" w:w="50"/>
-              <w:left w:type="dxa" w:w="110"/>
-              <w:bottom w:type="dxa" w:w="50"/>
-              <w:right w:type="dxa" w:w="110"/>
-            </w:tcMar>
-          </w:tcPr>
-          <w:p>
-            <w:pPr>
-              <w:spacing w:before="30" w:after="30"/>
-            </w:pPr>
-            <w:r>
-              <w:rPr>
-                <w:b/>
-                <w:bCs/>
-                <w:color w:val="FFFFFF"/>
-                <w:sz w:val="15"/>
-                <w:szCs w:val="15"/>
-              </w:rPr>
-              <w:t xml:space="preserve">NRV (ceiling)</w:t>
-            </w:r>
-          </w:p>
-        </w:tc>
-        <w:tc>
-          <w:tcPr>
-            <w:tcW w:type="pct" w:w="450"/>
-            <w:shd w:fill="353A7C" w:val="clear"/>
-            <w:tcMar>
-              <w:top w:type="dxa" w:w="50"/>
-              <w:left w:type="dxa" w:w="110"/>
-              <w:bottom w:type="dxa" w:w="50"/>
-              <w:right w:type="dxa" w:w="110"/>
-            </w:tcMar>
-          </w:tcPr>
-          <w:p>
-            <w:pPr>
-              <w:spacing w:before="30" w:after="30"/>
-            </w:pPr>
-            <w:r>
-              <w:rPr>
-                <w:b/>
-                <w:bCs/>
-                <w:color w:val="FFFFFF"/>
-                <w:sz w:val="15"/>
-                <w:szCs w:val="15"/>
-              </w:rPr>
-              <w:t xml:space="preserve">Floor</w:t>
-            </w:r>
-          </w:p>
-        </w:tc>
-        <w:tc>
-          <w:tcPr>
-            <w:tcW w:type="pct" w:w="450"/>
-            <w:shd w:fill="353A7C" w:val="clear"/>
-            <w:tcMar>
-              <w:top w:type="dxa" w:w="50"/>
-              <w:left w:type="dxa" w:w="110"/>
-              <w:bottom w:type="dxa" w:w="50"/>
-              <w:right w:type="dxa" w:w="110"/>
-            </w:tcMar>
-          </w:tcPr>
-          <w:p>
-            <w:pPr>
-              <w:spacing w:before="30" w:after="30"/>
-            </w:pPr>
-            <w:r>
-              <w:rPr>
-                <w:b/>
-                <w:bCs/>
-                <w:color w:val="FFFFFF"/>
-                <w:sz w:val="15"/>
-                <w:szCs w:val="15"/>
-              </w:rPr>
-              <w:t xml:space="preserve">Market</w:t>
-            </w:r>
-          </w:p>
-        </w:tc>
-        <w:tc>
-          <w:tcPr>
-            <w:tcW w:type="pct" w:w="537"/>
-            <w:shd w:fill="353A7C" w:val="clear"/>
-            <w:tcMar>
-              <w:top w:type="dxa" w:w="50"/>
-              <w:left w:type="dxa" w:w="110"/>
-              <w:bottom w:type="dxa" w:w="50"/>
-              <w:right w:type="dxa" w:w="110"/>
-            </w:tcMar>
-          </w:tcPr>
-          <w:p>
-            <w:pPr>
-              <w:spacing w:before="30" w:after="30"/>
-            </w:pPr>
-            <w:r>
-              <w:rPr>
-                <w:b/>
-                <w:bCs/>
-                <w:color w:val="FFFFFF"/>
-                <w:sz w:val="15"/>
-                <w:szCs w:val="15"/>
-              </w:rPr>
-              <w:t xml:space="preserve">LCM per case</w:t>
-            </w:r>
-          </w:p>
-        </w:tc>
-        <w:tc>
-          <w:tcPr>
-            <w:tcW w:type="pct" w:w="534"/>
-            <w:shd w:fill="353A7C" w:val="clear"/>
-            <w:tcMar>
-              <w:top w:type="dxa" w:w="50"/>
-              <w:left w:type="dxa" w:w="110"/>
-              <w:bottom w:type="dxa" w:w="50"/>
-              <w:right w:type="dxa" w:w="110"/>
-            </w:tcMar>
-          </w:tcPr>
-          <w:p>
-            <w:pPr>
-              <w:spacing w:before="30" w:after="30"/>
-            </w:pPr>
-            <w:r>
-              <w:rPr>
-                <w:b/>
-                <w:bCs/>
-                <w:color w:val="FFFFFF"/>
-                <w:sz w:val="15"/>
-                <w:szCs w:val="15"/>
-              </w:rPr>
-              <w:t xml:space="preserve">Write-down</w:t>
-            </w:r>
-          </w:p>
-        </w:tc>
-      </w:tr>
-      <w:tr>
-        <w:tc>
-          <w:tcPr>
-            <w:tcW w:type="pct" w:w="747"/>
-            <w:shd w:fill="FFFFFF" w:val="clear"/>
-            <w:tcMar>
-              <w:top w:type="dxa" w:w="50"/>
-              <w:left w:type="dxa" w:w="110"/>
-              <w:bottom w:type="dxa" w:w="50"/>
-              <w:right w:type="dxa" w:w="110"/>
-            </w:tcMar>
-          </w:tcPr>
-          <w:p>
-            <w:pPr>
-              <w:spacing w:before="46" w:after="46"/>
-            </w:pPr>
-            <w:r>
-              <w:rPr>
-                <w:b/>
-                <w:bCs/>
-                <w:color w:val="8186EF"/>
-                <w:sz w:val="14"/>
-                <w:szCs w:val="14"/>
-              </w:rPr>
-              <w:t xml:space="preserve">(11)</w:t>
-            </w:r>
-          </w:p>
-        </w:tc>
-        <w:tc>
-          <w:tcPr>
-            <w:tcW w:type="pct" w:w="530"/>
-            <w:tcMar>
-              <w:top w:type="dxa" w:w="50"/>
-              <w:left w:type="dxa" w:w="110"/>
-              <w:bottom w:type="dxa" w:w="50"/>
-              <w:right w:type="dxa" w:w="110"/>
-            </w:tcMar>
-          </w:tcPr>
-          <w:p>
-            <w:pPr>
-              <w:spacing w:before="28" w:after="28"/>
-            </w:pPr>
-            <w:r>
-              <w:rPr>
-                <w:sz w:val="15"/>
-                <w:szCs w:val="15"/>
-              </w:rPr>
-              <w:t xml:space="preserve">1,000</w:t>
-            </w:r>
-          </w:p>
-        </w:tc>
-        <w:tc>
-          <w:tcPr>
-            <w:tcW w:type="pct" w:w="450"/>
-            <w:tcMar>
-              <w:top w:type="dxa" w:w="50"/>
-              <w:left w:type="dxa" w:w="110"/>
-              <w:bottom w:type="dxa" w:w="50"/>
-              <w:right w:type="dxa" w:w="110"/>
-            </w:tcMar>
-          </w:tcPr>
-          <w:p>
-            <w:pPr>
-              <w:spacing w:before="28" w:after="28"/>
-            </w:pPr>
-            <w:r>
-              <w:rPr>
-                <w:sz w:val="15"/>
-                <w:szCs w:val="15"/>
-              </w:rPr>
-              <w:t xml:space="preserve">30</w:t>
-            </w:r>
-          </w:p>
-        </w:tc>
-        <w:tc>
-          <w:tcPr>
-            <w:tcW w:type="pct" w:w="727"/>
-            <w:tcMar>
-              <w:top w:type="dxa" w:w="50"/>
-              <w:left w:type="dxa" w:w="110"/>
-              <w:bottom w:type="dxa" w:w="50"/>
-              <w:right w:type="dxa" w:w="110"/>
-            </w:tcMar>
-          </w:tcPr>
-          <w:p>
-            <w:pPr>
-              <w:spacing w:before="28" w:after="28"/>
-            </w:pPr>
-            <w:r>
-              <w:rPr>
-                <w:sz w:val="15"/>
-                <w:szCs w:val="15"/>
-              </w:rPr>
-              <w:t xml:space="preserve">27</w:t>
-            </w:r>
-          </w:p>
-        </w:tc>
-        <w:tc>
-          <w:tcPr>
-            <w:tcW w:type="pct" w:w="575"/>
-            <w:tcMar>
-              <w:top w:type="dxa" w:w="50"/>
-              <w:left w:type="dxa" w:w="110"/>
-              <w:bottom w:type="dxa" w:w="50"/>
-              <w:right w:type="dxa" w:w="110"/>
-            </w:tcMar>
-          </w:tcPr>
-          <w:p>
-            <w:pPr>
-              <w:spacing w:before="28" w:after="28"/>
-            </w:pPr>
-            <w:r>
-              <w:rPr>
-                <w:sz w:val="15"/>
-                <w:szCs w:val="15"/>
-              </w:rPr>
-              <w:t xml:space="preserve">36</w:t>
-            </w:r>
-          </w:p>
-        </w:tc>
-        <w:tc>
-          <w:tcPr>
-            <w:tcW w:type="pct" w:w="450"/>
-            <w:tcMar>
-              <w:top w:type="dxa" w:w="50"/>
-              <w:left w:type="dxa" w:w="110"/>
-              <w:bottom w:type="dxa" w:w="50"/>
-              <w:right w:type="dxa" w:w="110"/>
-            </w:tcMar>
-          </w:tcPr>
-          <w:p>
-            <w:pPr>
-              <w:spacing w:before="28" w:after="28"/>
-            </w:pPr>
-            <w:r>
-              <w:rPr>
-                <w:sz w:val="15"/>
-                <w:szCs w:val="15"/>
-              </w:rPr>
-              <w:t xml:space="preserve">28</w:t>
-            </w:r>
-          </w:p>
-        </w:tc>
-        <w:tc>
-          <w:tcPr>
-            <w:tcW w:type="pct" w:w="450"/>
-            <w:tcMar>
-              <w:top w:type="dxa" w:w="50"/>
-              <w:left w:type="dxa" w:w="110"/>
-              <w:bottom w:type="dxa" w:w="50"/>
-              <w:right w:type="dxa" w:w="110"/>
-            </w:tcMar>
-          </w:tcPr>
-          <w:p>
-            <w:pPr>
-              <w:spacing w:before="28" w:after="28"/>
-            </w:pPr>
-            <w:r>
-              <w:rPr>
-                <w:sz w:val="15"/>
-                <w:szCs w:val="15"/>
-              </w:rPr>
-              <w:t xml:space="preserve">28</w:t>
-            </w:r>
-          </w:p>
-        </w:tc>
-        <w:tc>
-          <w:tcPr>
-            <w:tcW w:type="pct" w:w="537"/>
-            <w:tcMar>
-              <w:top w:type="dxa" w:w="50"/>
-              <w:left w:type="dxa" w:w="110"/>
-              <w:bottom w:type="dxa" w:w="50"/>
-              <w:right w:type="dxa" w:w="110"/>
-            </w:tcMar>
-          </w:tcPr>
-          <w:p>
-            <w:pPr>
-              <w:spacing w:before="28" w:after="28"/>
-            </w:pPr>
-            <w:r>
-              <w:rPr>
-                <w:sz w:val="15"/>
-                <w:szCs w:val="15"/>
-              </w:rPr>
-              <w:t xml:space="preserve">28</w:t>
-            </w:r>
-          </w:p>
-        </w:tc>
-        <w:tc>
-          <w:tcPr>
-            <w:tcW w:type="pct" w:w="534"/>
-            <w:tcMar>
-              <w:top w:type="dxa" w:w="50"/>
-              <w:left w:type="dxa" w:w="110"/>
-              <w:bottom w:type="dxa" w:w="50"/>
-              <w:right w:type="dxa" w:w="110"/>
-            </w:tcMar>
-          </w:tcPr>
-          <w:p>
-            <w:pPr>
-              <w:spacing w:before="28" w:after="28"/>
-            </w:pPr>
-            <w:r>
-              <w:rPr>
-                <w:sz w:val="15"/>
-                <w:szCs w:val="15"/>
-              </w:rPr>
-              <w:t xml:space="preserve">2,000</w:t>
-            </w:r>
-          </w:p>
-        </w:tc>
-      </w:tr>
-      <w:tr>
-        <w:tc>
-          <w:tcPr>
-            <w:tcW w:type="pct" w:w="747"/>
-            <w:shd w:fill="FBFAF6" w:val="clear"/>
-            <w:tcMar>
-              <w:top w:type="dxa" w:w="50"/>
-              <w:left w:type="dxa" w:w="110"/>
-              <w:bottom w:type="dxa" w:w="50"/>
-              <w:right w:type="dxa" w:w="110"/>
-            </w:tcMar>
-          </w:tcPr>
-          <w:p>
-            <w:pPr>
-              <w:spacing w:before="28" w:after="28"/>
-            </w:pPr>
-            <w:r>
-              <w:rPr>
-                <w:sz w:val="15"/>
-                <w:szCs w:val="15"/>
-              </w:rPr>
-              <w:t xml:space="preserve">Chickpeas</w:t>
-            </w:r>
-          </w:p>
-        </w:tc>
-        <w:tc>
-          <w:tcPr>
-            <w:tcW w:type="pct" w:w="530"/>
-            <w:shd w:fill="FBFAF6" w:val="clear"/>
-            <w:tcMar>
-              <w:top w:type="dxa" w:w="50"/>
-              <w:left w:type="dxa" w:w="110"/>
-              <w:bottom w:type="dxa" w:w="50"/>
-              <w:right w:type="dxa" w:w="110"/>
-            </w:tcMar>
-          </w:tcPr>
-          <w:p>
-            <w:pPr>
-              <w:spacing w:before="28" w:after="28"/>
-            </w:pPr>
-            <w:r>
-              <w:rPr>
-                <w:sz w:val="15"/>
-                <w:szCs w:val="15"/>
-              </w:rPr>
-              <w:t xml:space="preserve">2,000</w:t>
-            </w:r>
-          </w:p>
-        </w:tc>
-        <w:tc>
-          <w:tcPr>
-            <w:tcW w:type="pct" w:w="450"/>
-            <w:shd w:fill="FBFAF6" w:val="clear"/>
-            <w:tcMar>
-              <w:top w:type="dxa" w:w="50"/>
-              <w:left w:type="dxa" w:w="110"/>
-              <w:bottom w:type="dxa" w:w="50"/>
-              <w:right w:type="dxa" w:w="110"/>
-            </w:tcMar>
-          </w:tcPr>
-          <w:p>
-            <w:pPr>
-              <w:spacing w:before="28" w:after="28"/>
-            </w:pPr>
-            <w:r>
-              <w:rPr>
-                <w:sz w:val="15"/>
-                <w:szCs w:val="15"/>
-              </w:rPr>
-              <w:t xml:space="preserve">20</w:t>
-            </w:r>
-          </w:p>
-        </w:tc>
-        <w:tc>
-          <w:tcPr>
-            <w:tcW w:type="pct" w:w="727"/>
-            <w:shd w:fill="FBFAF6" w:val="clear"/>
-            <w:tcMar>
-              <w:top w:type="dxa" w:w="50"/>
-              <w:left w:type="dxa" w:w="110"/>
-              <w:bottom w:type="dxa" w:w="50"/>
-              <w:right w:type="dxa" w:w="110"/>
-            </w:tcMar>
-          </w:tcPr>
-          <w:p>
-            <w:pPr>
-              <w:spacing w:before="28" w:after="28"/>
-            </w:pPr>
-            <w:r>
-              <w:rPr>
-                <w:sz w:val="15"/>
-                <w:szCs w:val="15"/>
-              </w:rPr>
-              <w:t xml:space="preserve">22</w:t>
-            </w:r>
-          </w:p>
-        </w:tc>
-        <w:tc>
-          <w:tcPr>
-            <w:tcW w:type="pct" w:w="575"/>
-            <w:shd w:fill="FBFAF6" w:val="clear"/>
-            <w:tcMar>
-              <w:top w:type="dxa" w:w="50"/>
-              <w:left w:type="dxa" w:w="110"/>
-              <w:bottom w:type="dxa" w:w="50"/>
-              <w:right w:type="dxa" w:w="110"/>
-            </w:tcMar>
-          </w:tcPr>
-          <w:p>
-            <w:pPr>
-              <w:spacing w:before="28" w:after="28"/>
-            </w:pPr>
-            <w:r>
-              <w:rPr>
-                <w:sz w:val="15"/>
-                <w:szCs w:val="15"/>
-              </w:rPr>
-              <w:t xml:space="preserve">27</w:t>
-            </w:r>
-          </w:p>
-        </w:tc>
-        <w:tc>
-          <w:tcPr>
-            <w:tcW w:type="pct" w:w="450"/>
-            <w:shd w:fill="FBFAF6" w:val="clear"/>
-            <w:tcMar>
-              <w:top w:type="dxa" w:w="50"/>
-              <w:left w:type="dxa" w:w="110"/>
-              <w:bottom w:type="dxa" w:w="50"/>
-              <w:right w:type="dxa" w:w="110"/>
-            </w:tcMar>
-          </w:tcPr>
-          <w:p>
-            <w:pPr>
-              <w:spacing w:before="28" w:after="28"/>
-            </w:pPr>
-            <w:r>
-              <w:rPr>
-                <w:sz w:val="15"/>
-                <w:szCs w:val="15"/>
-              </w:rPr>
-              <w:t xml:space="preserve">22</w:t>
-            </w:r>
-          </w:p>
-        </w:tc>
-        <w:tc>
-          <w:tcPr>
-            <w:tcW w:type="pct" w:w="450"/>
-            <w:shd w:fill="FBFAF6" w:val="clear"/>
-            <w:tcMar>
-              <w:top w:type="dxa" w:w="50"/>
-              <w:left w:type="dxa" w:w="110"/>
-              <w:bottom w:type="dxa" w:w="50"/>
-              <w:right w:type="dxa" w:w="110"/>
-            </w:tcMar>
-          </w:tcPr>
-          <w:p>
-            <w:pPr>
-              <w:spacing w:before="28" w:after="28"/>
-            </w:pPr>
-            <w:r>
-              <w:rPr>
-                <w:sz w:val="15"/>
-                <w:szCs w:val="15"/>
-              </w:rPr>
-              <w:t xml:space="preserve">22</w:t>
-            </w:r>
-          </w:p>
-        </w:tc>
-        <w:tc>
-          <w:tcPr>
-            <w:tcW w:type="pct" w:w="537"/>
-            <w:shd w:fill="FBFAF6" w:val="clear"/>
-            <w:tcMar>
-              <w:top w:type="dxa" w:w="50"/>
-              <w:left w:type="dxa" w:w="110"/>
-              <w:bottom w:type="dxa" w:w="50"/>
-              <w:right w:type="dxa" w:w="110"/>
-            </w:tcMar>
-          </w:tcPr>
-          <w:p>
-            <w:pPr>
-              <w:spacing w:before="28" w:after="28"/>
-            </w:pPr>
-            <w:r>
-              <w:rPr>
-                <w:sz w:val="15"/>
-                <w:szCs w:val="15"/>
-              </w:rPr>
-              <w:t xml:space="preserve">20</w:t>
-            </w:r>
-          </w:p>
-        </w:tc>
-        <w:tc>
-          <w:tcPr>
-            <w:tcW w:type="pct" w:w="534"/>
-            <w:shd w:fill="FBFAF6" w:val="clear"/>
-            <w:tcMar>
-              <w:top w:type="dxa" w:w="50"/>
-              <w:left w:type="dxa" w:w="110"/>
-              <w:bottom w:type="dxa" w:w="50"/>
-              <w:right w:type="dxa" w:w="110"/>
-            </w:tcMar>
-          </w:tcPr>
-          <w:p>
-            <w:pPr>
-              <w:spacing w:before="28" w:after="28"/>
-            </w:pPr>
-            <w:r>
-              <w:rPr>
-                <w:sz w:val="15"/>
-                <w:szCs w:val="15"/>
-              </w:rPr>
-              <w:t xml:space="preserve">0</w:t>
-            </w:r>
-          </w:p>
-        </w:tc>
-      </w:tr>
-      <w:tr>
-        <w:tc>
-          <w:tcPr>
-            <w:tcW w:type="pct" w:w="747"/>
-            <w:shd w:fill="FFFFFF" w:val="clear"/>
-            <w:tcMar>
-              <w:top w:type="dxa" w:w="50"/>
-              <w:left w:type="dxa" w:w="110"/>
-              <w:bottom w:type="dxa" w:w="50"/>
-              <w:right w:type="dxa" w:w="110"/>
-            </w:tcMar>
-          </w:tcPr>
-          <w:p>
-            <w:pPr>
-              <w:spacing w:before="46" w:after="46"/>
-            </w:pPr>
-            <w:r>
-              <w:rPr>
-                <w:b/>
-                <w:bCs/>
-                <w:color w:val="8186EF"/>
-                <w:sz w:val="14"/>
-                <w:szCs w:val="14"/>
-              </w:rPr>
-              <w:t xml:space="preserve">(12)</w:t>
-            </w:r>
-          </w:p>
-        </w:tc>
-        <w:tc>
-          <w:tcPr>
-            <w:tcW w:type="pct" w:w="530"/>
-            <w:tcMar>
-              <w:top w:type="dxa" w:w="50"/>
-              <w:left w:type="dxa" w:w="110"/>
-              <w:bottom w:type="dxa" w:w="50"/>
-              <w:right w:type="dxa" w:w="110"/>
-            </w:tcMar>
-          </w:tcPr>
-          <w:p>
-            <w:pPr>
-              <w:spacing w:before="28" w:after="28"/>
-            </w:pPr>
-            <w:r>
-              <w:rPr>
-                <w:sz w:val="15"/>
-                <w:szCs w:val="15"/>
-              </w:rPr>
-              <w:t xml:space="preserve">500</w:t>
-            </w:r>
-          </w:p>
-        </w:tc>
-        <w:tc>
-          <w:tcPr>
-            <w:tcW w:type="pct" w:w="450"/>
-            <w:tcMar>
-              <w:top w:type="dxa" w:w="50"/>
-              <w:left w:type="dxa" w:w="110"/>
-              <w:bottom w:type="dxa" w:w="50"/>
-              <w:right w:type="dxa" w:w="110"/>
-            </w:tcMar>
-          </w:tcPr>
-          <w:p>
-            <w:pPr>
-              <w:spacing w:before="28" w:after="28"/>
-            </w:pPr>
-            <w:r>
-              <w:rPr>
-                <w:sz w:val="15"/>
-                <w:szCs w:val="15"/>
-              </w:rPr>
-              <w:t xml:space="preserve">50</w:t>
-            </w:r>
-          </w:p>
-        </w:tc>
-        <w:tc>
-          <w:tcPr>
-            <w:tcW w:type="pct" w:w="727"/>
-            <w:tcMar>
-              <w:top w:type="dxa" w:w="50"/>
-              <w:left w:type="dxa" w:w="110"/>
-              <w:bottom w:type="dxa" w:w="50"/>
-              <w:right w:type="dxa" w:w="110"/>
-            </w:tcMar>
-          </w:tcPr>
-          <w:p>
-            <w:pPr>
-              <w:spacing w:before="28" w:after="28"/>
-            </w:pPr>
-            <w:r>
-              <w:rPr>
-                <w:sz w:val="15"/>
-                <w:szCs w:val="15"/>
-              </w:rPr>
-              <w:t xml:space="preserve">48</w:t>
-            </w:r>
-          </w:p>
-        </w:tc>
-        <w:tc>
-          <w:tcPr>
-            <w:tcW w:type="pct" w:w="575"/>
-            <w:tcMar>
-              <w:top w:type="dxa" w:w="50"/>
-              <w:left w:type="dxa" w:w="110"/>
-              <w:bottom w:type="dxa" w:w="50"/>
-              <w:right w:type="dxa" w:w="110"/>
-            </w:tcMar>
-          </w:tcPr>
-          <w:p>
-            <w:pPr>
-              <w:spacing w:before="28" w:after="28"/>
-            </w:pPr>
-            <w:r>
-              <w:rPr>
-                <w:sz w:val="15"/>
-                <w:szCs w:val="15"/>
-              </w:rPr>
-              <w:t xml:space="preserve">45</w:t>
-            </w:r>
-          </w:p>
-        </w:tc>
-        <w:tc>
-          <w:tcPr>
-            <w:tcW w:type="pct" w:w="450"/>
-            <w:tcMar>
-              <w:top w:type="dxa" w:w="50"/>
-              <w:left w:type="dxa" w:w="110"/>
-              <w:bottom w:type="dxa" w:w="50"/>
-              <w:right w:type="dxa" w:w="110"/>
-            </w:tcMar>
-          </w:tcPr>
-          <w:p>
-            <w:pPr>
-              <w:spacing w:before="28" w:after="28"/>
-            </w:pPr>
-            <w:r>
-              <w:rPr>
-                <w:sz w:val="15"/>
-                <w:szCs w:val="15"/>
-              </w:rPr>
-              <w:t xml:space="preserve">39</w:t>
-            </w:r>
-          </w:p>
-        </w:tc>
-        <w:tc>
-          <w:tcPr>
-            <w:tcW w:type="pct" w:w="450"/>
-            <w:tcMar>
-              <w:top w:type="dxa" w:w="50"/>
-              <w:left w:type="dxa" w:w="110"/>
-              <w:bottom w:type="dxa" w:w="50"/>
-              <w:right w:type="dxa" w:w="110"/>
-            </w:tcMar>
-          </w:tcPr>
-          <w:p>
-            <w:pPr>
-              <w:spacing w:before="28" w:after="28"/>
-            </w:pPr>
-            <w:r>
-              <w:rPr>
-                <w:sz w:val="15"/>
-                <w:szCs w:val="15"/>
-              </w:rPr>
-              <w:t xml:space="preserve">45</w:t>
-            </w:r>
-          </w:p>
-        </w:tc>
-        <w:tc>
-          <w:tcPr>
-            <w:tcW w:type="pct" w:w="537"/>
-            <w:tcMar>
-              <w:top w:type="dxa" w:w="50"/>
-              <w:left w:type="dxa" w:w="110"/>
-              <w:bottom w:type="dxa" w:w="50"/>
-              <w:right w:type="dxa" w:w="110"/>
-            </w:tcMar>
-          </w:tcPr>
-          <w:p>
-            <w:pPr>
-              <w:spacing w:before="28" w:after="28"/>
-            </w:pPr>
-            <w:r>
-              <w:rPr>
-                <w:sz w:val="15"/>
-                <w:szCs w:val="15"/>
-              </w:rPr>
-              <w:t xml:space="preserve">45</w:t>
-            </w:r>
-          </w:p>
-        </w:tc>
-        <w:tc>
-          <w:tcPr>
-            <w:tcW w:type="pct" w:w="534"/>
-            <w:tcMar>
-              <w:top w:type="dxa" w:w="50"/>
-              <w:left w:type="dxa" w:w="110"/>
-              <w:bottom w:type="dxa" w:w="50"/>
-              <w:right w:type="dxa" w:w="110"/>
-            </w:tcMar>
-          </w:tcPr>
-          <w:p>
-            <w:pPr>
-              <w:spacing w:before="28" w:after="28"/>
-            </w:pPr>
-            <w:r>
-              <w:rPr>
-                <w:sz w:val="15"/>
-                <w:szCs w:val="15"/>
-              </w:rPr>
-              <w:t xml:space="preserve">2,500</w:t>
-            </w:r>
-          </w:p>
-        </w:tc>
-      </w:tr>
-      <w:tr>
-        <w:tc>
-          <w:tcPr>
-            <w:tcW w:type="pct" w:w="747"/>
-            <w:shd w:fill="FBFAF6" w:val="clear"/>
-            <w:tcMar>
-              <w:top w:type="dxa" w:w="50"/>
-              <w:left w:type="dxa" w:w="110"/>
-              <w:bottom w:type="dxa" w:w="50"/>
-              <w:right w:type="dxa" w:w="110"/>
-            </w:tcMar>
-          </w:tcPr>
-          <w:p>
-            <w:pPr>
-              <w:spacing w:before="28" w:after="28"/>
-            </w:pPr>
-            <w:r>
-              <w:rPr>
-                <w:sz w:val="15"/>
-                <w:szCs w:val="15"/>
-              </w:rPr>
-              <w:t xml:space="preserve">Halva</w:t>
-            </w:r>
-          </w:p>
-        </w:tc>
-        <w:tc>
-          <w:tcPr>
-            <w:tcW w:type="pct" w:w="530"/>
-            <w:shd w:fill="FBFAF6" w:val="clear"/>
-            <w:tcMar>
-              <w:top w:type="dxa" w:w="50"/>
-              <w:left w:type="dxa" w:w="110"/>
-              <w:bottom w:type="dxa" w:w="50"/>
-              <w:right w:type="dxa" w:w="110"/>
-            </w:tcMar>
-          </w:tcPr>
-          <w:p>
-            <w:pPr>
-              <w:spacing w:before="28" w:after="28"/>
-            </w:pPr>
-            <w:r>
-              <w:rPr>
-                <w:sz w:val="15"/>
-                <w:szCs w:val="15"/>
-              </w:rPr>
-              <w:t xml:space="preserve">1,500</w:t>
-            </w:r>
-          </w:p>
-        </w:tc>
-        <w:tc>
-          <w:tcPr>
-            <w:tcW w:type="pct" w:w="450"/>
-            <w:shd w:fill="FBFAF6" w:val="clear"/>
-            <w:tcMar>
-              <w:top w:type="dxa" w:w="50"/>
-              <w:left w:type="dxa" w:w="110"/>
-              <w:bottom w:type="dxa" w:w="50"/>
-              <w:right w:type="dxa" w:w="110"/>
-            </w:tcMar>
-          </w:tcPr>
-          <w:p>
-            <w:pPr>
-              <w:spacing w:before="28" w:after="28"/>
-            </w:pPr>
-            <w:r>
-              <w:rPr>
-                <w:sz w:val="15"/>
-                <w:szCs w:val="15"/>
-              </w:rPr>
-              <w:t xml:space="preserve">18</w:t>
-            </w:r>
-          </w:p>
-        </w:tc>
-        <w:tc>
-          <w:tcPr>
-            <w:tcW w:type="pct" w:w="727"/>
-            <w:shd w:fill="FBFAF6" w:val="clear"/>
-            <w:tcMar>
-              <w:top w:type="dxa" w:w="50"/>
-              <w:left w:type="dxa" w:w="110"/>
-              <w:bottom w:type="dxa" w:w="50"/>
-              <w:right w:type="dxa" w:w="110"/>
-            </w:tcMar>
-          </w:tcPr>
-          <w:p>
-            <w:pPr>
-              <w:spacing w:before="28" w:after="28"/>
-            </w:pPr>
-            <w:r>
-              <w:rPr>
-                <w:sz w:val="15"/>
-                <w:szCs w:val="15"/>
-              </w:rPr>
-              <w:t xml:space="preserve">15</w:t>
-            </w:r>
-          </w:p>
-        </w:tc>
-        <w:tc>
-          <w:tcPr>
-            <w:tcW w:type="pct" w:w="575"/>
-            <w:shd w:fill="FBFAF6" w:val="clear"/>
-            <w:tcMar>
-              <w:top w:type="dxa" w:w="50"/>
-              <w:left w:type="dxa" w:w="110"/>
-              <w:bottom w:type="dxa" w:w="50"/>
-              <w:right w:type="dxa" w:w="110"/>
-            </w:tcMar>
-          </w:tcPr>
-          <w:p>
-            <w:pPr>
-              <w:spacing w:before="28" w:after="28"/>
-            </w:pPr>
-            <w:r>
-              <w:rPr>
-                <w:sz w:val="15"/>
-                <w:szCs w:val="15"/>
-              </w:rPr>
-              <w:t xml:space="preserve">22</w:t>
-            </w:r>
-          </w:p>
-        </w:tc>
-        <w:tc>
-          <w:tcPr>
-            <w:tcW w:type="pct" w:w="450"/>
-            <w:shd w:fill="FBFAF6" w:val="clear"/>
-            <w:tcMar>
-              <w:top w:type="dxa" w:w="50"/>
-              <w:left w:type="dxa" w:w="110"/>
-              <w:bottom w:type="dxa" w:w="50"/>
-              <w:right w:type="dxa" w:w="110"/>
-            </w:tcMar>
-          </w:tcPr>
-          <w:p>
-            <w:pPr>
-              <w:spacing w:before="28" w:after="28"/>
-            </w:pPr>
-            <w:r>
-              <w:rPr>
-                <w:sz w:val="15"/>
-                <w:szCs w:val="15"/>
-              </w:rPr>
-              <w:t xml:space="preserve">18</w:t>
-            </w:r>
-          </w:p>
-        </w:tc>
-        <w:tc>
-          <w:tcPr>
-            <w:tcW w:type="pct" w:w="450"/>
-            <w:shd w:fill="FBFAF6" w:val="clear"/>
-            <w:tcMar>
-              <w:top w:type="dxa" w:w="50"/>
-              <w:left w:type="dxa" w:w="110"/>
-              <w:bottom w:type="dxa" w:w="50"/>
-              <w:right w:type="dxa" w:w="110"/>
-            </w:tcMar>
-          </w:tcPr>
-          <w:p>
-            <w:pPr>
-              <w:spacing w:before="28" w:after="28"/>
-            </w:pPr>
-            <w:r>
-              <w:rPr>
-                <w:sz w:val="15"/>
-                <w:szCs w:val="15"/>
-              </w:rPr>
-              <w:t xml:space="preserve">18</w:t>
-            </w:r>
-          </w:p>
-        </w:tc>
-        <w:tc>
-          <w:tcPr>
-            <w:tcW w:type="pct" w:w="537"/>
-            <w:shd w:fill="FBFAF6" w:val="clear"/>
-            <w:tcMar>
-              <w:top w:type="dxa" w:w="50"/>
-              <w:left w:type="dxa" w:w="110"/>
-              <w:bottom w:type="dxa" w:w="50"/>
-              <w:right w:type="dxa" w:w="110"/>
-            </w:tcMar>
-          </w:tcPr>
-          <w:p>
-            <w:pPr>
-              <w:spacing w:before="28" w:after="28"/>
-            </w:pPr>
-            <w:r>
-              <w:rPr>
-                <w:sz w:val="15"/>
-                <w:szCs w:val="15"/>
-              </w:rPr>
-              <w:t xml:space="preserve">18</w:t>
-            </w:r>
-          </w:p>
-        </w:tc>
-        <w:tc>
-          <w:tcPr>
-            <w:tcW w:type="pct" w:w="534"/>
-            <w:shd w:fill="FBFAF6" w:val="clear"/>
-            <w:tcMar>
-              <w:top w:type="dxa" w:w="50"/>
-              <w:left w:type="dxa" w:w="110"/>
-              <w:bottom w:type="dxa" w:w="50"/>
-              <w:right w:type="dxa" w:w="110"/>
-            </w:tcMar>
-          </w:tcPr>
-          <w:p>
-            <w:pPr>
-              <w:spacing w:before="28" w:after="28"/>
-            </w:pPr>
-            <w:r>
-              <w:rPr>
-                <w:sz w:val="15"/>
-                <w:szCs w:val="15"/>
-              </w:rPr>
-              <w:t xml:space="preserve">0</w:t>
-            </w:r>
-          </w:p>
-        </w:tc>
-      </w:tr>
-      <w:tr>
-        <w:tc>
-          <w:tcPr>
-            <w:tcW w:type="pct" w:w="747"/>
-            <w:shd w:fill="FFFFFF" w:val="clear"/>
-            <w:tcMar>
-              <w:top w:type="dxa" w:w="50"/>
-              <w:left w:type="dxa" w:w="110"/>
-              <w:bottom w:type="dxa" w:w="50"/>
-              <w:right w:type="dxa" w:w="110"/>
-            </w:tcMar>
-          </w:tcPr>
-          <w:p>
-            <w:pPr>
-              <w:spacing w:before="46" w:after="46"/>
-            </w:pPr>
-            <w:r>
-              <w:rPr>
-                <w:b/>
-                <w:bCs/>
-                <w:color w:val="8186EF"/>
-                <w:sz w:val="14"/>
-                <w:szCs w:val="14"/>
-              </w:rPr>
-              <w:t xml:space="preserve">(13)</w:t>
-            </w:r>
-          </w:p>
-        </w:tc>
-        <w:tc>
-          <w:tcPr>
-            <w:tcW w:type="pct" w:w="530"/>
-            <w:tcMar>
-              <w:top w:type="dxa" w:w="50"/>
-              <w:left w:type="dxa" w:w="110"/>
-              <w:bottom w:type="dxa" w:w="50"/>
-              <w:right w:type="dxa" w:w="110"/>
-            </w:tcMar>
-          </w:tcPr>
-          <w:p>
-            <w:pPr>
-              <w:spacing w:before="28" w:after="28"/>
-            </w:pPr>
-            <w:r>
-              <w:rPr>
-                <w:sz w:val="15"/>
-                <w:szCs w:val="15"/>
-              </w:rPr>
-              <w:t xml:space="preserve"> </w:t>
-            </w:r>
-          </w:p>
-        </w:tc>
-        <w:tc>
-          <w:tcPr>
-            <w:tcW w:type="pct" w:w="450"/>
-            <w:tcMar>
-              <w:top w:type="dxa" w:w="50"/>
-              <w:left w:type="dxa" w:w="110"/>
-              <w:bottom w:type="dxa" w:w="50"/>
-              <w:right w:type="dxa" w:w="110"/>
-            </w:tcMar>
-          </w:tcPr>
-          <w:p>
-            <w:pPr>
-              <w:spacing w:before="28" w:after="28"/>
-            </w:pPr>
-            <w:r>
-              <w:rPr>
-                <w:sz w:val="15"/>
-                <w:szCs w:val="15"/>
-              </w:rPr>
-              <w:t xml:space="preserve"> </w:t>
-            </w:r>
-          </w:p>
-        </w:tc>
-        <w:tc>
-          <w:tcPr>
-            <w:tcW w:type="pct" w:w="727"/>
-            <w:tcMar>
-              <w:top w:type="dxa" w:w="50"/>
-              <w:left w:type="dxa" w:w="110"/>
-              <w:bottom w:type="dxa" w:w="50"/>
-              <w:right w:type="dxa" w:w="110"/>
-            </w:tcMar>
-          </w:tcPr>
-          <w:p>
-            <w:pPr>
-              <w:spacing w:before="28" w:after="28"/>
-            </w:pPr>
-            <w:r>
-              <w:rPr>
-                <w:sz w:val="15"/>
-                <w:szCs w:val="15"/>
-              </w:rPr>
-              <w:t xml:space="preserve"> </w:t>
-            </w:r>
-          </w:p>
-        </w:tc>
-        <w:tc>
-          <w:tcPr>
-            <w:tcW w:type="pct" w:w="575"/>
-            <w:tcMar>
-              <w:top w:type="dxa" w:w="50"/>
-              <w:left w:type="dxa" w:w="110"/>
-              <w:bottom w:type="dxa" w:w="50"/>
-              <w:right w:type="dxa" w:w="110"/>
-            </w:tcMar>
-          </w:tcPr>
-          <w:p>
-            <w:pPr>
-              <w:spacing w:before="28" w:after="28"/>
-            </w:pPr>
-            <w:r>
-              <w:rPr>
-                <w:sz w:val="15"/>
-                <w:szCs w:val="15"/>
-              </w:rPr>
-              <w:t xml:space="preserve"> </w:t>
-            </w:r>
-          </w:p>
-        </w:tc>
-        <w:tc>
-          <w:tcPr>
-            <w:tcW w:type="pct" w:w="450"/>
-            <w:tcMar>
-              <w:top w:type="dxa" w:w="50"/>
-              <w:left w:type="dxa" w:w="110"/>
-              <w:bottom w:type="dxa" w:w="50"/>
-              <w:right w:type="dxa" w:w="110"/>
-            </w:tcMar>
-          </w:tcPr>
-          <w:p>
-            <w:pPr>
-              <w:spacing w:before="28" w:after="28"/>
-            </w:pPr>
-            <w:r>
-              <w:rPr>
-                <w:sz w:val="15"/>
-                <w:szCs w:val="15"/>
-              </w:rPr>
-              <w:t xml:space="preserve"> </w:t>
-            </w:r>
-          </w:p>
-        </w:tc>
-        <w:tc>
-          <w:tcPr>
-            <w:tcW w:type="pct" w:w="450"/>
-            <w:tcMar>
-              <w:top w:type="dxa" w:w="50"/>
-              <w:left w:type="dxa" w:w="110"/>
-              <w:bottom w:type="dxa" w:w="50"/>
-              <w:right w:type="dxa" w:w="110"/>
-            </w:tcMar>
-          </w:tcPr>
-          <w:p>
-            <w:pPr>
-              <w:spacing w:before="28" w:after="28"/>
-            </w:pPr>
-            <w:r>
-              <w:rPr>
-                <w:sz w:val="15"/>
-                <w:szCs w:val="15"/>
-              </w:rPr>
-              <w:t xml:space="preserve"> </w:t>
-            </w:r>
-          </w:p>
-        </w:tc>
-        <w:tc>
-          <w:tcPr>
-            <w:tcW w:type="pct" w:w="537"/>
-            <w:tcMar>
-              <w:top w:type="dxa" w:w="50"/>
-              <w:left w:type="dxa" w:w="110"/>
-              <w:bottom w:type="dxa" w:w="50"/>
-              <w:right w:type="dxa" w:w="110"/>
-            </w:tcMar>
-          </w:tcPr>
-          <w:p>
-            <w:pPr>
-              <w:spacing w:before="28" w:after="28"/>
-            </w:pPr>
-            <w:r>
-              <w:rPr>
-                <w:sz w:val="15"/>
-                <w:szCs w:val="15"/>
-              </w:rPr>
-              <w:t xml:space="preserve"> </w:t>
-            </w:r>
-          </w:p>
-        </w:tc>
-        <w:tc>
-          <w:tcPr>
-            <w:tcW w:type="pct" w:w="534"/>
-            <w:tcMar>
-              <w:top w:type="dxa" w:w="50"/>
-              <w:left w:type="dxa" w:w="110"/>
-              <w:bottom w:type="dxa" w:w="50"/>
-              <w:right w:type="dxa" w:w="110"/>
-            </w:tcMar>
-          </w:tcPr>
-          <w:p>
-            <w:pPr>
-              <w:spacing w:before="28" w:after="28"/>
-            </w:pPr>
-            <w:r>
-              <w:rPr>
-                <w:sz w:val="15"/>
-                <w:szCs w:val="15"/>
-              </w:rPr>
-              <w:t xml:space="preserve">4,500</w:t>
-            </w:r>
-          </w:p>
-        </w:tc>
-      </w:tr>
-    </w:tbl>
-    <w:p/>
+    <w:p>
+      <w:pPr>
+        <w:spacing w:before="44" w:after="10"/>
+      </w:pPr>
+      <w:r>
+        <w:rPr>
+          <w:b/>
+          <w:bCs/>
+          <w:color w:val="353A7C"/>
+          <w:sz w:val="18"/>
+          <w:szCs w:val="18"/>
+        </w:rPr>
+        <w:t xml:space="preserve">LCM, item by item, for four Orontes product lines measured under LIFO (whole USD per case)</w:t>
+      </w:r>
+    </w:p>
+    <w:p>
+      <w:pPr>
+        <w:spacing w:before="0" w:after="12"/>
+      </w:pPr>
+      <w:r>
+        <w:rPr>
+          <w:color w:val="6B7280"/>
+          <w:sz w:val="15"/>
+          <w:szCs w:val="15"/>
+        </w:rPr>
+        <w:t xml:space="preserve">The parts add up to the total; the bars are to scale.</w:t>
+      </w:r>
+    </w:p>
+    <w:p>
+      <w:pPr>
+        <w:spacing w:after="40" w:before="90"/>
+        <w:jc w:val="center"/>
+      </w:pPr>
+      <w:r>
+        <w:drawing>
+          <wp:inline distT="0" distB="0" distL="0" distR="0">
+            <wp:extent cx="5734050" cy="2112550"/>
+            <wp:effectExtent t="0" r="0" b="0" l="0"/>
+            <wp:docPr id="1" name="" descr="" title=""/>
+            <wp:cNvGraphicFramePr>
+              <a:graphicFrameLocks xmlns:a="http://schemas.openxmlformats.org/drawingml/2006/main" noChangeAspect="1"/>
+            </wp:cNvGraphicFramePr>
+            <a:graphic xmlns:a="http://schemas.openxmlformats.org/drawingml/2006/main">
+              <a:graphicData uri="http://schemas.openxmlformats.org/drawingml/2006/picture">
+                <pic:pic xmlns:pic="http://schemas.openxmlformats.org/drawingml/2006/picture">
+                  <pic:nvPicPr>
+                    <pic:cNvPr id="0" name="" descr=""/>
+                    <pic:cNvPicPr>
+                      <a:picLocks noChangeAspect="1" noChangeArrowheads="1"/>
+                    </pic:cNvPicPr>
+                  </pic:nvPicPr>
+                  <pic:blipFill>
+                    <a:blip r:embed="rId104" cstate="none"/>
+                    <a:srcRect/>
+                    <a:stretch>
+                      <a:fillRect/>
+                    </a:stretch>
+                  </pic:blipFill>
+                  <pic:spPr bwMode="auto">
+                    <a:xfrm>
+                      <a:off x="0" y="0"/>
+                      <a:ext cx="5734050" cy="2112550"/>
+                    </a:xfrm>
+                    <a:prstGeom prst="rect">
+                      <a:avLst/>
+                    </a:prstGeom>
+                  </pic:spPr>
+                </pic:pic>
+              </a:graphicData>
+            </a:graphic>
+          </wp:inline>
+        </w:drawing>
+      </w:r>
+    </w:p>
     <w:tbl>
       <w:tblPr>
         <w:tblW w:type="pct" w:w="100%"/>
@@ -5911,7 +4609,7 @@
                 <w:sz w:val="16"/>
                 <w:szCs w:val="16"/>
               </w:rPr>
-              <w:t xml:space="preserve">Date syrup   ·   Tahini   ·   Chickpeas   ·   Total</w:t>
+              <w:t xml:space="preserve">markup   ·   Tahini   ·   Chickpeas</w:t>
             </w:r>
           </w:p>
         </w:tc>
@@ -5938,7 +4636,7 @@
           <w:sz w:val="16"/>
           <w:szCs w:val="16"/>
         </w:rPr>
-        <w:t xml:space="preserve">      gaps 14–21</w:t>
+        <w:t xml:space="preserve">      gaps 13–20</w:t>
       </w:r>
     </w:p>
     <w:p>
@@ -5968,7 +4666,7 @@
           <w:sz w:val="15"/>
           <w:szCs w:val="15"/>
         </w:rPr>
-        <w:t xml:space="preserve"> (14) </w:t>
+        <w:t xml:space="preserve"> (13) </w:t>
       </w:r>
       <w:r>
         <w:rPr>
@@ -6000,7 +4698,7 @@
           <w:sz w:val="15"/>
           <w:szCs w:val="15"/>
         </w:rPr>
-        <w:t xml:space="preserve"> (15) </w:t>
+        <w:t xml:space="preserve"> (14) </w:t>
       </w:r>
       <w:r>
         <w:rPr>
@@ -6032,7 +4730,7 @@
           <w:sz w:val="15"/>
           <w:szCs w:val="15"/>
         </w:rPr>
-        <w:t xml:space="preserve"> (16) </w:t>
+        <w:t xml:space="preserve"> (15) </w:t>
       </w:r>
       <w:r>
         <w:rPr>
@@ -6071,7 +4769,7 @@
           <w:sz w:val="15"/>
           <w:szCs w:val="15"/>
         </w:rPr>
-        <w:t xml:space="preserve"> (17) </w:t>
+        <w:t xml:space="preserve"> (16) </w:t>
       </w:r>
       <w:r>
         <w:rPr>
@@ -6103,7 +4801,7 @@
           <w:sz w:val="15"/>
           <w:szCs w:val="15"/>
         </w:rPr>
-        <w:t xml:space="preserve"> (18) </w:t>
+        <w:t xml:space="preserve"> (17) </w:t>
       </w:r>
       <w:r>
         <w:rPr>
@@ -6142,7 +4840,7 @@
           <w:sz w:val="15"/>
           <w:szCs w:val="15"/>
         </w:rPr>
-        <w:t xml:space="preserve"> (19) </w:t>
+        <w:t xml:space="preserve"> (18) </w:t>
       </w:r>
       <w:r>
         <w:rPr>
@@ -6181,7 +4879,7 @@
           <w:sz w:val="15"/>
           <w:szCs w:val="15"/>
         </w:rPr>
-        <w:t xml:space="preserve"> (20) </w:t>
+        <w:t xml:space="preserve"> (19) </w:t>
       </w:r>
       <w:r>
         <w:rPr>
@@ -6213,7 +4911,7 @@
           <w:sz w:val="15"/>
           <w:szCs w:val="15"/>
         </w:rPr>
-        <w:t xml:space="preserve"> (21) </w:t>
+        <w:t xml:space="preserve"> (20) </w:t>
       </w:r>
       <w:r>
         <w:rPr>
@@ -6379,7 +5077,7 @@
           <w:sz w:val="16"/>
           <w:szCs w:val="16"/>
         </w:rPr>
-        <w:t xml:space="preserve">      gaps 22–25</w:t>
+        <w:t xml:space="preserve">      gaps 21–24</w:t>
       </w:r>
     </w:p>
     <w:p>
@@ -6402,7 +5100,7 @@
           <w:sz w:val="15"/>
           <w:szCs w:val="15"/>
         </w:rPr>
-        <w:t xml:space="preserve"> (22) </w:t>
+        <w:t xml:space="preserve"> (21) </w:t>
       </w:r>
       <w:r>
         <w:rPr>
@@ -6434,7 +5132,7 @@
           <w:sz w:val="15"/>
           <w:szCs w:val="15"/>
         </w:rPr>
-        <w:t xml:space="preserve"> (23) </w:t>
+        <w:t xml:space="preserve"> (22) </w:t>
       </w:r>
       <w:r>
         <w:rPr>
@@ -6494,7 +5192,7 @@
           <w:sz w:val="15"/>
           <w:szCs w:val="15"/>
         </w:rPr>
-        <w:t xml:space="preserve"> (24) </w:t>
+        <w:t xml:space="preserve"> (23) </w:t>
       </w:r>
       <w:r>
         <w:rPr>
@@ -6526,7 +5224,7 @@
           <w:sz w:val="15"/>
           <w:szCs w:val="15"/>
         </w:rPr>
-        <w:t xml:space="preserve"> (25) </w:t>
+        <w:t xml:space="preserve"> (24) </w:t>
       </w:r>
       <w:r>
         <w:rPr>
@@ -6665,7 +5363,7 @@
                     </pic:cNvPicPr>
                   </pic:nvPicPr>
                   <pic:blipFill>
-                    <a:blip r:embed="rId104" cstate="none"/>
+                    <a:blip r:embed="rId105" cstate="none"/>
                     <a:srcRect/>
                     <a:stretch>
                       <a:fillRect/>
@@ -7338,7 +6036,7 @@
                 <w:sz w:val="16"/>
                 <w:szCs w:val="16"/>
               </w:rPr>
-              <w:t xml:space="preserve">inventory</w:t>
+              <w:t xml:space="preserve">consistently</w:t>
             </w:r>
           </w:p>
         </w:tc>
@@ -7406,7 +6104,7 @@
                 <w:sz w:val="16"/>
                 <w:szCs w:val="16"/>
               </w:rPr>
-              <w:t xml:space="preserve">consistently</w:t>
+              <w:t xml:space="preserve">compared</w:t>
             </w:r>
           </w:p>
         </w:tc>
@@ -7474,7 +6172,7 @@
                 <w:sz w:val="16"/>
                 <w:szCs w:val="16"/>
               </w:rPr>
-              <w:t xml:space="preserve">compared</w:t>
+              <w:t xml:space="preserve">because</w:t>
             </w:r>
           </w:p>
         </w:tc>
@@ -7542,7 +6240,7 @@
                 <w:sz w:val="16"/>
                 <w:szCs w:val="16"/>
               </w:rPr>
-              <w:t xml:space="preserve">because</w:t>
+              <w:t xml:space="preserve">conservative</w:t>
             </w:r>
           </w:p>
         </w:tc>
@@ -7610,7 +6308,7 @@
                 <w:sz w:val="16"/>
                 <w:szCs w:val="16"/>
               </w:rPr>
-              <w:t xml:space="preserve">conservative</w:t>
+              <w:t xml:space="preserve">non-cancellable</w:t>
             </w:r>
           </w:p>
         </w:tc>
@@ -7678,7 +6376,7 @@
                 <w:sz w:val="16"/>
                 <w:szCs w:val="16"/>
               </w:rPr>
-              <w:t xml:space="preserve">non-cancellable</w:t>
+              <w:t xml:space="preserve">expected</w:t>
             </w:r>
           </w:p>
         </w:tc>
@@ -7746,7 +6444,7 @@
                 <w:sz w:val="16"/>
                 <w:szCs w:val="16"/>
               </w:rPr>
-              <w:t xml:space="preserve">expected</w:t>
+              <w:t xml:space="preserve">compare</w:t>
             </w:r>
           </w:p>
         </w:tc>
@@ -7814,7 +6512,7 @@
                 <w:sz w:val="16"/>
                 <w:szCs w:val="16"/>
               </w:rPr>
-              <w:t xml:space="preserve">compare</w:t>
+              <w:t xml:space="preserve">directly</w:t>
             </w:r>
           </w:p>
         </w:tc>
@@ -7882,7 +6580,7 @@
                 <w:sz w:val="16"/>
                 <w:szCs w:val="16"/>
               </w:rPr>
-              <w:t xml:space="preserve">directly</w:t>
+              <w:t xml:space="preserve">question</w:t>
             </w:r>
           </w:p>
         </w:tc>
@@ -7950,7 +6648,7 @@
                 <w:sz w:val="16"/>
                 <w:szCs w:val="16"/>
               </w:rPr>
-              <w:t xml:space="preserve">question</w:t>
+              <w:t xml:space="preserve">category</w:t>
             </w:r>
           </w:p>
         </w:tc>
@@ -8018,7 +6716,7 @@
                 <w:sz w:val="16"/>
                 <w:szCs w:val="16"/>
               </w:rPr>
-              <w:t xml:space="preserve">category</w:t>
+              <w:t xml:space="preserve">lower of cost or market (LCM)</w:t>
             </w:r>
           </w:p>
         </w:tc>
@@ -8053,7 +6751,7 @@
                 <w:sz w:val="16"/>
                 <w:szCs w:val="16"/>
               </w:rPr>
-              <w:t xml:space="preserve">Date syrup</w:t>
+              <w:t xml:space="preserve">Chickpeas</w:t>
             </w:r>
           </w:p>
         </w:tc>
@@ -8086,7 +6784,7 @@
                 <w:sz w:val="16"/>
                 <w:szCs w:val="16"/>
               </w:rPr>
-              <w:t xml:space="preserve">lower of cost or market (LCM)</w:t>
+              <w:t xml:space="preserve">floor</w:t>
             </w:r>
           </w:p>
         </w:tc>
@@ -8121,7 +6819,7 @@
                 <w:sz w:val="16"/>
                 <w:szCs w:val="16"/>
               </w:rPr>
-              <w:t xml:space="preserve">Total</w:t>
+              <w:t xml:space="preserve">category</w:t>
             </w:r>
           </w:p>
         </w:tc>
@@ -8154,7 +6852,7 @@
                 <w:sz w:val="16"/>
                 <w:szCs w:val="16"/>
               </w:rPr>
-              <w:t xml:space="preserve">floor</w:t>
+              <w:t xml:space="preserve">item-by-item basis</w:t>
             </w:r>
           </w:p>
         </w:tc>
@@ -8189,7 +6887,7 @@
                 <w:sz w:val="16"/>
                 <w:szCs w:val="16"/>
               </w:rPr>
-              <w:t xml:space="preserve">category</w:t>
+              <w:t xml:space="preserve">inventory</w:t>
             </w:r>
           </w:p>
         </w:tc>
@@ -8205,24 +6903,14 @@
           </w:tcPr>
           <w:p>
             <w:pPr>
-              <w:spacing w:before="12" w:after="12"/>
-            </w:pPr>
-            <w:r>
-              <w:rPr>
-                <w:b/>
-                <w:bCs/>
-                <w:color w:val="8186EF"/>
-                <w:sz w:val="16"/>
-                <w:szCs w:val="16"/>
-              </w:rPr>
-              <w:t xml:space="preserve">28  </w:t>
-            </w:r>
-            <w:r>
-              <w:rPr>
-                <w:sz w:val="16"/>
-                <w:szCs w:val="16"/>
-              </w:rPr>
-              <w:t xml:space="preserve">item-by-item basis</w:t>
+              <w:spacing w:before="24" w:after="24"/>
+            </w:pPr>
+            <w:r>
+              <w:rPr>
+                <w:sz w:val="16"/>
+                <w:szCs w:val="16"/>
+              </w:rPr>
+              <w:t xml:space="preserve"/>
             </w:r>
           </w:p>
         </w:tc>
@@ -8901,7 +7589,7 @@
                     </pic:cNvPicPr>
                   </pic:nvPicPr>
                   <pic:blipFill>
-                    <a:blip r:embed="rId105" cstate="none"/>
+                    <a:blip r:embed="rId106" cstate="none"/>
                     <a:srcRect/>
                     <a:stretch>
                       <a:fillRect/>
@@ -10294,7 +8982,7 @@
                     </pic:cNvPicPr>
                   </pic:nvPicPr>
                   <pic:blipFill>
-                    <a:blip r:embed="rId106" cstate="none"/>
+                    <a:blip r:embed="rId107" cstate="none"/>
                     <a:srcRect/>
                     <a:stretch>
                       <a:fillRect/>
@@ -12377,7 +11065,7 @@
                     </pic:cNvPicPr>
                   </pic:nvPicPr>
                   <pic:blipFill>
-                    <a:blip r:embed="rId107" cstate="none"/>
+                    <a:blip r:embed="rId108" cstate="none"/>
                     <a:srcRect/>
                     <a:stretch>
                       <a:fillRect/>
@@ -14616,7 +13304,7 @@
                     </pic:cNvPicPr>
                   </pic:nvPicPr>
                   <pic:blipFill>
-                    <a:blip r:embed="rId108" cstate="none"/>
+                    <a:blip r:embed="rId109" cstate="none"/>
                     <a:srcRect/>
                     <a:stretch>
                       <a:fillRect/>

--- a/CMA_Summaries_B1_Ch08.docx
+++ b/CMA_Summaries_B1_Ch08.docx
@@ -4426,7 +4426,7 @@
                 <w:sz w:val="16"/>
                 <w:szCs w:val="16"/>
               </w:rPr>
-              <w:t xml:space="preserve">middle   ·   because   ·   inventory   ·   write-down   ·   procedure   ·   normal   ·   compare   ·   starts   ·   recover   ·   higher   ·   current</w:t>
+              <w:t xml:space="preserve">middle   ·   dollars   ·   inventory   ·   write-down   ·   procedure   ·   normal   ·   compare   ·   starts   ·   recover   ·   higher   ·   current</w:t>
             </w:r>
           </w:p>
         </w:tc>
@@ -4474,6 +4474,175 @@
                 <w:szCs w:val="19"/>
               </w:rPr>
               <w:t xml:space="preserve">LCM, item by item</w:t>
+            </w:r>
+          </w:p>
+        </w:tc>
+      </w:tr>
+    </w:tbl>
+    <w:p/>
+    <w:p>
+      <w:pPr>
+        <w:spacing w:before="44" w:after="14"/>
+      </w:pPr>
+      <w:r>
+        <w:rPr>
+          <w:b/>
+          <w:bCs/>
+          <w:color w:val="353A7C"/>
+          <w:sz w:val="18"/>
+          <w:szCs w:val="18"/>
+        </w:rPr>
+        <w:t xml:space="preserve">Summary 2</w:t>
+      </w:r>
+      <w:r>
+        <w:rPr>
+          <w:color w:val="6B7280"/>
+          <w:sz w:val="16"/>
+          <w:szCs w:val="16"/>
+        </w:rPr>
+        <w:t xml:space="preserve">      gaps 11–12</w:t>
+      </w:r>
+    </w:p>
+    <w:p>
+      <w:pPr>
+        <w:spacing w:before="20" w:after="20" w:line="360" w:lineRule="auto"/>
+        <w:ind w:left="200"/>
+      </w:pPr>
+      <w:r>
+        <w:rPr>
+          <w:sz w:val="19"/>
+          <w:szCs w:val="19"/>
+        </w:rPr>
+        <w:t xml:space="preserve">Values are per case in whole </w:t>
+      </w:r>
+      <w:r>
+        <w:rPr>
+          <w:b/>
+          <w:bCs/>
+          <w:color w:val="8186EF"/>
+          <w:sz w:val="15"/>
+          <w:szCs w:val="15"/>
+        </w:rPr>
+        <w:t xml:space="preserve"> (11) </w:t>
+      </w:r>
+      <w:r>
+        <w:rPr>
+          <w:u w:val="single"/>
+          <w:sz w:val="19"/>
+          <w:szCs w:val="19"/>
+        </w:rPr>
+        <w:t xml:space="preserve">           </w:t>
+      </w:r>
+      <w:r>
+        <w:rPr>
+          <w:sz w:val="19"/>
+          <w:szCs w:val="19"/>
+        </w:rPr>
+        <w:t xml:space="preserve"> </w:t>
+      </w:r>
+      <w:r>
+        <w:rPr>
+          <w:sz w:val="19"/>
+          <w:szCs w:val="19"/>
+        </w:rPr>
+        <w:t xml:space="preserve">. </w:t>
+      </w:r>
+      <w:r>
+        <w:rPr>
+          <w:sz w:val="19"/>
+          <w:szCs w:val="19"/>
+        </w:rPr>
+        <w:t xml:space="preserve">For each line, market is the </w:t>
+      </w:r>
+      <w:r>
+        <w:rPr>
+          <w:b/>
+          <w:bCs/>
+          <w:color w:val="8186EF"/>
+          <w:sz w:val="15"/>
+          <w:szCs w:val="15"/>
+        </w:rPr>
+        <w:t xml:space="preserve"> (12) </w:t>
+      </w:r>
+      <w:r>
+        <w:rPr>
+          <w:u w:val="single"/>
+          <w:sz w:val="19"/>
+          <w:szCs w:val="19"/>
+        </w:rPr>
+        <w:t xml:space="preserve">           </w:t>
+      </w:r>
+      <w:r>
+        <w:rPr>
+          <w:sz w:val="19"/>
+          <w:szCs w:val="19"/>
+        </w:rPr>
+        <w:t xml:space="preserve"> </w:t>
+      </w:r>
+      <w:r>
+        <w:rPr>
+          <w:sz w:val="19"/>
+          <w:szCs w:val="19"/>
+        </w:rPr>
+        <w:t xml:space="preserve"> of the three limits, and LCM is the lower of cost and market. </w:t>
+      </w:r>
+    </w:p>
+    <w:tbl>
+      <w:tblPr>
+        <w:tblW w:type="pct" w:w="100%"/>
+        <w:tblLayout w:type="fixed"/>
+        <w:tblBorders>
+          <w:top w:val="single" w:color="FBFAF6" w:sz="4"/>
+          <w:left w:val="single" w:color="FBFAF6" w:sz="4"/>
+          <w:bottom w:val="single" w:color="FBFAF6" w:sz="4"/>
+          <w:right w:val="single" w:color="FBFAF6" w:sz="4"/>
+          <w:insideH w:val="single" w:color="FBFAF6" w:sz="4"/>
+          <w:insideV w:val="single" w:color="FBFAF6" w:sz="4"/>
+        </w:tblBorders>
+      </w:tblPr>
+      <w:tblGrid>
+        <w:gridCol w:w="9600"/>
+      </w:tblGrid>
+      <w:tr>
+        <w:tc>
+          <w:tcPr>
+            <w:tcW w:type="pct" w:w="5000"/>
+            <w:shd w:fill="FBFAF6" w:val="clear"/>
+            <w:tcMar>
+              <w:top w:type="dxa" w:w="40"/>
+              <w:left w:type="dxa" w:w="100"/>
+              <w:bottom w:type="dxa" w:w="40"/>
+              <w:right w:type="dxa" w:w="100"/>
+            </w:tcMar>
+          </w:tcPr>
+          <w:p>
+            <w:pPr>
+              <w:spacing w:before="18" w:after="6"/>
+            </w:pPr>
+            <w:r>
+              <w:rPr>
+                <w:b/>
+                <w:bCs/>
+                <w:color w:val="6B7280"/>
+                <w:sz w:val="14"/>
+                <w:szCs w:val="14"/>
+              </w:rPr>
+              <w:t xml:space="preserve">word list</w:t>
+            </w:r>
+          </w:p>
+          <w:p>
+            <w:pPr>
+              <w:spacing w:before="0" w:after="18"/>
+            </w:pPr>
+            <w:r>
+              <w:rPr>
+                <w:b/>
+                <w:bCs/>
+                <w:color w:val="353A7C"/>
+                <w:sz w:val="16"/>
+                <w:szCs w:val="16"/>
+              </w:rPr>
+              <w:t xml:space="preserve">dollars   ·   directly   ·   middle</w:t>
             </w:r>
           </w:p>
         </w:tc>
@@ -4609,7 +4778,7 @@
                 <w:sz w:val="16"/>
                 <w:szCs w:val="16"/>
               </w:rPr>
-              <w:t xml:space="preserve">markup   ·   Tahini   ·   Chickpeas</w:t>
+              <w:t xml:space="preserve">shrinkage   ·   Tahini   ·   Chickpeas</w:t>
             </w:r>
           </w:p>
         </w:tc>
@@ -4618,6 +4787,18 @@
     <w:p/>
     <w:p>
       <w:pPr>
+        <w:pageBreakBefore w:val="true"/>
+        <w:spacing w:after="0"/>
+      </w:pPr>
+      <w:r>
+        <w:rPr>
+          <w:sz w:val="2"/>
+        </w:rPr>
+        <w:t xml:space="preserve"> </w:t>
+      </w:r>
+    </w:p>
+    <w:p>
+      <w:pPr>
         <w:spacing w:before="44" w:after="14"/>
       </w:pPr>
       <w:r>
@@ -4628,7 +4809,7 @@
           <w:sz w:val="18"/>
           <w:szCs w:val="18"/>
         </w:rPr>
-        <w:t xml:space="preserve">Summary 2</w:t>
+        <w:t xml:space="preserve">Summary 3</w:t>
       </w:r>
       <w:r>
         <w:rPr>
@@ -4636,7 +4817,7 @@
           <w:sz w:val="16"/>
           <w:szCs w:val="16"/>
         </w:rPr>
-        <w:t xml:space="preserve">      gaps 13–20</w:t>
+        <w:t xml:space="preserve">      gaps 15–22</w:t>
       </w:r>
     </w:p>
     <w:p>
@@ -4666,7 +4847,7 @@
           <w:sz w:val="15"/>
           <w:szCs w:val="15"/>
         </w:rPr>
-        <w:t xml:space="preserve"> (13) </w:t>
+        <w:t xml:space="preserve"> (15) </w:t>
       </w:r>
       <w:r>
         <w:rPr>
@@ -4698,7 +4879,7 @@
           <w:sz w:val="15"/>
           <w:szCs w:val="15"/>
         </w:rPr>
-        <w:t xml:space="preserve"> (14) </w:t>
+        <w:t xml:space="preserve"> (16) </w:t>
       </w:r>
       <w:r>
         <w:rPr>
@@ -4730,7 +4911,7 @@
           <w:sz w:val="15"/>
           <w:szCs w:val="15"/>
         </w:rPr>
-        <w:t xml:space="preserve"> (15) </w:t>
+        <w:t xml:space="preserve"> (17) </w:t>
       </w:r>
       <w:r>
         <w:rPr>
@@ -4769,7 +4950,7 @@
           <w:sz w:val="15"/>
           <w:szCs w:val="15"/>
         </w:rPr>
-        <w:t xml:space="preserve"> (16) </w:t>
+        <w:t xml:space="preserve"> (18) </w:t>
       </w:r>
       <w:r>
         <w:rPr>
@@ -4801,7 +4982,7 @@
           <w:sz w:val="15"/>
           <w:szCs w:val="15"/>
         </w:rPr>
-        <w:t xml:space="preserve"> (17) </w:t>
+        <w:t xml:space="preserve"> (19) </w:t>
       </w:r>
       <w:r>
         <w:rPr>
@@ -4840,7 +5021,7 @@
           <w:sz w:val="15"/>
           <w:szCs w:val="15"/>
         </w:rPr>
-        <w:t xml:space="preserve"> (18) </w:t>
+        <w:t xml:space="preserve"> (20) </w:t>
       </w:r>
       <w:r>
         <w:rPr>
@@ -4879,7 +5060,7 @@
           <w:sz w:val="15"/>
           <w:szCs w:val="15"/>
         </w:rPr>
-        <w:t xml:space="preserve"> (19) </w:t>
+        <w:t xml:space="preserve"> (21) </w:t>
       </w:r>
       <w:r>
         <w:rPr>
@@ -4911,7 +5092,7 @@
           <w:sz w:val="15"/>
           <w:szCs w:val="15"/>
         </w:rPr>
-        <w:t xml:space="preserve"> (20) </w:t>
+        <w:t xml:space="preserve"> (22) </w:t>
       </w:r>
       <w:r>
         <w:rPr>
@@ -4991,7 +5172,7 @@
                 <w:sz w:val="16"/>
                 <w:szCs w:val="16"/>
               </w:rPr>
-              <w:t xml:space="preserve">conservative   ·   compared   ·   non-cancellable   ·   inventory   ·   ceiling   ·   expected   ·   because   ·   category   ·   consistently</w:t>
+              <w:t xml:space="preserve">non-cancellable   ·   inventory   ·   compared   ·   expected   ·   because   ·   consistently   ·   conservative   ·   item-by-item   ·   category</w:t>
             </w:r>
           </w:p>
         </w:tc>
@@ -5047,18 +5228,6 @@
     <w:p/>
     <w:p>
       <w:pPr>
-        <w:pageBreakBefore w:val="true"/>
-        <w:spacing w:after="0"/>
-      </w:pPr>
-      <w:r>
-        <w:rPr>
-          <w:sz w:val="2"/>
-        </w:rPr>
-        <w:t xml:space="preserve"> </w:t>
-      </w:r>
-    </w:p>
-    <w:p>
-      <w:pPr>
         <w:spacing w:before="44" w:after="14"/>
       </w:pPr>
       <w:r>
@@ -5069,7 +5238,7 @@
           <w:sz w:val="18"/>
           <w:szCs w:val="18"/>
         </w:rPr>
-        <w:t xml:space="preserve">Summary 3</w:t>
+        <w:t xml:space="preserve">Summary 4</w:t>
       </w:r>
       <w:r>
         <w:rPr>
@@ -5077,7 +5246,7 @@
           <w:sz w:val="16"/>
           <w:szCs w:val="16"/>
         </w:rPr>
-        <w:t xml:space="preserve">      gaps 21–24</w:t>
+        <w:t xml:space="preserve">      gaps 23–26</w:t>
       </w:r>
     </w:p>
     <w:p>
@@ -5100,7 +5269,7 @@
           <w:sz w:val="15"/>
           <w:szCs w:val="15"/>
         </w:rPr>
-        <w:t xml:space="preserve"> (21) </w:t>
+        <w:t xml:space="preserve"> (23) </w:t>
       </w:r>
       <w:r>
         <w:rPr>
@@ -5132,7 +5301,7 @@
           <w:sz w:val="15"/>
           <w:szCs w:val="15"/>
         </w:rPr>
-        <w:t xml:space="preserve"> (22) </w:t>
+        <w:t xml:space="preserve"> (24) </w:t>
       </w:r>
       <w:r>
         <w:rPr>
@@ -5192,7 +5361,7 @@
           <w:sz w:val="15"/>
           <w:szCs w:val="15"/>
         </w:rPr>
-        <w:t xml:space="preserve"> (23) </w:t>
+        <w:t xml:space="preserve"> (25) </w:t>
       </w:r>
       <w:r>
         <w:rPr>
@@ -5224,7 +5393,7 @@
           <w:sz w:val="15"/>
           <w:szCs w:val="15"/>
         </w:rPr>
-        <w:t xml:space="preserve"> (24) </w:t>
+        <w:t xml:space="preserve"> (26) </w:t>
       </w:r>
       <w:r>
         <w:rPr>
@@ -5304,7 +5473,7 @@
                 <w:sz w:val="16"/>
                 <w:szCs w:val="16"/>
               </w:rPr>
-              <w:t xml:space="preserve">category   ·   directly   ·   question   ·   ceiling   ·   compare</w:t>
+              <w:t xml:space="preserve">directly   ·   abnormally   ·   question   ·   category   ·   compare</w:t>
             </w:r>
           </w:p>
         </w:tc>
@@ -5447,6 +5616,18 @@
       </w:tr>
     </w:tbl>
     <w:p/>
+    <w:p>
+      <w:pPr>
+        <w:pageBreakBefore w:val="true"/>
+        <w:spacing w:after="0"/>
+      </w:pPr>
+      <w:r>
+        <w:rPr>
+          <w:sz w:val="2"/>
+        </w:rPr>
+        <w:t xml:space="preserve"> </w:t>
+      </w:r>
+    </w:p>
     <w:tbl>
       <w:tblPr>
         <w:tblW w:type="pct" w:w="100%"/>
@@ -6029,14 +6210,14 @@
                 <w:sz w:val="16"/>
                 <w:szCs w:val="16"/>
               </w:rPr>
-              <w:t xml:space="preserve">15  </w:t>
-            </w:r>
-            <w:r>
-              <w:rPr>
-                <w:sz w:val="16"/>
-                <w:szCs w:val="16"/>
-              </w:rPr>
-              <w:t xml:space="preserve">consistently</w:t>
+              <w:t xml:space="preserve">16  </w:t>
+            </w:r>
+            <w:r>
+              <w:rPr>
+                <w:sz w:val="16"/>
+                <w:szCs w:val="16"/>
+              </w:rPr>
+              <w:t xml:space="preserve">inventory</w:t>
             </w:r>
           </w:p>
         </w:tc>
@@ -6097,14 +6278,14 @@
                 <w:sz w:val="16"/>
                 <w:szCs w:val="16"/>
               </w:rPr>
-              <w:t xml:space="preserve">16  </w:t>
-            </w:r>
-            <w:r>
-              <w:rPr>
-                <w:sz w:val="16"/>
-                <w:szCs w:val="16"/>
-              </w:rPr>
-              <w:t xml:space="preserve">compared</w:t>
+              <w:t xml:space="preserve">17  </w:t>
+            </w:r>
+            <w:r>
+              <w:rPr>
+                <w:sz w:val="16"/>
+                <w:szCs w:val="16"/>
+              </w:rPr>
+              <w:t xml:space="preserve">consistently</w:t>
             </w:r>
           </w:p>
         </w:tc>
@@ -6165,14 +6346,14 @@
                 <w:sz w:val="16"/>
                 <w:szCs w:val="16"/>
               </w:rPr>
-              <w:t xml:space="preserve">17  </w:t>
-            </w:r>
-            <w:r>
-              <w:rPr>
-                <w:sz w:val="16"/>
-                <w:szCs w:val="16"/>
-              </w:rPr>
-              <w:t xml:space="preserve">because</w:t>
+              <w:t xml:space="preserve">18  </w:t>
+            </w:r>
+            <w:r>
+              <w:rPr>
+                <w:sz w:val="16"/>
+                <w:szCs w:val="16"/>
+              </w:rPr>
+              <w:t xml:space="preserve">compared</w:t>
             </w:r>
           </w:p>
         </w:tc>
@@ -6233,14 +6414,14 @@
                 <w:sz w:val="16"/>
                 <w:szCs w:val="16"/>
               </w:rPr>
-              <w:t xml:space="preserve">18  </w:t>
-            </w:r>
-            <w:r>
-              <w:rPr>
-                <w:sz w:val="16"/>
-                <w:szCs w:val="16"/>
-              </w:rPr>
-              <w:t xml:space="preserve">conservative</w:t>
+              <w:t xml:space="preserve">19  </w:t>
+            </w:r>
+            <w:r>
+              <w:rPr>
+                <w:sz w:val="16"/>
+                <w:szCs w:val="16"/>
+              </w:rPr>
+              <w:t xml:space="preserve">because</w:t>
             </w:r>
           </w:p>
         </w:tc>
@@ -6301,14 +6482,14 @@
                 <w:sz w:val="16"/>
                 <w:szCs w:val="16"/>
               </w:rPr>
-              <w:t xml:space="preserve">19  </w:t>
-            </w:r>
-            <w:r>
-              <w:rPr>
-                <w:sz w:val="16"/>
-                <w:szCs w:val="16"/>
-              </w:rPr>
-              <w:t xml:space="preserve">non-cancellable</w:t>
+              <w:t xml:space="preserve">20  </w:t>
+            </w:r>
+            <w:r>
+              <w:rPr>
+                <w:sz w:val="16"/>
+                <w:szCs w:val="16"/>
+              </w:rPr>
+              <w:t xml:space="preserve">conservative</w:t>
             </w:r>
           </w:p>
         </w:tc>
@@ -6369,14 +6550,14 @@
                 <w:sz w:val="16"/>
                 <w:szCs w:val="16"/>
               </w:rPr>
-              <w:t xml:space="preserve">20  </w:t>
-            </w:r>
-            <w:r>
-              <w:rPr>
-                <w:sz w:val="16"/>
-                <w:szCs w:val="16"/>
-              </w:rPr>
-              <w:t xml:space="preserve">expected</w:t>
+              <w:t xml:space="preserve">21  </w:t>
+            </w:r>
+            <w:r>
+              <w:rPr>
+                <w:sz w:val="16"/>
+                <w:szCs w:val="16"/>
+              </w:rPr>
+              <w:t xml:space="preserve">non-cancellable</w:t>
             </w:r>
           </w:p>
         </w:tc>
@@ -6437,14 +6618,14 @@
                 <w:sz w:val="16"/>
                 <w:szCs w:val="16"/>
               </w:rPr>
-              <w:t xml:space="preserve">21  </w:t>
-            </w:r>
-            <w:r>
-              <w:rPr>
-                <w:sz w:val="16"/>
-                <w:szCs w:val="16"/>
-              </w:rPr>
-              <w:t xml:space="preserve">compare</w:t>
+              <w:t xml:space="preserve">22  </w:t>
+            </w:r>
+            <w:r>
+              <w:rPr>
+                <w:sz w:val="16"/>
+                <w:szCs w:val="16"/>
+              </w:rPr>
+              <w:t xml:space="preserve">expected</w:t>
             </w:r>
           </w:p>
         </w:tc>
@@ -6505,14 +6686,14 @@
                 <w:sz w:val="16"/>
                 <w:szCs w:val="16"/>
               </w:rPr>
-              <w:t xml:space="preserve">22  </w:t>
-            </w:r>
-            <w:r>
-              <w:rPr>
-                <w:sz w:val="16"/>
-                <w:szCs w:val="16"/>
-              </w:rPr>
-              <w:t xml:space="preserve">directly</w:t>
+              <w:t xml:space="preserve">23  </w:t>
+            </w:r>
+            <w:r>
+              <w:rPr>
+                <w:sz w:val="16"/>
+                <w:szCs w:val="16"/>
+              </w:rPr>
+              <w:t xml:space="preserve">compare</w:t>
             </w:r>
           </w:p>
         </w:tc>
@@ -6573,14 +6754,14 @@
                 <w:sz w:val="16"/>
                 <w:szCs w:val="16"/>
               </w:rPr>
-              <w:t xml:space="preserve">23  </w:t>
-            </w:r>
-            <w:r>
-              <w:rPr>
-                <w:sz w:val="16"/>
-                <w:szCs w:val="16"/>
-              </w:rPr>
-              <w:t xml:space="preserve">question</w:t>
+              <w:t xml:space="preserve">24  </w:t>
+            </w:r>
+            <w:r>
+              <w:rPr>
+                <w:sz w:val="16"/>
+                <w:szCs w:val="16"/>
+              </w:rPr>
+              <w:t xml:space="preserve">directly</w:t>
             </w:r>
           </w:p>
         </w:tc>
@@ -6641,14 +6822,14 @@
                 <w:sz w:val="16"/>
                 <w:szCs w:val="16"/>
               </w:rPr>
-              <w:t xml:space="preserve">24  </w:t>
-            </w:r>
-            <w:r>
-              <w:rPr>
-                <w:sz w:val="16"/>
-                <w:szCs w:val="16"/>
-              </w:rPr>
-              <w:t xml:space="preserve">category</w:t>
+              <w:t xml:space="preserve">25  </w:t>
+            </w:r>
+            <w:r>
+              <w:rPr>
+                <w:sz w:val="16"/>
+                <w:szCs w:val="16"/>
+              </w:rPr>
+              <w:t xml:space="preserve">question</w:t>
             </w:r>
           </w:p>
         </w:tc>
@@ -6683,7 +6864,7 @@
                 <w:sz w:val="16"/>
                 <w:szCs w:val="16"/>
               </w:rPr>
-              <w:t xml:space="preserve">Tahini</w:t>
+              <w:t xml:space="preserve">dollars</w:t>
             </w:r>
           </w:p>
         </w:tc>
@@ -6709,14 +6890,14 @@
                 <w:sz w:val="16"/>
                 <w:szCs w:val="16"/>
               </w:rPr>
-              <w:t xml:space="preserve">25  </w:t>
-            </w:r>
-            <w:r>
-              <w:rPr>
-                <w:sz w:val="16"/>
-                <w:szCs w:val="16"/>
-              </w:rPr>
-              <w:t xml:space="preserve">lower of cost or market (LCM)</w:t>
+              <w:t xml:space="preserve">26  </w:t>
+            </w:r>
+            <w:r>
+              <w:rPr>
+                <w:sz w:val="16"/>
+                <w:szCs w:val="16"/>
+              </w:rPr>
+              <w:t xml:space="preserve">category</w:t>
             </w:r>
           </w:p>
         </w:tc>
@@ -6751,7 +6932,7 @@
                 <w:sz w:val="16"/>
                 <w:szCs w:val="16"/>
               </w:rPr>
-              <w:t xml:space="preserve">Chickpeas</w:t>
+              <w:t xml:space="preserve">middle</w:t>
             </w:r>
           </w:p>
         </w:tc>
@@ -6777,14 +6958,14 @@
                 <w:sz w:val="16"/>
                 <w:szCs w:val="16"/>
               </w:rPr>
-              <w:t xml:space="preserve">26  </w:t>
-            </w:r>
-            <w:r>
-              <w:rPr>
-                <w:sz w:val="16"/>
-                <w:szCs w:val="16"/>
-              </w:rPr>
-              <w:t xml:space="preserve">floor</w:t>
+              <w:t xml:space="preserve">27  </w:t>
+            </w:r>
+            <w:r>
+              <w:rPr>
+                <w:sz w:val="16"/>
+                <w:szCs w:val="16"/>
+              </w:rPr>
+              <w:t xml:space="preserve">lower of cost or market (LCM)</w:t>
             </w:r>
           </w:p>
         </w:tc>
@@ -6819,7 +7000,7 @@
                 <w:sz w:val="16"/>
                 <w:szCs w:val="16"/>
               </w:rPr>
-              <w:t xml:space="preserve">category</w:t>
+              <w:t xml:space="preserve">Tahini</w:t>
             </w:r>
           </w:p>
         </w:tc>
@@ -6845,14 +7026,14 @@
                 <w:sz w:val="16"/>
                 <w:szCs w:val="16"/>
               </w:rPr>
-              <w:t xml:space="preserve">27  </w:t>
-            </w:r>
-            <w:r>
-              <w:rPr>
-                <w:sz w:val="16"/>
-                <w:szCs w:val="16"/>
-              </w:rPr>
-              <w:t xml:space="preserve">item-by-item basis</w:t>
+              <w:t xml:space="preserve">28  </w:t>
+            </w:r>
+            <w:r>
+              <w:rPr>
+                <w:sz w:val="16"/>
+                <w:szCs w:val="16"/>
+              </w:rPr>
+              <w:t xml:space="preserve">floor</w:t>
             </w:r>
           </w:p>
         </w:tc>
@@ -6887,7 +7068,75 @@
                 <w:sz w:val="16"/>
                 <w:szCs w:val="16"/>
               </w:rPr>
-              <w:t xml:space="preserve">inventory</w:t>
+              <w:t xml:space="preserve">Chickpeas</w:t>
+            </w:r>
+          </w:p>
+        </w:tc>
+        <w:tc>
+          <w:tcPr>
+            <w:tcW w:type="pct" w:w="2500"/>
+            <w:tcMar>
+              <w:top w:type="dxa" w:w="20"/>
+              <w:left w:type="dxa" w:w="80"/>
+              <w:bottom w:type="dxa" w:w="20"/>
+              <w:right w:type="dxa" w:w="80"/>
+            </w:tcMar>
+          </w:tcPr>
+          <w:p>
+            <w:pPr>
+              <w:spacing w:before="12" w:after="12"/>
+            </w:pPr>
+            <w:r>
+              <w:rPr>
+                <w:b/>
+                <w:bCs/>
+                <w:color w:val="8186EF"/>
+                <w:sz w:val="16"/>
+                <w:szCs w:val="16"/>
+              </w:rPr>
+              <w:t xml:space="preserve">29  </w:t>
+            </w:r>
+            <w:r>
+              <w:rPr>
+                <w:sz w:val="16"/>
+                <w:szCs w:val="16"/>
+              </w:rPr>
+              <w:t xml:space="preserve">item-by-item basis</w:t>
+            </w:r>
+          </w:p>
+        </w:tc>
+      </w:tr>
+      <w:tr>
+        <w:tc>
+          <w:tcPr>
+            <w:tcW w:type="pct" w:w="2500"/>
+            <w:tcMar>
+              <w:top w:type="dxa" w:w="20"/>
+              <w:left w:type="dxa" w:w="80"/>
+              <w:bottom w:type="dxa" w:w="20"/>
+              <w:right w:type="dxa" w:w="80"/>
+            </w:tcMar>
+          </w:tcPr>
+          <w:p>
+            <w:pPr>
+              <w:spacing w:before="12" w:after="12"/>
+            </w:pPr>
+            <w:r>
+              <w:rPr>
+                <w:b/>
+                <w:bCs/>
+                <w:color w:val="8186EF"/>
+                <w:sz w:val="16"/>
+                <w:szCs w:val="16"/>
+              </w:rPr>
+              <w:t xml:space="preserve">15  </w:t>
+            </w:r>
+            <w:r>
+              <w:rPr>
+                <w:sz w:val="16"/>
+                <w:szCs w:val="16"/>
+              </w:rPr>
+              <w:t xml:space="preserve">category</w:t>
             </w:r>
           </w:p>
         </w:tc>
@@ -6977,7 +7226,7 @@
           <w:sz w:val="15"/>
           <w:szCs w:val="15"/>
         </w:rPr>
-        <w:t xml:space="preserve">The item-by-item basis gives a total write-down of $4,500. A company may also apply LCM by category or to the total inventory, if it does so consistently. On the total basis, total market ($121,500) is compared with total cost ($122,000), and the write-down is only $500, because gains on some items offset losses on others. The item-by-item basis is the most conservative. One more rule: if a company has a firm, non-cancellable purchase commitment at a price above the current market, it records the expected loss now, in the current period.</w:t>
+        <w:t xml:space="preserve">Values are per case in whole dollars. For each line, market is the middle of the three limits, and LCM is the lower of cost and market.</w:t>
       </w:r>
     </w:p>
     <w:p>
@@ -6994,6 +7243,30 @@
           <w:szCs w:val="15"/>
         </w:rPr>
         <w:t xml:space="preserve">Summary 3   </w:t>
+      </w:r>
+      <w:r>
+        <w:rPr>
+          <w:color w:val="6B7280"/>
+          <w:sz w:val="15"/>
+          <w:szCs w:val="15"/>
+        </w:rPr>
+        <w:t xml:space="preserve">The item-by-item basis gives a total write-down of $4,500. A company may also apply LCM by category or to the total inventory, if it does so consistently. On the total basis, total market ($121,500) is compared with total cost ($122,000), and the write-down is only $500, because gains on some items offset losses on others. The item-by-item basis is the most conservative. One more rule: if a company has a firm, non-cancellable purchase commitment at a price above the current market, it records the expected loss now, in the current period.</w:t>
+      </w:r>
+    </w:p>
+    <w:p>
+      <w:pPr>
+        <w:spacing w:before="20" w:after="20"/>
+        <w:ind w:left="240" w:hanging="240"/>
+      </w:pPr>
+      <w:r>
+        <w:rPr>
+          <w:b/>
+          <w:bCs/>
+          <w:color w:val="353A7C"/>
+          <w:sz w:val="15"/>
+          <w:szCs w:val="15"/>
+        </w:rPr>
+        <w:t xml:space="preserve">Summary 4   </w:t>
       </w:r>
       <w:r>
         <w:rPr>
@@ -11015,6 +11288,175 @@
     </w:p>
     <w:p>
       <w:pPr>
+        <w:spacing w:before="44" w:after="14"/>
+      </w:pPr>
+      <w:r>
+        <w:rPr>
+          <w:b/>
+          <w:bCs/>
+          <w:color w:val="353A7C"/>
+          <w:sz w:val="18"/>
+          <w:szCs w:val="18"/>
+        </w:rPr>
+        <w:t xml:space="preserve">Summary 1</w:t>
+      </w:r>
+      <w:r>
+        <w:rPr>
+          <w:color w:val="6B7280"/>
+          <w:sz w:val="16"/>
+          <w:szCs w:val="16"/>
+        </w:rPr>
+        <w:t xml:space="preserve">      gaps 1–2</w:t>
+      </w:r>
+    </w:p>
+    <w:p>
+      <w:pPr>
+        <w:spacing w:before="20" w:after="20" w:line="360" w:lineRule="auto"/>
+        <w:ind w:left="200"/>
+      </w:pPr>
+      <w:r>
+        <w:rPr>
+          <w:sz w:val="19"/>
+          <w:szCs w:val="19"/>
+        </w:rPr>
+        <w:t xml:space="preserve">No method is best in every </w:t>
+      </w:r>
+      <w:r>
+        <w:rPr>
+          <w:b/>
+          <w:bCs/>
+          <w:color w:val="8186EF"/>
+          <w:sz w:val="15"/>
+          <w:szCs w:val="15"/>
+        </w:rPr>
+        <w:t xml:space="preserve"> (1) </w:t>
+      </w:r>
+      <w:r>
+        <w:rPr>
+          <w:u w:val="single"/>
+          <w:sz w:val="19"/>
+          <w:szCs w:val="19"/>
+        </w:rPr>
+        <w:t xml:space="preserve">           </w:t>
+      </w:r>
+      <w:r>
+        <w:rPr>
+          <w:sz w:val="19"/>
+          <w:szCs w:val="19"/>
+        </w:rPr>
+        <w:t xml:space="preserve"> </w:t>
+      </w:r>
+      <w:r>
+        <w:rPr>
+          <w:sz w:val="19"/>
+          <w:szCs w:val="19"/>
+        </w:rPr>
+        <w:t xml:space="preserve">. </w:t>
+      </w:r>
+      <w:r>
+        <w:rPr>
+          <w:sz w:val="19"/>
+          <w:szCs w:val="19"/>
+        </w:rPr>
+        <w:t xml:space="preserve">Each one is </w:t>
+      </w:r>
+      <w:r>
+        <w:rPr>
+          <w:b/>
+          <w:bCs/>
+          <w:color w:val="8186EF"/>
+          <w:sz w:val="15"/>
+          <w:szCs w:val="15"/>
+        </w:rPr>
+        <w:t xml:space="preserve"> (2) </w:t>
+      </w:r>
+      <w:r>
+        <w:rPr>
+          <w:u w:val="single"/>
+          <w:sz w:val="19"/>
+          <w:szCs w:val="19"/>
+        </w:rPr>
+        <w:t xml:space="preserve">           </w:t>
+      </w:r>
+      <w:r>
+        <w:rPr>
+          <w:sz w:val="19"/>
+          <w:szCs w:val="19"/>
+        </w:rPr>
+        <w:t xml:space="preserve"> </w:t>
+      </w:r>
+      <w:r>
+        <w:rPr>
+          <w:sz w:val="19"/>
+          <w:szCs w:val="19"/>
+        </w:rPr>
+        <w:t xml:space="preserve"> on some goals and weak on others. </w:t>
+      </w:r>
+    </w:p>
+    <w:tbl>
+      <w:tblPr>
+        <w:tblW w:type="pct" w:w="100%"/>
+        <w:tblLayout w:type="fixed"/>
+        <w:tblBorders>
+          <w:top w:val="single" w:color="FBFAF6" w:sz="4"/>
+          <w:left w:val="single" w:color="FBFAF6" w:sz="4"/>
+          <w:bottom w:val="single" w:color="FBFAF6" w:sz="4"/>
+          <w:right w:val="single" w:color="FBFAF6" w:sz="4"/>
+          <w:insideH w:val="single" w:color="FBFAF6" w:sz="4"/>
+          <w:insideV w:val="single" w:color="FBFAF6" w:sz="4"/>
+        </w:tblBorders>
+      </w:tblPr>
+      <w:tblGrid>
+        <w:gridCol w:w="9600"/>
+      </w:tblGrid>
+      <w:tr>
+        <w:tc>
+          <w:tcPr>
+            <w:tcW w:type="pct" w:w="5000"/>
+            <w:shd w:fill="FBFAF6" w:val="clear"/>
+            <w:tcMar>
+              <w:top w:type="dxa" w:w="40"/>
+              <w:left w:type="dxa" w:w="100"/>
+              <w:bottom w:type="dxa" w:w="40"/>
+              <w:right w:type="dxa" w:w="100"/>
+            </w:tcMar>
+          </w:tcPr>
+          <w:p>
+            <w:pPr>
+              <w:spacing w:before="18" w:after="6"/>
+            </w:pPr>
+            <w:r>
+              <w:rPr>
+                <w:b/>
+                <w:bCs/>
+                <w:color w:val="6B7280"/>
+                <w:sz w:val="14"/>
+                <w:szCs w:val="14"/>
+              </w:rPr>
+              <w:t xml:space="preserve">word list</w:t>
+            </w:r>
+          </w:p>
+          <w:p>
+            <w:pPr>
+              <w:spacing w:before="0" w:after="18"/>
+            </w:pPr>
+            <w:r>
+              <w:rPr>
+                <w:b/>
+                <w:bCs/>
+                <w:color w:val="353A7C"/>
+                <w:sz w:val="16"/>
+                <w:szCs w:val="16"/>
+              </w:rPr>
+              <w:t xml:space="preserve">situation   ·   weighted   ·   strong</w:t>
+            </w:r>
+          </w:p>
+        </w:tc>
+      </w:tr>
+    </w:tbl>
+    <w:p/>
+    <w:p>
+      <w:pPr>
         <w:spacing w:before="44" w:after="10"/>
       </w:pPr>
       <w:r>
@@ -11142,7 +11584,7 @@
                 <w:sz w:val="16"/>
                 <w:szCs w:val="16"/>
               </w:rPr>
-              <w:t xml:space="preserve">Cost of records   ·   Taxes when prices rise   ·   Risk of manipulation</w:t>
+              <w:t xml:space="preserve">Between the two   ·   Cost of records   ·   Balance sheet (inventory)</w:t>
             </w:r>
           </w:p>
         </w:tc>
@@ -11161,7 +11603,7 @@
           <w:sz w:val="18"/>
           <w:szCs w:val="18"/>
         </w:rPr>
-        <w:t xml:space="preserve">Summary 1</w:t>
+        <w:t xml:space="preserve">Summary 2</w:t>
       </w:r>
       <w:r>
         <w:rPr>
@@ -11169,7 +11611,7 @@
           <w:sz w:val="16"/>
           <w:szCs w:val="16"/>
         </w:rPr>
-        <w:t xml:space="preserve">      gaps 3–11</w:t>
+        <w:t xml:space="preserve">      gaps 5–13</w:t>
       </w:r>
     </w:p>
     <w:p>
@@ -11192,7 +11634,7 @@
           <w:sz w:val="15"/>
           <w:szCs w:val="15"/>
         </w:rPr>
-        <w:t xml:space="preserve"> (3) </w:t>
+        <w:t xml:space="preserve"> (5) </w:t>
       </w:r>
       <w:r>
         <w:rPr>
@@ -11231,7 +11673,7 @@
           <w:sz w:val="15"/>
           <w:szCs w:val="15"/>
         </w:rPr>
-        <w:t xml:space="preserve"> (4) </w:t>
+        <w:t xml:space="preserve"> (6) </w:t>
       </w:r>
       <w:r>
         <w:rPr>
@@ -11263,7 +11705,7 @@
           <w:sz w:val="15"/>
           <w:szCs w:val="15"/>
         </w:rPr>
-        <w:t xml:space="preserve"> (5) </w:t>
+        <w:t xml:space="preserve"> (7) </w:t>
       </w:r>
       <w:r>
         <w:rPr>
@@ -11302,7 +11744,7 @@
           <w:sz w:val="15"/>
           <w:szCs w:val="15"/>
         </w:rPr>
-        <w:t xml:space="preserve"> (6) </w:t>
+        <w:t xml:space="preserve"> (8) </w:t>
       </w:r>
       <w:r>
         <w:rPr>
@@ -11334,7 +11776,7 @@
           <w:sz w:val="15"/>
           <w:szCs w:val="15"/>
         </w:rPr>
-        <w:t xml:space="preserve"> (7) </w:t>
+        <w:t xml:space="preserve"> (9) </w:t>
       </w:r>
       <w:r>
         <w:rPr>
@@ -11373,7 +11815,7 @@
           <w:sz w:val="15"/>
           <w:szCs w:val="15"/>
         </w:rPr>
-        <w:t xml:space="preserve"> (8) </w:t>
+        <w:t xml:space="preserve"> (10) </w:t>
       </w:r>
       <w:r>
         <w:rPr>
@@ -11405,7 +11847,7 @@
           <w:sz w:val="15"/>
           <w:szCs w:val="15"/>
         </w:rPr>
-        <w:t xml:space="preserve"> (9) </w:t>
+        <w:t xml:space="preserve"> (11) </w:t>
       </w:r>
       <w:r>
         <w:rPr>
@@ -11444,7 +11886,7 @@
           <w:sz w:val="15"/>
           <w:szCs w:val="15"/>
         </w:rPr>
-        <w:t xml:space="preserve"> (10) </w:t>
+        <w:t xml:space="preserve"> (12) </w:t>
       </w:r>
       <w:r>
         <w:rPr>
@@ -11476,7 +11918,7 @@
           <w:sz w:val="15"/>
           <w:szCs w:val="15"/>
         </w:rPr>
-        <w:t xml:space="preserve"> (11) </w:t>
+        <w:t xml:space="preserve"> (13) </w:t>
       </w:r>
       <w:r>
         <w:rPr>
@@ -11570,7 +12012,7 @@
                 <w:sz w:val="16"/>
                 <w:szCs w:val="16"/>
               </w:rPr>
-              <w:t xml:space="preserve">trade-off   ·   management   ·   identical   ·   prices   ·   out-of-date   ·   markdown   ·   statements   ·   smooths   ·   manipulate   ·   strengths</w:t>
+              <w:t xml:space="preserve">trade-off   ·   management   ·   statements   ·   strengths   ·   identical   ·   out-of-date   ·   ceiling   ·   manipulate   ·   smooths   ·   prices</w:t>
             </w:r>
           </w:p>
         </w:tc>
@@ -11674,7 +12116,7 @@
                 <w:sz w:val="16"/>
                 <w:szCs w:val="16"/>
               </w:rPr>
-              <w:t xml:space="preserve">Taxes when prices rise</w:t>
+              <w:t xml:space="preserve">situation</w:t>
             </w:r>
           </w:p>
         </w:tc>
@@ -11700,14 +12142,14 @@
                 <w:sz w:val="16"/>
                 <w:szCs w:val="16"/>
               </w:rPr>
-              <w:t xml:space="preserve">7  </w:t>
-            </w:r>
-            <w:r>
-              <w:rPr>
-                <w:sz w:val="16"/>
-                <w:szCs w:val="16"/>
-              </w:rPr>
-              <w:t xml:space="preserve">management</w:t>
+              <w:t xml:space="preserve">8  </w:t>
+            </w:r>
+            <w:r>
+              <w:rPr>
+                <w:sz w:val="16"/>
+                <w:szCs w:val="16"/>
+              </w:rPr>
+              <w:t xml:space="preserve">identical</w:t>
             </w:r>
           </w:p>
         </w:tc>
@@ -11742,7 +12184,7 @@
                 <w:sz w:val="16"/>
                 <w:szCs w:val="16"/>
               </w:rPr>
-              <w:t xml:space="preserve">Risk of manipulation</w:t>
+              <w:t xml:space="preserve">strong</w:t>
             </w:r>
           </w:p>
         </w:tc>
@@ -11768,14 +12210,14 @@
                 <w:sz w:val="16"/>
                 <w:szCs w:val="16"/>
               </w:rPr>
-              <w:t xml:space="preserve">8  </w:t>
-            </w:r>
-            <w:r>
-              <w:rPr>
-                <w:sz w:val="16"/>
-                <w:szCs w:val="16"/>
-              </w:rPr>
-              <w:t xml:space="preserve">trade-off</w:t>
+              <w:t xml:space="preserve">9  </w:t>
+            </w:r>
+            <w:r>
+              <w:rPr>
+                <w:sz w:val="16"/>
+                <w:szCs w:val="16"/>
+              </w:rPr>
+              <w:t xml:space="preserve">management</w:t>
             </w:r>
           </w:p>
         </w:tc>
@@ -11810,7 +12252,7 @@
                 <w:sz w:val="16"/>
                 <w:szCs w:val="16"/>
               </w:rPr>
-              <w:t xml:space="preserve">strengths</w:t>
+              <w:t xml:space="preserve">Balance sheet (inventory)</w:t>
             </w:r>
           </w:p>
         </w:tc>
@@ -11836,14 +12278,14 @@
                 <w:sz w:val="16"/>
                 <w:szCs w:val="16"/>
               </w:rPr>
-              <w:t xml:space="preserve">9  </w:t>
-            </w:r>
-            <w:r>
-              <w:rPr>
-                <w:sz w:val="16"/>
-                <w:szCs w:val="16"/>
-              </w:rPr>
-              <w:t xml:space="preserve">statements</w:t>
+              <w:t xml:space="preserve">10  </w:t>
+            </w:r>
+            <w:r>
+              <w:rPr>
+                <w:sz w:val="16"/>
+                <w:szCs w:val="16"/>
+              </w:rPr>
+              <w:t xml:space="preserve">trade-off</w:t>
             </w:r>
           </w:p>
         </w:tc>
@@ -11878,7 +12320,7 @@
                 <w:sz w:val="16"/>
                 <w:szCs w:val="16"/>
               </w:rPr>
-              <w:t xml:space="preserve">smooths</w:t>
+              <w:t xml:space="preserve">Cost of records</w:t>
             </w:r>
           </w:p>
         </w:tc>
@@ -11904,14 +12346,14 @@
                 <w:sz w:val="16"/>
                 <w:szCs w:val="16"/>
               </w:rPr>
-              <w:t xml:space="preserve">10  </w:t>
-            </w:r>
-            <w:r>
-              <w:rPr>
-                <w:sz w:val="16"/>
-                <w:szCs w:val="16"/>
-              </w:rPr>
-              <w:t xml:space="preserve">prices</w:t>
+              <w:t xml:space="preserve">11  </w:t>
+            </w:r>
+            <w:r>
+              <w:rPr>
+                <w:sz w:val="16"/>
+                <w:szCs w:val="16"/>
+              </w:rPr>
+              <w:t xml:space="preserve">statements</w:t>
             </w:r>
           </w:p>
         </w:tc>
@@ -11946,7 +12388,7 @@
                 <w:sz w:val="16"/>
                 <w:szCs w:val="16"/>
               </w:rPr>
-              <w:t xml:space="preserve">manipulate</w:t>
+              <w:t xml:space="preserve">strengths</w:t>
             </w:r>
           </w:p>
         </w:tc>
@@ -11972,14 +12414,14 @@
                 <w:sz w:val="16"/>
                 <w:szCs w:val="16"/>
               </w:rPr>
-              <w:t xml:space="preserve">11  </w:t>
-            </w:r>
-            <w:r>
-              <w:rPr>
-                <w:sz w:val="16"/>
-                <w:szCs w:val="16"/>
-              </w:rPr>
-              <w:t xml:space="preserve">out-of-date</w:t>
+              <w:t xml:space="preserve">12  </w:t>
+            </w:r>
+            <w:r>
+              <w:rPr>
+                <w:sz w:val="16"/>
+                <w:szCs w:val="16"/>
+              </w:rPr>
+              <w:t xml:space="preserve">prices</w:t>
             </w:r>
           </w:p>
         </w:tc>
@@ -12014,7 +12456,75 @@
                 <w:sz w:val="16"/>
                 <w:szCs w:val="16"/>
               </w:rPr>
-              <w:t xml:space="preserve">identical</w:t>
+              <w:t xml:space="preserve">smooths</w:t>
+            </w:r>
+          </w:p>
+        </w:tc>
+        <w:tc>
+          <w:tcPr>
+            <w:tcW w:type="pct" w:w="2500"/>
+            <w:tcMar>
+              <w:top w:type="dxa" w:w="20"/>
+              <w:left w:type="dxa" w:w="80"/>
+              <w:bottom w:type="dxa" w:w="20"/>
+              <w:right w:type="dxa" w:w="80"/>
+            </w:tcMar>
+          </w:tcPr>
+          <w:p>
+            <w:pPr>
+              <w:spacing w:before="12" w:after="12"/>
+            </w:pPr>
+            <w:r>
+              <w:rPr>
+                <w:b/>
+                <w:bCs/>
+                <w:color w:val="8186EF"/>
+                <w:sz w:val="16"/>
+                <w:szCs w:val="16"/>
+              </w:rPr>
+              <w:t xml:space="preserve">13  </w:t>
+            </w:r>
+            <w:r>
+              <w:rPr>
+                <w:sz w:val="16"/>
+                <w:szCs w:val="16"/>
+              </w:rPr>
+              <w:t xml:space="preserve">out-of-date</w:t>
+            </w:r>
+          </w:p>
+        </w:tc>
+      </w:tr>
+      <w:tr>
+        <w:tc>
+          <w:tcPr>
+            <w:tcW w:type="pct" w:w="2500"/>
+            <w:tcMar>
+              <w:top w:type="dxa" w:w="20"/>
+              <w:left w:type="dxa" w:w="80"/>
+              <w:bottom w:type="dxa" w:w="20"/>
+              <w:right w:type="dxa" w:w="80"/>
+            </w:tcMar>
+          </w:tcPr>
+          <w:p>
+            <w:pPr>
+              <w:spacing w:before="12" w:after="12"/>
+            </w:pPr>
+            <w:r>
+              <w:rPr>
+                <w:b/>
+                <w:bCs/>
+                <w:color w:val="8186EF"/>
+                <w:sz w:val="16"/>
+                <w:szCs w:val="16"/>
+              </w:rPr>
+              <w:t xml:space="preserve">7  </w:t>
+            </w:r>
+            <w:r>
+              <w:rPr>
+                <w:sz w:val="16"/>
+                <w:szCs w:val="16"/>
+              </w:rPr>
+              <w:t xml:space="preserve">manipulate</w:t>
             </w:r>
           </w:p>
         </w:tc>
@@ -12073,6 +12583,30 @@
           <w:szCs w:val="15"/>
         </w:rPr>
         <w:t xml:space="preserve">Summary 1   </w:t>
+      </w:r>
+      <w:r>
+        <w:rPr>
+          <w:color w:val="6B7280"/>
+          <w:sz w:val="15"/>
+          <w:szCs w:val="15"/>
+        </w:rPr>
+        <w:t xml:space="preserve">No method is best in every situation. Each one is strong on some goals and weak on others.</w:t>
+      </w:r>
+    </w:p>
+    <w:p>
+      <w:pPr>
+        <w:spacing w:before="20" w:after="20"/>
+        <w:ind w:left="240" w:hanging="240"/>
+      </w:pPr>
+      <w:r>
+        <w:rPr>
+          <w:b/>
+          <w:bCs/>
+          <w:color w:val="353A7C"/>
+          <w:sz w:val="15"/>
+          <w:szCs w:val="15"/>
+        </w:rPr>
+        <w:t xml:space="preserve">Summary 2   </w:t>
       </w:r>
       <w:r>
         <w:rPr>
@@ -15588,7 +16122,7 @@
               <w:sz w:val="16"/>
               <w:szCs w:val="16"/>
             </w:rPr>
-            <w:t xml:space="preserve"> of 2</w:t>
+            <w:t xml:space="preserve"> of 3</w:t>
           </w:r>
         </w:p>
       </w:tc>

--- a/CMA_Summaries_B1_Ch08.docx
+++ b/CMA_Summaries_B1_Ch08.docx
@@ -231,7 +231,7 @@
           <w:sz w:val="16"/>
           <w:szCs w:val="16"/>
         </w:rPr>
-        <w:t xml:space="preserve">      gaps 3–12</w:t>
+        <w:t xml:space="preserve">      gaps 3–11</w:t>
       </w:r>
     </w:p>
     <w:p>
@@ -276,7 +276,7 @@
           <w:sz w:val="19"/>
           <w:szCs w:val="19"/>
         </w:rPr>
-        <w:t xml:space="preserve"> sheet date, the company checks whether the cost of its inventory is still </w:t>
+        <w:t xml:space="preserve"> sheet date, the company checks </w:t>
       </w:r>
       <w:r>
         <w:rPr>
@@ -294,7 +294,7 @@
           <w:sz w:val="19"/>
           <w:szCs w:val="19"/>
         </w:rPr>
-        <w:t xml:space="preserve">             </w:t>
+        <w:t xml:space="preserve">           </w:t>
       </w:r>
       <w:r>
         <w:rPr>
@@ -308,14 +308,7 @@
           <w:sz w:val="19"/>
           <w:szCs w:val="19"/>
         </w:rPr>
-        <w:t xml:space="preserve">. </w:t>
-      </w:r>
-      <w:r>
-        <w:rPr>
-          <w:sz w:val="19"/>
-          <w:szCs w:val="19"/>
-        </w:rPr>
-        <w:t xml:space="preserve">Inventory measured by FIFO, </w:t>
+        <w:t xml:space="preserve"> the cost of its inventory is still </w:t>
       </w:r>
       <w:r>
         <w:rPr>
@@ -333,7 +326,7 @@
           <w:sz w:val="19"/>
           <w:szCs w:val="19"/>
         </w:rPr>
-        <w:t xml:space="preserve">           </w:t>
+        <w:t xml:space="preserve">             </w:t>
       </w:r>
       <w:r>
         <w:rPr>
@@ -347,7 +340,14 @@
           <w:sz w:val="19"/>
           <w:szCs w:val="19"/>
         </w:rPr>
-        <w:t xml:space="preserve"> cost or specific </w:t>
+        <w:t xml:space="preserve">. </w:t>
+      </w:r>
+      <w:r>
+        <w:rPr>
+          <w:sz w:val="19"/>
+          <w:szCs w:val="19"/>
+        </w:rPr>
+        <w:t xml:space="preserve">Inventory measured by FIFO, average cost or specific </w:t>
       </w:r>
       <w:r>
         <w:rPr>
@@ -386,7 +386,7 @@
           <w:sz w:val="19"/>
           <w:szCs w:val="19"/>
         </w:rPr>
-        <w:t xml:space="preserve">Inventory measured by LIFO or the </w:t>
+        <w:t xml:space="preserve">Inventory measured by LIFO or the retail inventory method uses the lower of cost or </w:t>
       </w:r>
       <w:r>
         <w:rPr>
@@ -418,7 +418,14 @@
           <w:sz w:val="19"/>
           <w:szCs w:val="19"/>
         </w:rPr>
-        <w:t xml:space="preserve"> inventory method uses the lower of cost or </w:t>
+        <w:t xml:space="preserve"> (LCM) (Section 8.2). </w:t>
+      </w:r>
+      <w:r>
+        <w:rPr>
+          <w:sz w:val="19"/>
+          <w:szCs w:val="19"/>
+        </w:rPr>
+        <w:t xml:space="preserve">Net realizable value (NRV) is the estimated selling price in the </w:t>
       </w:r>
       <w:r>
         <w:rPr>
@@ -450,14 +457,14 @@
           <w:sz w:val="19"/>
           <w:szCs w:val="19"/>
         </w:rPr>
-        <w:t xml:space="preserve"> (LCM) (Section 8.2). </w:t>
-      </w:r>
-      <w:r>
-        <w:rPr>
-          <w:sz w:val="19"/>
-          <w:szCs w:val="19"/>
-        </w:rPr>
-        <w:t xml:space="preserve">Net realizable value (NRV) is the </w:t>
+        <w:t xml:space="preserve"> course of business, minus the costs to complete, sell and transport the goods. </w:t>
+      </w:r>
+      <w:r>
+        <w:rPr>
+          <w:sz w:val="19"/>
+          <w:szCs w:val="19"/>
+        </w:rPr>
+        <w:t xml:space="preserve">If NRV is below cost, the company </w:t>
       </w:r>
       <w:r>
         <w:rPr>
@@ -489,7 +496,14 @@
           <w:sz w:val="19"/>
           <w:szCs w:val="19"/>
         </w:rPr>
-        <w:t xml:space="preserve"> selling price in the ordinary course of business, minus the costs to complete, sell and </w:t>
+        <w:t xml:space="preserve"> a write-down to NRV. </w:t>
+      </w:r>
+      <w:r>
+        <w:rPr>
+          <w:sz w:val="19"/>
+          <w:szCs w:val="19"/>
+        </w:rPr>
+        <w:t xml:space="preserve">The loss goes to income, </w:t>
       </w:r>
       <w:r>
         <w:rPr>
@@ -521,14 +535,7 @@
           <w:sz w:val="19"/>
           <w:szCs w:val="19"/>
         </w:rPr>
-        <w:t xml:space="preserve"> the goods. </w:t>
-      </w:r>
-      <w:r>
-        <w:rPr>
-          <w:sz w:val="19"/>
-          <w:szCs w:val="19"/>
-        </w:rPr>
-        <w:t xml:space="preserve">If NRV is below cost, the company records a </w:t>
+        <w:t xml:space="preserve"> inside cost of goods sold, or as a </w:t>
       </w:r>
       <w:r>
         <w:rPr>
@@ -539,45 +546,6 @@
           <w:szCs w:val="15"/>
         </w:rPr>
         <w:t xml:space="preserve"> (11) </w:t>
-      </w:r>
-      <w:r>
-        <w:rPr>
-          <w:u w:val="single"/>
-          <w:sz w:val="19"/>
-          <w:szCs w:val="19"/>
-        </w:rPr>
-        <w:t xml:space="preserve">            </w:t>
-      </w:r>
-      <w:r>
-        <w:rPr>
-          <w:sz w:val="19"/>
-          <w:szCs w:val="19"/>
-        </w:rPr>
-        <w:t xml:space="preserve"> </w:t>
-      </w:r>
-      <w:r>
-        <w:rPr>
-          <w:sz w:val="19"/>
-          <w:szCs w:val="19"/>
-        </w:rPr>
-        <w:t xml:space="preserve"> to NRV. </w:t>
-      </w:r>
-      <w:r>
-        <w:rPr>
-          <w:sz w:val="19"/>
-          <w:szCs w:val="19"/>
-        </w:rPr>
-        <w:t xml:space="preserve">The loss goes to income, usually inside cost of goods sold, or as a </w:t>
-      </w:r>
-      <w:r>
-        <w:rPr>
-          <w:b/>
-          <w:bCs/>
-          <w:color w:val="8186EF"/>
-          <w:sz w:val="15"/>
-          <w:szCs w:val="15"/>
-        </w:rPr>
-        <w:t xml:space="preserve"> (12) </w:t>
       </w:r>
       <w:r>
         <w:rPr>
@@ -657,7 +625,7 @@
                 <w:sz w:val="16"/>
                 <w:szCs w:val="16"/>
               </w:rPr>
-              <w:t xml:space="preserve">competitor   ·   estimated   ·   market   ·   write-down   ·   balance   ·   transport   ·   identification   ·   average   ·   recoverable   ·   separate   ·   retail</w:t>
+              <w:t xml:space="preserve">markup   ·   records   ·   ordinary   ·   separate   ·   balance   ·   usually   ·   identification   ·   recoverable   ·   whether   ·   market</w:t>
             </w:r>
           </w:p>
         </w:tc>
@@ -731,7 +699,7 @@
           <w:sz w:val="16"/>
           <w:szCs w:val="16"/>
         </w:rPr>
-        <w:t xml:space="preserve">      gaps 13–15</w:t>
+        <w:t xml:space="preserve">      gaps 12–14</w:t>
       </w:r>
     </w:p>
     <w:p>
@@ -751,7 +719,7 @@
           <w:sz w:val="19"/>
           <w:szCs w:val="19"/>
         </w:rPr>
-        <w:t xml:space="preserve">Its ending </w:t>
+        <w:t xml:space="preserve">Its </w:t>
       </w:r>
       <w:r>
         <w:rPr>
@@ -761,7 +729,7 @@
           <w:sz w:val="15"/>
           <w:szCs w:val="15"/>
         </w:rPr>
-        <w:t xml:space="preserve"> (13) </w:t>
+        <w:t xml:space="preserve"> (12) </w:t>
       </w:r>
       <w:r>
         <w:rPr>
@@ -783,7 +751,7 @@
           <w:sz w:val="19"/>
           <w:szCs w:val="19"/>
         </w:rPr>
-        <w:t xml:space="preserve"> was 2,000 cases at $50. </w:t>
+        <w:t xml:space="preserve"> inventory was 2,000 cases at $50. </w:t>
       </w:r>
       <w:r>
         <w:rPr>
@@ -800,7 +768,7 @@
           <w:sz w:val="15"/>
           <w:szCs w:val="15"/>
         </w:rPr>
-        <w:t xml:space="preserve"> (14) </w:t>
+        <w:t xml:space="preserve"> (13) </w:t>
       </w:r>
       <w:r>
         <w:rPr>
@@ -839,7 +807,7 @@
           <w:sz w:val="15"/>
           <w:szCs w:val="15"/>
         </w:rPr>
-        <w:t xml:space="preserve"> (15) </w:t>
+        <w:t xml:space="preserve"> (14) </w:t>
       </w:r>
       <w:r>
         <w:rPr>
@@ -919,7 +887,7 @@
                 <w:sz w:val="16"/>
                 <w:szCs w:val="16"/>
               </w:rPr>
-              <w:t xml:space="preserve">competitor   ·   recognized   ·   delivery   ·   inventory</w:t>
+              <w:t xml:space="preserve">competitor   ·   December   ·   delivery   ·   ending</w:t>
             </w:r>
           </w:p>
         </w:tc>
@@ -1065,7 +1033,7 @@
                 <w:sz w:val="14"/>
                 <w:szCs w:val="14"/>
               </w:rPr>
-              <w:t xml:space="preserve">(16)</w:t>
+              <w:t xml:space="preserve">(15)</w:t>
             </w:r>
           </w:p>
         </w:tc>
@@ -1265,7 +1233,7 @@
                 <w:sz w:val="14"/>
                 <w:szCs w:val="14"/>
               </w:rPr>
-              <w:t xml:space="preserve">(17)</w:t>
+              <w:t xml:space="preserve">(16)</w:t>
             </w:r>
           </w:p>
         </w:tc>
@@ -1317,7 +1285,7 @@
                 <w:sz w:val="14"/>
                 <w:szCs w:val="14"/>
               </w:rPr>
-              <w:t xml:space="preserve">(18)</w:t>
+              <w:t xml:space="preserve">(17)</w:t>
             </w:r>
           </w:p>
         </w:tc>
@@ -1370,7 +1338,7 @@
                 <w:sz w:val="14"/>
                 <w:szCs w:val="14"/>
               </w:rPr>
-              <w:t xml:space="preserve">(19)</w:t>
+              <w:t xml:space="preserve">(18)</w:t>
             </w:r>
           </w:p>
         </w:tc>
@@ -1532,7 +1500,7 @@
           <w:sz w:val="16"/>
           <w:szCs w:val="16"/>
         </w:rPr>
-        <w:t xml:space="preserve">      gaps 20–21</w:t>
+        <w:t xml:space="preserve">      gaps 19–20</w:t>
       </w:r>
     </w:p>
     <w:p>
@@ -1555,7 +1523,7 @@
           <w:sz w:val="15"/>
           <w:szCs w:val="15"/>
         </w:rPr>
-        <w:t xml:space="preserve"> (20) </w:t>
+        <w:t xml:space="preserve"> (19) </w:t>
       </w:r>
       <w:r>
         <w:rPr>
@@ -1594,7 +1562,7 @@
           <w:sz w:val="15"/>
           <w:szCs w:val="15"/>
         </w:rPr>
-        <w:t xml:space="preserve"> (21) </w:t>
+        <w:t xml:space="preserve"> (20) </w:t>
       </w:r>
       <w:r>
         <w:rPr>
@@ -1748,7 +1716,7 @@
           <w:sz w:val="16"/>
           <w:szCs w:val="16"/>
         </w:rPr>
-        <w:t xml:space="preserve">      gaps 22–26</w:t>
+        <w:t xml:space="preserve">      gaps 21–25</w:t>
       </w:r>
     </w:p>
     <w:p>
@@ -1771,7 +1739,7 @@
           <w:sz w:val="15"/>
           <w:szCs w:val="15"/>
         </w:rPr>
-        <w:t xml:space="preserve"> (22) </w:t>
+        <w:t xml:space="preserve"> (21) </w:t>
       </w:r>
       <w:r>
         <w:rPr>
@@ -1803,7 +1771,7 @@
           <w:sz w:val="15"/>
           <w:szCs w:val="15"/>
         </w:rPr>
-        <w:t xml:space="preserve"> (23) </w:t>
+        <w:t xml:space="preserve"> (22) </w:t>
       </w:r>
       <w:r>
         <w:rPr>
@@ -1842,7 +1810,7 @@
           <w:sz w:val="15"/>
           <w:szCs w:val="15"/>
         </w:rPr>
-        <w:t xml:space="preserve"> (24) </w:t>
+        <w:t xml:space="preserve"> (23) </w:t>
       </w:r>
       <w:r>
         <w:rPr>
@@ -1874,7 +1842,7 @@
           <w:sz w:val="15"/>
           <w:szCs w:val="15"/>
         </w:rPr>
-        <w:t xml:space="preserve"> (25) </w:t>
+        <w:t xml:space="preserve"> (24) </w:t>
       </w:r>
       <w:r>
         <w:rPr>
@@ -1913,7 +1881,7 @@
           <w:sz w:val="15"/>
           <w:szCs w:val="15"/>
         </w:rPr>
-        <w:t xml:space="preserve"> (26) </w:t>
+        <w:t xml:space="preserve"> (25) </w:t>
       </w:r>
       <w:r>
         <w:rPr>
@@ -2148,7 +2116,7 @@
                 <w:sz w:val="16"/>
                 <w:szCs w:val="16"/>
               </w:rPr>
-              <w:t xml:space="preserve">Orontes's   ·   reverses   ·   requires   ·   reversal   ·   markdown   ·   inventories   ·   write-down</w:t>
+              <w:t xml:space="preserve">Orontes's   ·   reverses   ·   requires   ·   reversal   ·   markdown   ·   inventories   ·   recover</w:t>
             </w:r>
           </w:p>
         </w:tc>
@@ -2676,7 +2644,7 @@
                 <w:sz w:val="16"/>
                 <w:szCs w:val="16"/>
               </w:rPr>
-              <w:t xml:space="preserve">Inventory at cost</w:t>
+              <w:t xml:space="preserve">Inventory at LCNRV</w:t>
             </w:r>
           </w:p>
         </w:tc>
@@ -2744,7 +2712,7 @@
                 <w:sz w:val="16"/>
                 <w:szCs w:val="16"/>
               </w:rPr>
-              <w:t xml:space="preserve">Inventory at LCNRV</w:t>
+              <w:t xml:space="preserve">write-down</w:t>
             </w:r>
           </w:p>
         </w:tc>
@@ -2812,7 +2780,7 @@
                 <w:sz w:val="16"/>
                 <w:szCs w:val="16"/>
               </w:rPr>
-              <w:t xml:space="preserve">write-down</w:t>
+              <w:t xml:space="preserve">amount</w:t>
             </w:r>
           </w:p>
         </w:tc>
@@ -2847,7 +2815,7 @@
                 <w:sz w:val="16"/>
                 <w:szCs w:val="16"/>
               </w:rPr>
-              <w:t xml:space="preserve">recoverable</w:t>
+              <w:t xml:space="preserve">whether</w:t>
             </w:r>
           </w:p>
         </w:tc>
@@ -2880,7 +2848,7 @@
                 <w:sz w:val="16"/>
                 <w:szCs w:val="16"/>
               </w:rPr>
-              <w:t xml:space="preserve">amount</w:t>
+              <w:t xml:space="preserve">write-down</w:t>
             </w:r>
           </w:p>
         </w:tc>
@@ -2915,7 +2883,7 @@
                 <w:sz w:val="16"/>
                 <w:szCs w:val="16"/>
               </w:rPr>
-              <w:t xml:space="preserve">average</w:t>
+              <w:t xml:space="preserve">recoverable</w:t>
             </w:r>
           </w:p>
         </w:tc>
@@ -2948,7 +2916,7 @@
                 <w:sz w:val="16"/>
                 <w:szCs w:val="16"/>
               </w:rPr>
-              <w:t xml:space="preserve">write-down</w:t>
+              <w:t xml:space="preserve">exception</w:t>
             </w:r>
           </w:p>
         </w:tc>
@@ -3016,7 +2984,7 @@
                 <w:sz w:val="16"/>
                 <w:szCs w:val="16"/>
               </w:rPr>
-              <w:t xml:space="preserve">exception</w:t>
+              <w:t xml:space="preserve">selling</w:t>
             </w:r>
           </w:p>
         </w:tc>
@@ -3051,7 +3019,7 @@
                 <w:sz w:val="16"/>
                 <w:szCs w:val="16"/>
               </w:rPr>
-              <w:t xml:space="preserve">retail</w:t>
+              <w:t xml:space="preserve">market</w:t>
             </w:r>
           </w:p>
         </w:tc>
@@ -3084,7 +3052,7 @@
                 <w:sz w:val="16"/>
                 <w:szCs w:val="16"/>
               </w:rPr>
-              <w:t xml:space="preserve">selling</w:t>
+              <w:t xml:space="preserve">transport</w:t>
             </w:r>
           </w:p>
         </w:tc>
@@ -3119,7 +3087,7 @@
                 <w:sz w:val="16"/>
                 <w:szCs w:val="16"/>
               </w:rPr>
-              <w:t xml:space="preserve">market</w:t>
+              <w:t xml:space="preserve">ordinary</w:t>
             </w:r>
           </w:p>
         </w:tc>
@@ -3152,7 +3120,7 @@
                 <w:sz w:val="16"/>
                 <w:szCs w:val="16"/>
               </w:rPr>
-              <w:t xml:space="preserve">transport</w:t>
+              <w:t xml:space="preserve">floor</w:t>
             </w:r>
           </w:p>
         </w:tc>
@@ -3187,7 +3155,7 @@
                 <w:sz w:val="16"/>
                 <w:szCs w:val="16"/>
               </w:rPr>
-              <w:t xml:space="preserve">estimated</w:t>
+              <w:t xml:space="preserve">records</w:t>
             </w:r>
           </w:p>
         </w:tc>
@@ -3220,7 +3188,7 @@
                 <w:sz w:val="16"/>
                 <w:szCs w:val="16"/>
               </w:rPr>
-              <w:t xml:space="preserve">floor</w:t>
+              <w:t xml:space="preserve">recover</w:t>
             </w:r>
           </w:p>
         </w:tc>
@@ -3255,7 +3223,7 @@
                 <w:sz w:val="16"/>
                 <w:szCs w:val="16"/>
               </w:rPr>
-              <w:t xml:space="preserve">transport</w:t>
+              <w:t xml:space="preserve">usually</w:t>
             </w:r>
           </w:p>
         </w:tc>
@@ -3288,7 +3256,7 @@
                 <w:sz w:val="16"/>
                 <w:szCs w:val="16"/>
               </w:rPr>
-              <w:t xml:space="preserve">write-down</w:t>
+              <w:t xml:space="preserve">reversal</w:t>
             </w:r>
           </w:p>
         </w:tc>
@@ -3323,7 +3291,7 @@
                 <w:sz w:val="16"/>
                 <w:szCs w:val="16"/>
               </w:rPr>
-              <w:t xml:space="preserve">write-down</w:t>
+              <w:t xml:space="preserve">separate</w:t>
             </w:r>
           </w:p>
         </w:tc>
@@ -3356,7 +3324,7 @@
                 <w:sz w:val="16"/>
                 <w:szCs w:val="16"/>
               </w:rPr>
-              <w:t xml:space="preserve">reversal</w:t>
+              <w:t xml:space="preserve">reverses</w:t>
             </w:r>
           </w:p>
         </w:tc>
@@ -3391,7 +3359,7 @@
                 <w:sz w:val="16"/>
                 <w:szCs w:val="16"/>
               </w:rPr>
-              <w:t xml:space="preserve">separate</w:t>
+              <w:t xml:space="preserve">ending</w:t>
             </w:r>
           </w:p>
         </w:tc>
@@ -3424,7 +3392,7 @@
                 <w:sz w:val="16"/>
                 <w:szCs w:val="16"/>
               </w:rPr>
-              <w:t xml:space="preserve">reverses</w:t>
+              <w:t xml:space="preserve">inventories</w:t>
             </w:r>
           </w:p>
         </w:tc>
@@ -3459,7 +3427,7 @@
                 <w:sz w:val="16"/>
                 <w:szCs w:val="16"/>
               </w:rPr>
-              <w:t xml:space="preserve">inventory</w:t>
+              <w:t xml:space="preserve">competitor</w:t>
             </w:r>
           </w:p>
         </w:tc>
@@ -3492,7 +3460,7 @@
                 <w:sz w:val="16"/>
                 <w:szCs w:val="16"/>
               </w:rPr>
-              <w:t xml:space="preserve">inventories</w:t>
+              <w:t xml:space="preserve">requires</w:t>
             </w:r>
           </w:p>
         </w:tc>
@@ -3527,7 +3495,7 @@
                 <w:sz w:val="16"/>
                 <w:szCs w:val="16"/>
               </w:rPr>
-              <w:t xml:space="preserve">competitor</w:t>
+              <w:t xml:space="preserve">delivery</w:t>
             </w:r>
           </w:p>
         </w:tc>
@@ -3560,7 +3528,7 @@
                 <w:sz w:val="16"/>
                 <w:szCs w:val="16"/>
               </w:rPr>
-              <w:t xml:space="preserve">requires</w:t>
+              <w:t xml:space="preserve">Orontes's</w:t>
             </w:r>
           </w:p>
         </w:tc>
@@ -3595,7 +3563,7 @@
                 <w:sz w:val="16"/>
                 <w:szCs w:val="16"/>
               </w:rPr>
-              <w:t xml:space="preserve">delivery</w:t>
+              <w:t xml:space="preserve">Olive oil cases on hand (FIFO layer from Chapter 7)</w:t>
             </w:r>
           </w:p>
         </w:tc>
@@ -3628,7 +3596,7 @@
                 <w:sz w:val="16"/>
                 <w:szCs w:val="16"/>
               </w:rPr>
-              <w:t xml:space="preserve">Orontes's</w:t>
+              <w:t xml:space="preserve">lower of cost and net realizable value (LCNRV)</w:t>
             </w:r>
           </w:p>
         </w:tc>
@@ -3663,7 +3631,7 @@
                 <w:sz w:val="16"/>
                 <w:szCs w:val="16"/>
               </w:rPr>
-              <w:t xml:space="preserve">Olive oil cases on hand (FIFO layer from Chapter 7)</w:t>
+              <w:t xml:space="preserve">NRV per case</w:t>
             </w:r>
           </w:p>
         </w:tc>
@@ -3696,7 +3664,7 @@
                 <w:sz w:val="16"/>
                 <w:szCs w:val="16"/>
               </w:rPr>
-              <w:t xml:space="preserve">lower of cost and net realizable value (LCNRV)</w:t>
+              <w:t xml:space="preserve">write-down</w:t>
             </w:r>
           </w:p>
         </w:tc>
@@ -3731,7 +3699,7 @@
                 <w:sz w:val="16"/>
                 <w:szCs w:val="16"/>
               </w:rPr>
-              <w:t xml:space="preserve">NRV per case</w:t>
+              <w:t xml:space="preserve">Inventory at cost</w:t>
             </w:r>
           </w:p>
         </w:tc>
@@ -3747,24 +3715,14 @@
           </w:tcPr>
           <w:p>
             <w:pPr>
-              <w:spacing w:before="12" w:after="12"/>
-            </w:pPr>
-            <w:r>
-              <w:rPr>
-                <w:b/>
-                <w:bCs/>
-                <w:color w:val="8186EF"/>
-                <w:sz w:val="16"/>
-                <w:szCs w:val="16"/>
-              </w:rPr>
-              <w:t xml:space="preserve">34  </w:t>
-            </w:r>
-            <w:r>
-              <w:rPr>
-                <w:sz w:val="16"/>
-                <w:szCs w:val="16"/>
-              </w:rPr>
-              <w:t xml:space="preserve">write-down</w:t>
+              <w:spacing w:before="24" w:after="24"/>
+            </w:pPr>
+            <w:r>
+              <w:rPr>
+                <w:sz w:val="16"/>
+                <w:szCs w:val="16"/>
+              </w:rPr>
+              <w:t xml:space="preserve"/>
             </w:r>
           </w:p>
         </w:tc>
@@ -3986,7 +3944,7 @@
           <w:sz w:val="16"/>
           <w:szCs w:val="16"/>
         </w:rPr>
-        <w:t xml:space="preserve">      gaps 1–10</w:t>
+        <w:t xml:space="preserve">      gaps 1–9</w:t>
       </w:r>
     </w:p>
     <w:p>
@@ -4031,7 +3989,21 @@
           <w:sz w:val="19"/>
           <w:szCs w:val="19"/>
         </w:rPr>
-        <w:t xml:space="preserve"> with replacement cost: the </w:t>
+        <w:t xml:space="preserve"> with replacement cost: the current cost to buy or make the item again. </w:t>
+      </w:r>
+      <w:r>
+        <w:rPr>
+          <w:sz w:val="19"/>
+          <w:szCs w:val="19"/>
+        </w:rPr>
+        <w:t xml:space="preserve">But market has two limits. </w:t>
+      </w:r>
+      <w:r>
+        <w:rPr>
+          <w:sz w:val="19"/>
+          <w:szCs w:val="19"/>
+        </w:rPr>
+        <w:t xml:space="preserve">It cannot be </w:t>
       </w:r>
       <w:r>
         <w:rPr>
@@ -4063,21 +4035,7 @@
           <w:sz w:val="19"/>
           <w:szCs w:val="19"/>
         </w:rPr>
-        <w:t xml:space="preserve"> cost to buy or make the item again. </w:t>
-      </w:r>
-      <w:r>
-        <w:rPr>
-          <w:sz w:val="19"/>
-          <w:szCs w:val="19"/>
-        </w:rPr>
-        <w:t xml:space="preserve">But market has two limits. </w:t>
-      </w:r>
-      <w:r>
-        <w:rPr>
-          <w:sz w:val="19"/>
-          <w:szCs w:val="19"/>
-        </w:rPr>
-        <w:t xml:space="preserve">It cannot be </w:t>
+        <w:t xml:space="preserve"> than a ceiling equal to NRV, and it cannot be lower than a floor equal to NRV minus a </w:t>
       </w:r>
       <w:r>
         <w:rPr>
@@ -4109,7 +4067,14 @@
           <w:sz w:val="19"/>
           <w:szCs w:val="19"/>
         </w:rPr>
-        <w:t xml:space="preserve"> than a ceiling equal to NRV, and it cannot be lower than a floor equal to NRV minus a </w:t>
+        <w:t xml:space="preserve"> profit margin. </w:t>
+      </w:r>
+      <w:r>
+        <w:rPr>
+          <w:sz w:val="19"/>
+          <w:szCs w:val="19"/>
+        </w:rPr>
+        <w:t xml:space="preserve">The </w:t>
       </w:r>
       <w:r>
         <w:rPr>
@@ -4141,14 +4106,21 @@
           <w:sz w:val="19"/>
           <w:szCs w:val="19"/>
         </w:rPr>
-        <w:t xml:space="preserve"> profit margin. </w:t>
-      </w:r>
-      <w:r>
-        <w:rPr>
-          <w:sz w:val="19"/>
-          <w:szCs w:val="19"/>
-        </w:rPr>
-        <w:t xml:space="preserve">The </w:t>
+        <w:t xml:space="preserve"> has two steps. </w:t>
+      </w:r>
+      <w:r>
+        <w:rPr>
+          <w:sz w:val="19"/>
+          <w:szCs w:val="19"/>
+        </w:rPr>
+        <w:t xml:space="preserve">First, find market: take the middle value of replacement cost, the ceiling and the floor. </w:t>
+      </w:r>
+      <w:r>
+        <w:rPr>
+          <w:sz w:val="19"/>
+          <w:szCs w:val="19"/>
+        </w:rPr>
+        <w:t xml:space="preserve"/>
       </w:r>
       <w:r>
         <w:rPr>
@@ -4180,14 +4152,14 @@
           <w:sz w:val="19"/>
           <w:szCs w:val="19"/>
         </w:rPr>
-        <w:t xml:space="preserve"> has two steps. </w:t>
-      </w:r>
-      <w:r>
-        <w:rPr>
-          <w:sz w:val="19"/>
-          <w:szCs w:val="19"/>
-        </w:rPr>
-        <w:t xml:space="preserve">First, find market: take the </w:t>
+        <w:t xml:space="preserve">, compare market with cost and take the lower. </w:t>
+      </w:r>
+      <w:r>
+        <w:rPr>
+          <w:sz w:val="19"/>
+          <w:szCs w:val="19"/>
+        </w:rPr>
+        <w:t xml:space="preserve">Why the limits? The ceiling stops the company from </w:t>
       </w:r>
       <w:r>
         <w:rPr>
@@ -4219,14 +4191,7 @@
           <w:sz w:val="19"/>
           <w:szCs w:val="19"/>
         </w:rPr>
-        <w:t xml:space="preserve"> value of replacement cost, the ceiling and the floor. </w:t>
-      </w:r>
-      <w:r>
-        <w:rPr>
-          <w:sz w:val="19"/>
-          <w:szCs w:val="19"/>
-        </w:rPr>
-        <w:t xml:space="preserve">Second, </w:t>
+        <w:t xml:space="preserve"> inventory above what it can </w:t>
       </w:r>
       <w:r>
         <w:rPr>
@@ -4258,14 +4223,14 @@
           <w:sz w:val="19"/>
           <w:szCs w:val="19"/>
         </w:rPr>
-        <w:t xml:space="preserve"> market with cost and take the lower. </w:t>
-      </w:r>
-      <w:r>
-        <w:rPr>
-          <w:sz w:val="19"/>
-          <w:szCs w:val="19"/>
-        </w:rPr>
-        <w:t xml:space="preserve">Why the limits? The ceiling stops the company from carrying </w:t>
+        <w:t xml:space="preserve">. </w:t>
+      </w:r>
+      <w:r>
+        <w:rPr>
+          <w:sz w:val="19"/>
+          <w:szCs w:val="19"/>
+        </w:rPr>
+        <w:t xml:space="preserve">The floor stops an </w:t>
       </w:r>
       <w:r>
         <w:rPr>
@@ -4297,7 +4262,7 @@
           <w:sz w:val="19"/>
           <w:szCs w:val="19"/>
         </w:rPr>
-        <w:t xml:space="preserve"> above what it can </w:t>
+        <w:t xml:space="preserve"> write-down that would </w:t>
       </w:r>
       <w:r>
         <w:rPr>
@@ -4329,46 +4294,7 @@
           <w:sz w:val="19"/>
           <w:szCs w:val="19"/>
         </w:rPr>
-        <w:t xml:space="preserve">. </w:t>
-      </w:r>
-      <w:r>
-        <w:rPr>
-          <w:sz w:val="19"/>
-          <w:szCs w:val="19"/>
-        </w:rPr>
-        <w:t xml:space="preserve">The floor stops an excessive </w:t>
-      </w:r>
-      <w:r>
-        <w:rPr>
-          <w:b/>
-          <w:bCs/>
-          <w:color w:val="8186EF"/>
-          <w:sz w:val="15"/>
-          <w:szCs w:val="15"/>
-        </w:rPr>
-        <w:t xml:space="preserve"> (10) </w:t>
-      </w:r>
-      <w:r>
-        <w:rPr>
-          <w:u w:val="single"/>
-          <w:sz w:val="19"/>
-          <w:szCs w:val="19"/>
-        </w:rPr>
-        <w:t xml:space="preserve">            </w:t>
-      </w:r>
-      <w:r>
-        <w:rPr>
-          <w:sz w:val="19"/>
-          <w:szCs w:val="19"/>
-        </w:rPr>
-        <w:t xml:space="preserve"> </w:t>
-      </w:r>
-      <w:r>
-        <w:rPr>
-          <w:sz w:val="19"/>
-          <w:szCs w:val="19"/>
-        </w:rPr>
-        <w:t xml:space="preserve"> that would create an abnormally high profit when the goods are sold later. </w:t>
+        <w:t xml:space="preserve"> an abnormally high profit when the goods are sold later. </w:t>
       </w:r>
     </w:p>
     <w:tbl>
@@ -4426,7 +4352,7 @@
                 <w:sz w:val="16"/>
                 <w:szCs w:val="16"/>
               </w:rPr>
-              <w:t xml:space="preserve">middle   ·   dollars   ·   inventory   ·   write-down   ·   procedure   ·   normal   ·   compare   ·   starts   ·   recover   ·   higher   ·   current</w:t>
+              <w:t xml:space="preserve">carrying   ·   commitment   ·   excessive   ·   create   ·   Second   ·   procedure   ·   recover   ·   starts   ·   normal   ·   higher</w:t>
             </w:r>
           </w:p>
         </w:tc>
@@ -4500,7 +4426,7 @@
           <w:sz w:val="16"/>
           <w:szCs w:val="16"/>
         </w:rPr>
-        <w:t xml:space="preserve">      gaps 11–12</w:t>
+        <w:t xml:space="preserve">      gaps 10–11</w:t>
       </w:r>
     </w:p>
     <w:p>
@@ -4523,7 +4449,7 @@
           <w:sz w:val="15"/>
           <w:szCs w:val="15"/>
         </w:rPr>
-        <w:t xml:space="preserve"> (11) </w:t>
+        <w:t xml:space="preserve"> (10) </w:t>
       </w:r>
       <w:r>
         <w:rPr>
@@ -4562,7 +4488,7 @@
           <w:sz w:val="15"/>
           <w:szCs w:val="15"/>
         </w:rPr>
-        <w:t xml:space="preserve"> (12) </w:t>
+        <w:t xml:space="preserve"> (11) </w:t>
       </w:r>
       <w:r>
         <w:rPr>
@@ -4685,7 +4611,7 @@
       <w:r>
         <w:drawing>
           <wp:inline distT="0" distB="0" distL="0" distR="0">
-            <wp:extent cx="5734050" cy="2112550"/>
+            <wp:extent cx="5734050" cy="2308700"/>
             <wp:effectExtent t="0" r="0" b="0" l="0"/>
             <wp:docPr id="1" name="" descr="" title=""/>
             <wp:cNvGraphicFramePr>
@@ -4710,7 +4636,7 @@
                   <pic:spPr bwMode="auto">
                     <a:xfrm>
                       <a:off x="0" y="0"/>
-                      <a:ext cx="5734050" cy="2112550"/>
+                      <a:ext cx="5734050" cy="2308700"/>
                     </a:xfrm>
                     <a:prstGeom prst="rect">
                       <a:avLst/>
@@ -4817,7 +4743,7 @@
           <w:sz w:val="16"/>
           <w:szCs w:val="16"/>
         </w:rPr>
-        <w:t xml:space="preserve">      gaps 15–22</w:t>
+        <w:t xml:space="preserve">      gaps 14–21</w:t>
       </w:r>
     </w:p>
     <w:p>
@@ -4837,7 +4763,7 @@
           <w:sz w:val="19"/>
           <w:szCs w:val="19"/>
         </w:rPr>
-        <w:t xml:space="preserve">A company may also apply LCM by </w:t>
+        <w:t xml:space="preserve">A company may also apply LCM by category or to the total inventory, if it does so </w:t>
       </w:r>
       <w:r>
         <w:rPr>
@@ -4847,7 +4773,7 @@
           <w:sz w:val="15"/>
           <w:szCs w:val="15"/>
         </w:rPr>
-        <w:t xml:space="preserve"> (15) </w:t>
+        <w:t xml:space="preserve"> (14) </w:t>
       </w:r>
       <w:r>
         <w:rPr>
@@ -4855,7 +4781,7 @@
           <w:sz w:val="19"/>
           <w:szCs w:val="19"/>
         </w:rPr>
-        <w:t xml:space="preserve">           </w:t>
+        <w:t xml:space="preserve">              </w:t>
       </w:r>
       <w:r>
         <w:rPr>
@@ -4869,7 +4795,14 @@
           <w:sz w:val="19"/>
           <w:szCs w:val="19"/>
         </w:rPr>
-        <w:t xml:space="preserve"> or to the total </w:t>
+        <w:t xml:space="preserve">. </w:t>
+      </w:r>
+      <w:r>
+        <w:rPr>
+          <w:sz w:val="19"/>
+          <w:szCs w:val="19"/>
+        </w:rPr>
+        <w:t xml:space="preserve">On the total basis, total market ($121,500) is </w:t>
       </w:r>
       <w:r>
         <w:rPr>
@@ -4879,7 +4812,7 @@
           <w:sz w:val="15"/>
           <w:szCs w:val="15"/>
         </w:rPr>
-        <w:t xml:space="preserve"> (16) </w:t>
+        <w:t xml:space="preserve"> (15) </w:t>
       </w:r>
       <w:r>
         <w:rPr>
@@ -4901,7 +4834,7 @@
           <w:sz w:val="19"/>
           <w:szCs w:val="19"/>
         </w:rPr>
-        <w:t xml:space="preserve">, if it does so </w:t>
+        <w:t xml:space="preserve"> with total cost ($122,000), and the write-down is only $500, </w:t>
       </w:r>
       <w:r>
         <w:rPr>
@@ -4911,7 +4844,7 @@
           <w:sz w:val="15"/>
           <w:szCs w:val="15"/>
         </w:rPr>
-        <w:t xml:space="preserve"> (17) </w:t>
+        <w:t xml:space="preserve"> (16) </w:t>
       </w:r>
       <w:r>
         <w:rPr>
@@ -4919,7 +4852,7 @@
           <w:sz w:val="19"/>
           <w:szCs w:val="19"/>
         </w:rPr>
-        <w:t xml:space="preserve">              </w:t>
+        <w:t xml:space="preserve">           </w:t>
       </w:r>
       <w:r>
         <w:rPr>
@@ -4933,14 +4866,7 @@
           <w:sz w:val="19"/>
           <w:szCs w:val="19"/>
         </w:rPr>
-        <w:t xml:space="preserve">. </w:t>
-      </w:r>
-      <w:r>
-        <w:rPr>
-          <w:sz w:val="19"/>
-          <w:szCs w:val="19"/>
-        </w:rPr>
-        <w:t xml:space="preserve">On the total basis, total market ($121,500) is </w:t>
+        <w:t xml:space="preserve"> gains on some items </w:t>
       </w:r>
       <w:r>
         <w:rPr>
@@ -4950,7 +4876,7 @@
           <w:sz w:val="15"/>
           <w:szCs w:val="15"/>
         </w:rPr>
-        <w:t xml:space="preserve"> (18) </w:t>
+        <w:t xml:space="preserve"> (17) </w:t>
       </w:r>
       <w:r>
         <w:rPr>
@@ -4972,7 +4898,14 @@
           <w:sz w:val="19"/>
           <w:szCs w:val="19"/>
         </w:rPr>
-        <w:t xml:space="preserve"> with total cost ($122,000), and the write-down is only $500, </w:t>
+        <w:t xml:space="preserve"> losses on others. </w:t>
+      </w:r>
+      <w:r>
+        <w:rPr>
+          <w:sz w:val="19"/>
+          <w:szCs w:val="19"/>
+        </w:rPr>
+        <w:t xml:space="preserve">The item-by-item basis is the most </w:t>
       </w:r>
       <w:r>
         <w:rPr>
@@ -4982,7 +4915,7 @@
           <w:sz w:val="15"/>
           <w:szCs w:val="15"/>
         </w:rPr>
-        <w:t xml:space="preserve"> (19) </w:t>
+        <w:t xml:space="preserve"> (18) </w:t>
       </w:r>
       <w:r>
         <w:rPr>
@@ -4990,7 +4923,7 @@
           <w:sz w:val="19"/>
           <w:szCs w:val="19"/>
         </w:rPr>
-        <w:t xml:space="preserve">           </w:t>
+        <w:t xml:space="preserve">              </w:t>
       </w:r>
       <w:r>
         <w:rPr>
@@ -5004,14 +4937,14 @@
           <w:sz w:val="19"/>
           <w:szCs w:val="19"/>
         </w:rPr>
-        <w:t xml:space="preserve"> gains on some items offset losses on others. </w:t>
-      </w:r>
-      <w:r>
-        <w:rPr>
-          <w:sz w:val="19"/>
-          <w:szCs w:val="19"/>
-        </w:rPr>
-        <w:t xml:space="preserve">The item-by-item basis is the most </w:t>
+        <w:t xml:space="preserve">. </w:t>
+      </w:r>
+      <w:r>
+        <w:rPr>
+          <w:sz w:val="19"/>
+          <w:szCs w:val="19"/>
+        </w:rPr>
+        <w:t xml:space="preserve">One more rule: if a company has a firm, </w:t>
       </w:r>
       <w:r>
         <w:rPr>
@@ -5021,7 +4954,7 @@
           <w:sz w:val="15"/>
           <w:szCs w:val="15"/>
         </w:rPr>
-        <w:t xml:space="preserve"> (20) </w:t>
+        <w:t xml:space="preserve"> (19) </w:t>
       </w:r>
       <w:r>
         <w:rPr>
@@ -5029,7 +4962,7 @@
           <w:sz w:val="19"/>
           <w:szCs w:val="19"/>
         </w:rPr>
-        <w:t xml:space="preserve">              </w:t>
+        <w:t xml:space="preserve">                 </w:t>
       </w:r>
       <w:r>
         <w:rPr>
@@ -5043,14 +4976,7 @@
           <w:sz w:val="19"/>
           <w:szCs w:val="19"/>
         </w:rPr>
-        <w:t xml:space="preserve">. </w:t>
-      </w:r>
-      <w:r>
-        <w:rPr>
-          <w:sz w:val="19"/>
-          <w:szCs w:val="19"/>
-        </w:rPr>
-        <w:t xml:space="preserve">One more rule: if a company has a firm, </w:t>
+        <w:t xml:space="preserve"> purchase commitment at a price above the current market, it records the </w:t>
       </w:r>
       <w:r>
         <w:rPr>
@@ -5060,7 +4986,7 @@
           <w:sz w:val="15"/>
           <w:szCs w:val="15"/>
         </w:rPr>
-        <w:t xml:space="preserve"> (21) </w:t>
+        <w:t xml:space="preserve"> (20) </w:t>
       </w:r>
       <w:r>
         <w:rPr>
@@ -5068,7 +4994,7 @@
           <w:sz w:val="19"/>
           <w:szCs w:val="19"/>
         </w:rPr>
-        <w:t xml:space="preserve">                 </w:t>
+        <w:t xml:space="preserve">           </w:t>
       </w:r>
       <w:r>
         <w:rPr>
@@ -5082,7 +5008,7 @@
           <w:sz w:val="19"/>
           <w:szCs w:val="19"/>
         </w:rPr>
-        <w:t xml:space="preserve"> purchase commitment at a price above the current market, it records the </w:t>
+        <w:t xml:space="preserve"> loss now, in the current </w:t>
       </w:r>
       <w:r>
         <w:rPr>
@@ -5092,7 +5018,7 @@
           <w:sz w:val="15"/>
           <w:szCs w:val="15"/>
         </w:rPr>
-        <w:t xml:space="preserve"> (22) </w:t>
+        <w:t xml:space="preserve"> (21) </w:t>
       </w:r>
       <w:r>
         <w:rPr>
@@ -5114,7 +5040,7 @@
           <w:sz w:val="19"/>
           <w:szCs w:val="19"/>
         </w:rPr>
-        <w:t xml:space="preserve"> loss now, in the current period. </w:t>
+        <w:t xml:space="preserve">. </w:t>
       </w:r>
     </w:p>
     <w:tbl>
@@ -5172,7 +5098,7 @@
                 <w:sz w:val="16"/>
                 <w:szCs w:val="16"/>
               </w:rPr>
-              <w:t xml:space="preserve">non-cancellable   ·   inventory   ·   compared   ·   expected   ·   because   ·   consistently   ·   conservative   ·   item-by-item   ·   category</w:t>
+              <w:t xml:space="preserve">expected   ·   compared   ·   offset   ·   period   ·   conservative   ·   because   ·   non-cancellable   ·   question   ·   consistently</w:t>
             </w:r>
           </w:p>
         </w:tc>
@@ -5246,7 +5172,7 @@
           <w:sz w:val="16"/>
           <w:szCs w:val="16"/>
         </w:rPr>
-        <w:t xml:space="preserve">      gaps 23–26</w:t>
+        <w:t xml:space="preserve">      gaps 22–23</w:t>
       </w:r>
     </w:p>
     <w:p>
@@ -5259,7 +5185,7 @@
           <w:sz w:val="19"/>
           <w:szCs w:val="19"/>
         </w:rPr>
-        <w:t xml:space="preserve">Do not </w:t>
+        <w:t xml:space="preserve">Do not compare replacement cost </w:t>
       </w:r>
       <w:r>
         <w:rPr>
@@ -5269,7 +5195,7 @@
           <w:sz w:val="15"/>
           <w:szCs w:val="15"/>
         </w:rPr>
-        <w:t xml:space="preserve"> (23) </w:t>
+        <w:t xml:space="preserve"> (22) </w:t>
       </w:r>
       <w:r>
         <w:rPr>
@@ -5291,7 +5217,35 @@
           <w:sz w:val="19"/>
           <w:szCs w:val="19"/>
         </w:rPr>
-        <w:t xml:space="preserve"> replacement cost </w:t>
+        <w:t xml:space="preserve"> with cost. </w:t>
+      </w:r>
+      <w:r>
+        <w:rPr>
+          <w:sz w:val="19"/>
+          <w:szCs w:val="19"/>
+        </w:rPr>
+        <w:t xml:space="preserve">First limit it by the ceiling and the floor. </w:t>
+      </w:r>
+      <w:r>
+        <w:rPr>
+          <w:sz w:val="19"/>
+          <w:szCs w:val="19"/>
+        </w:rPr>
+        <w:t xml:space="preserve">When replacement cost is below the floor, market is the floor. </w:t>
+      </w:r>
+      <w:r>
+        <w:rPr>
+          <w:sz w:val="19"/>
+          <w:szCs w:val="19"/>
+        </w:rPr>
+        <w:t xml:space="preserve">When it is above the ceiling, market is the ceiling. </w:t>
+      </w:r>
+      <w:r>
+        <w:rPr>
+          <w:sz w:val="19"/>
+          <w:szCs w:val="19"/>
+        </w:rPr>
+        <w:t xml:space="preserve">Read the basis in the </w:t>
       </w:r>
       <w:r>
         <w:rPr>
@@ -5301,7 +5255,7 @@
           <w:sz w:val="15"/>
           <w:szCs w:val="15"/>
         </w:rPr>
-        <w:t xml:space="preserve"> (24) </w:t>
+        <w:t xml:space="preserve"> (23) </w:t>
       </w:r>
       <w:r>
         <w:rPr>
@@ -5323,99 +5277,7 @@
           <w:sz w:val="19"/>
           <w:szCs w:val="19"/>
         </w:rPr>
-        <w:t xml:space="preserve"> with cost. </w:t>
-      </w:r>
-      <w:r>
-        <w:rPr>
-          <w:sz w:val="19"/>
-          <w:szCs w:val="19"/>
-        </w:rPr>
-        <w:t xml:space="preserve">First limit it by the ceiling and the floor. </w:t>
-      </w:r>
-      <w:r>
-        <w:rPr>
-          <w:sz w:val="19"/>
-          <w:szCs w:val="19"/>
-        </w:rPr>
-        <w:t xml:space="preserve">When replacement cost is below the floor, market is the floor. </w:t>
-      </w:r>
-      <w:r>
-        <w:rPr>
-          <w:sz w:val="19"/>
-          <w:szCs w:val="19"/>
-        </w:rPr>
-        <w:t xml:space="preserve">When it is above the ceiling, market is the ceiling. </w:t>
-      </w:r>
-      <w:r>
-        <w:rPr>
-          <w:sz w:val="19"/>
-          <w:szCs w:val="19"/>
-        </w:rPr>
-        <w:t xml:space="preserve">Read the basis in the </w:t>
-      </w:r>
-      <w:r>
-        <w:rPr>
-          <w:b/>
-          <w:bCs/>
-          <w:color w:val="8186EF"/>
-          <w:sz w:val="15"/>
-          <w:szCs w:val="15"/>
-        </w:rPr>
-        <w:t xml:space="preserve"> (25) </w:t>
-      </w:r>
-      <w:r>
-        <w:rPr>
-          <w:u w:val="single"/>
-          <w:sz w:val="19"/>
-          <w:szCs w:val="19"/>
-        </w:rPr>
-        <w:t xml:space="preserve">           </w:t>
-      </w:r>
-      <w:r>
-        <w:rPr>
-          <w:sz w:val="19"/>
-          <w:szCs w:val="19"/>
-        </w:rPr>
-        <w:t xml:space="preserve"> </w:t>
-      </w:r>
-      <w:r>
-        <w:rPr>
-          <w:sz w:val="19"/>
-          <w:szCs w:val="19"/>
-        </w:rPr>
-        <w:t xml:space="preserve">: item by item, by </w:t>
-      </w:r>
-      <w:r>
-        <w:rPr>
-          <w:b/>
-          <w:bCs/>
-          <w:color w:val="8186EF"/>
-          <w:sz w:val="15"/>
-          <w:szCs w:val="15"/>
-        </w:rPr>
-        <w:t xml:space="preserve"> (26) </w:t>
-      </w:r>
-      <w:r>
-        <w:rPr>
-          <w:u w:val="single"/>
-          <w:sz w:val="19"/>
-          <w:szCs w:val="19"/>
-        </w:rPr>
-        <w:t xml:space="preserve">           </w:t>
-      </w:r>
-      <w:r>
-        <w:rPr>
-          <w:sz w:val="19"/>
-          <w:szCs w:val="19"/>
-        </w:rPr>
-        <w:t xml:space="preserve"> </w:t>
-      </w:r>
-      <w:r>
-        <w:rPr>
-          <w:sz w:val="19"/>
-          <w:szCs w:val="19"/>
-        </w:rPr>
-        <w:t xml:space="preserve"> or total. </w:t>
+        <w:t xml:space="preserve">: item by item, by category or total. </w:t>
       </w:r>
     </w:p>
     <w:tbl>
@@ -5473,7 +5335,7 @@
                 <w:sz w:val="16"/>
                 <w:szCs w:val="16"/>
               </w:rPr>
-              <w:t xml:space="preserve">directly   ·   abnormally   ·   question   ·   category   ·   compare</w:t>
+              <w:t xml:space="preserve">consistently   ·   question   ·   directly</w:t>
             </w:r>
           </w:p>
         </w:tc>
@@ -6210,14 +6072,14 @@
                 <w:sz w:val="16"/>
                 <w:szCs w:val="16"/>
               </w:rPr>
-              <w:t xml:space="preserve">16  </w:t>
-            </w:r>
-            <w:r>
-              <w:rPr>
-                <w:sz w:val="16"/>
-                <w:szCs w:val="16"/>
-              </w:rPr>
-              <w:t xml:space="preserve">inventory</w:t>
+              <w:t xml:space="preserve">14  </w:t>
+            </w:r>
+            <w:r>
+              <w:rPr>
+                <w:sz w:val="16"/>
+                <w:szCs w:val="16"/>
+              </w:rPr>
+              <w:t xml:space="preserve">consistently</w:t>
             </w:r>
           </w:p>
         </w:tc>
@@ -6252,7 +6114,7 @@
                 <w:sz w:val="16"/>
                 <w:szCs w:val="16"/>
               </w:rPr>
-              <w:t xml:space="preserve">current</w:t>
+              <w:t xml:space="preserve">higher</w:t>
             </w:r>
           </w:p>
         </w:tc>
@@ -6278,14 +6140,14 @@
                 <w:sz w:val="16"/>
                 <w:szCs w:val="16"/>
               </w:rPr>
-              <w:t xml:space="preserve">17  </w:t>
-            </w:r>
-            <w:r>
-              <w:rPr>
-                <w:sz w:val="16"/>
-                <w:szCs w:val="16"/>
-              </w:rPr>
-              <w:t xml:space="preserve">consistently</w:t>
+              <w:t xml:space="preserve">15  </w:t>
+            </w:r>
+            <w:r>
+              <w:rPr>
+                <w:sz w:val="16"/>
+                <w:szCs w:val="16"/>
+              </w:rPr>
+              <w:t xml:space="preserve">compared</w:t>
             </w:r>
           </w:p>
         </w:tc>
@@ -6320,7 +6182,7 @@
                 <w:sz w:val="16"/>
                 <w:szCs w:val="16"/>
               </w:rPr>
-              <w:t xml:space="preserve">higher</w:t>
+              <w:t xml:space="preserve">normal</w:t>
             </w:r>
           </w:p>
         </w:tc>
@@ -6346,14 +6208,14 @@
                 <w:sz w:val="16"/>
                 <w:szCs w:val="16"/>
               </w:rPr>
-              <w:t xml:space="preserve">18  </w:t>
-            </w:r>
-            <w:r>
-              <w:rPr>
-                <w:sz w:val="16"/>
-                <w:szCs w:val="16"/>
-              </w:rPr>
-              <w:t xml:space="preserve">compared</w:t>
+              <w:t xml:space="preserve">16  </w:t>
+            </w:r>
+            <w:r>
+              <w:rPr>
+                <w:sz w:val="16"/>
+                <w:szCs w:val="16"/>
+              </w:rPr>
+              <w:t xml:space="preserve">because</w:t>
             </w:r>
           </w:p>
         </w:tc>
@@ -6388,7 +6250,7 @@
                 <w:sz w:val="16"/>
                 <w:szCs w:val="16"/>
               </w:rPr>
-              <w:t xml:space="preserve">normal</w:t>
+              <w:t xml:space="preserve">procedure</w:t>
             </w:r>
           </w:p>
         </w:tc>
@@ -6414,14 +6276,14 @@
                 <w:sz w:val="16"/>
                 <w:szCs w:val="16"/>
               </w:rPr>
-              <w:t xml:space="preserve">19  </w:t>
-            </w:r>
-            <w:r>
-              <w:rPr>
-                <w:sz w:val="16"/>
-                <w:szCs w:val="16"/>
-              </w:rPr>
-              <w:t xml:space="preserve">because</w:t>
+              <w:t xml:space="preserve">17  </w:t>
+            </w:r>
+            <w:r>
+              <w:rPr>
+                <w:sz w:val="16"/>
+                <w:szCs w:val="16"/>
+              </w:rPr>
+              <w:t xml:space="preserve">offset</w:t>
             </w:r>
           </w:p>
         </w:tc>
@@ -6456,7 +6318,7 @@
                 <w:sz w:val="16"/>
                 <w:szCs w:val="16"/>
               </w:rPr>
-              <w:t xml:space="preserve">procedure</w:t>
+              <w:t xml:space="preserve">Second</w:t>
             </w:r>
           </w:p>
         </w:tc>
@@ -6482,7 +6344,7 @@
                 <w:sz w:val="16"/>
                 <w:szCs w:val="16"/>
               </w:rPr>
-              <w:t xml:space="preserve">20  </w:t>
+              <w:t xml:space="preserve">18  </w:t>
             </w:r>
             <w:r>
               <w:rPr>
@@ -6524,7 +6386,7 @@
                 <w:sz w:val="16"/>
                 <w:szCs w:val="16"/>
               </w:rPr>
-              <w:t xml:space="preserve">middle</w:t>
+              <w:t xml:space="preserve">carrying</w:t>
             </w:r>
           </w:p>
         </w:tc>
@@ -6550,7 +6412,7 @@
                 <w:sz w:val="16"/>
                 <w:szCs w:val="16"/>
               </w:rPr>
-              <w:t xml:space="preserve">21  </w:t>
+              <w:t xml:space="preserve">19  </w:t>
             </w:r>
             <w:r>
               <w:rPr>
@@ -6592,7 +6454,7 @@
                 <w:sz w:val="16"/>
                 <w:szCs w:val="16"/>
               </w:rPr>
-              <w:t xml:space="preserve">compare</w:t>
+              <w:t xml:space="preserve">recover</w:t>
             </w:r>
           </w:p>
         </w:tc>
@@ -6618,7 +6480,7 @@
                 <w:sz w:val="16"/>
                 <w:szCs w:val="16"/>
               </w:rPr>
-              <w:t xml:space="preserve">22  </w:t>
+              <w:t xml:space="preserve">20  </w:t>
             </w:r>
             <w:r>
               <w:rPr>
@@ -6660,7 +6522,7 @@
                 <w:sz w:val="16"/>
                 <w:szCs w:val="16"/>
               </w:rPr>
-              <w:t xml:space="preserve">inventory</w:t>
+              <w:t xml:space="preserve">excessive</w:t>
             </w:r>
           </w:p>
         </w:tc>
@@ -6686,14 +6548,14 @@
                 <w:sz w:val="16"/>
                 <w:szCs w:val="16"/>
               </w:rPr>
-              <w:t xml:space="preserve">23  </w:t>
-            </w:r>
-            <w:r>
-              <w:rPr>
-                <w:sz w:val="16"/>
-                <w:szCs w:val="16"/>
-              </w:rPr>
-              <w:t xml:space="preserve">compare</w:t>
+              <w:t xml:space="preserve">21  </w:t>
+            </w:r>
+            <w:r>
+              <w:rPr>
+                <w:sz w:val="16"/>
+                <w:szCs w:val="16"/>
+              </w:rPr>
+              <w:t xml:space="preserve">period</w:t>
             </w:r>
           </w:p>
         </w:tc>
@@ -6728,7 +6590,7 @@
                 <w:sz w:val="16"/>
                 <w:szCs w:val="16"/>
               </w:rPr>
-              <w:t xml:space="preserve">recover</w:t>
+              <w:t xml:space="preserve">create</w:t>
             </w:r>
           </w:p>
         </w:tc>
@@ -6754,7 +6616,7 @@
                 <w:sz w:val="16"/>
                 <w:szCs w:val="16"/>
               </w:rPr>
-              <w:t xml:space="preserve">24  </w:t>
+              <w:t xml:space="preserve">22  </w:t>
             </w:r>
             <w:r>
               <w:rPr>
@@ -6796,7 +6658,7 @@
                 <w:sz w:val="16"/>
                 <w:szCs w:val="16"/>
               </w:rPr>
-              <w:t xml:space="preserve">write-down</w:t>
+              <w:t xml:space="preserve">dollars</w:t>
             </w:r>
           </w:p>
         </w:tc>
@@ -6822,7 +6684,7 @@
                 <w:sz w:val="16"/>
                 <w:szCs w:val="16"/>
               </w:rPr>
-              <w:t xml:space="preserve">25  </w:t>
+              <w:t xml:space="preserve">23  </w:t>
             </w:r>
             <w:r>
               <w:rPr>
@@ -6864,7 +6726,7 @@
                 <w:sz w:val="16"/>
                 <w:szCs w:val="16"/>
               </w:rPr>
-              <w:t xml:space="preserve">dollars</w:t>
+              <w:t xml:space="preserve">middle</w:t>
             </w:r>
           </w:p>
         </w:tc>
@@ -6890,14 +6752,14 @@
                 <w:sz w:val="16"/>
                 <w:szCs w:val="16"/>
               </w:rPr>
-              <w:t xml:space="preserve">26  </w:t>
-            </w:r>
-            <w:r>
-              <w:rPr>
-                <w:sz w:val="16"/>
-                <w:szCs w:val="16"/>
-              </w:rPr>
-              <w:t xml:space="preserve">category</w:t>
+              <w:t xml:space="preserve">24  </w:t>
+            </w:r>
+            <w:r>
+              <w:rPr>
+                <w:sz w:val="16"/>
+                <w:szCs w:val="16"/>
+              </w:rPr>
+              <w:t xml:space="preserve">lower of cost or market (LCM)</w:t>
             </w:r>
           </w:p>
         </w:tc>
@@ -6932,7 +6794,7 @@
                 <w:sz w:val="16"/>
                 <w:szCs w:val="16"/>
               </w:rPr>
-              <w:t xml:space="preserve">middle</w:t>
+              <w:t xml:space="preserve">Tahini</w:t>
             </w:r>
           </w:p>
         </w:tc>
@@ -6958,14 +6820,14 @@
                 <w:sz w:val="16"/>
                 <w:szCs w:val="16"/>
               </w:rPr>
-              <w:t xml:space="preserve">27  </w:t>
-            </w:r>
-            <w:r>
-              <w:rPr>
-                <w:sz w:val="16"/>
-                <w:szCs w:val="16"/>
-              </w:rPr>
-              <w:t xml:space="preserve">lower of cost or market (LCM)</w:t>
+              <w:t xml:space="preserve">25  </w:t>
+            </w:r>
+            <w:r>
+              <w:rPr>
+                <w:sz w:val="16"/>
+                <w:szCs w:val="16"/>
+              </w:rPr>
+              <w:t xml:space="preserve">floor</w:t>
             </w:r>
           </w:p>
         </w:tc>
@@ -7000,7 +6862,7 @@
                 <w:sz w:val="16"/>
                 <w:szCs w:val="16"/>
               </w:rPr>
-              <w:t xml:space="preserve">Tahini</w:t>
+              <w:t xml:space="preserve">Chickpeas</w:t>
             </w:r>
           </w:p>
         </w:tc>
@@ -7026,75 +6888,7 @@
                 <w:sz w:val="16"/>
                 <w:szCs w:val="16"/>
               </w:rPr>
-              <w:t xml:space="preserve">28  </w:t>
-            </w:r>
-            <w:r>
-              <w:rPr>
-                <w:sz w:val="16"/>
-                <w:szCs w:val="16"/>
-              </w:rPr>
-              <w:t xml:space="preserve">floor</w:t>
-            </w:r>
-          </w:p>
-        </w:tc>
-      </w:tr>
-      <w:tr>
-        <w:tc>
-          <w:tcPr>
-            <w:tcW w:type="pct" w:w="2500"/>
-            <w:tcMar>
-              <w:top w:type="dxa" w:w="20"/>
-              <w:left w:type="dxa" w:w="80"/>
-              <w:bottom w:type="dxa" w:w="20"/>
-              <w:right w:type="dxa" w:w="80"/>
-            </w:tcMar>
-          </w:tcPr>
-          <w:p>
-            <w:pPr>
-              <w:spacing w:before="12" w:after="12"/>
-            </w:pPr>
-            <w:r>
-              <w:rPr>
-                <w:b/>
-                <w:bCs/>
-                <w:color w:val="8186EF"/>
-                <w:sz w:val="16"/>
-                <w:szCs w:val="16"/>
-              </w:rPr>
-              <w:t xml:space="preserve">14  </w:t>
-            </w:r>
-            <w:r>
-              <w:rPr>
-                <w:sz w:val="16"/>
-                <w:szCs w:val="16"/>
-              </w:rPr>
-              <w:t xml:space="preserve">Chickpeas</w:t>
-            </w:r>
-          </w:p>
-        </w:tc>
-        <w:tc>
-          <w:tcPr>
-            <w:tcW w:type="pct" w:w="2500"/>
-            <w:tcMar>
-              <w:top w:type="dxa" w:w="20"/>
-              <w:left w:type="dxa" w:w="80"/>
-              <w:bottom w:type="dxa" w:w="20"/>
-              <w:right w:type="dxa" w:w="80"/>
-            </w:tcMar>
-          </w:tcPr>
-          <w:p>
-            <w:pPr>
-              <w:spacing w:before="12" w:after="12"/>
-            </w:pPr>
-            <w:r>
-              <w:rPr>
-                <w:b/>
-                <w:bCs/>
-                <w:color w:val="8186EF"/>
-                <w:sz w:val="16"/>
-                <w:szCs w:val="16"/>
-              </w:rPr>
-              <w:t xml:space="preserve">29  </w:t>
+              <w:t xml:space="preserve">26  </w:t>
             </w:r>
             <w:r>
               <w:rPr>
@@ -7102,64 +6896,6 @@
                 <w:szCs w:val="16"/>
               </w:rPr>
               <w:t xml:space="preserve">item-by-item basis</w:t>
-            </w:r>
-          </w:p>
-        </w:tc>
-      </w:tr>
-      <w:tr>
-        <w:tc>
-          <w:tcPr>
-            <w:tcW w:type="pct" w:w="2500"/>
-            <w:tcMar>
-              <w:top w:type="dxa" w:w="20"/>
-              <w:left w:type="dxa" w:w="80"/>
-              <w:bottom w:type="dxa" w:w="20"/>
-              <w:right w:type="dxa" w:w="80"/>
-            </w:tcMar>
-          </w:tcPr>
-          <w:p>
-            <w:pPr>
-              <w:spacing w:before="12" w:after="12"/>
-            </w:pPr>
-            <w:r>
-              <w:rPr>
-                <w:b/>
-                <w:bCs/>
-                <w:color w:val="8186EF"/>
-                <w:sz w:val="16"/>
-                <w:szCs w:val="16"/>
-              </w:rPr>
-              <w:t xml:space="preserve">15  </w:t>
-            </w:r>
-            <w:r>
-              <w:rPr>
-                <w:sz w:val="16"/>
-                <w:szCs w:val="16"/>
-              </w:rPr>
-              <w:t xml:space="preserve">category</w:t>
-            </w:r>
-          </w:p>
-        </w:tc>
-        <w:tc>
-          <w:tcPr>
-            <w:tcW w:type="pct" w:w="2500"/>
-            <w:tcMar>
-              <w:top w:type="dxa" w:w="20"/>
-              <w:left w:type="dxa" w:w="80"/>
-              <w:bottom w:type="dxa" w:w="20"/>
-              <w:right w:type="dxa" w:w="80"/>
-            </w:tcMar>
-          </w:tcPr>
-          <w:p>
-            <w:pPr>
-              <w:spacing w:before="24" w:after="24"/>
-            </w:pPr>
-            <w:r>
-              <w:rPr>
-                <w:sz w:val="16"/>
-                <w:szCs w:val="16"/>
-              </w:rPr>
-              <w:t xml:space="preserve"/>
             </w:r>
           </w:p>
         </w:tc>
@@ -7433,7 +7169,7 @@
           <w:sz w:val="19"/>
           <w:szCs w:val="19"/>
         </w:rPr>
-        <w:t xml:space="preserve">They know the selling price of every item on the shelf, but tracking the cost of each one is </w:t>
+        <w:t xml:space="preserve">They know the selling price of every item on the shelf, but </w:t>
       </w:r>
       <w:r>
         <w:rPr>
@@ -7465,14 +7201,7 @@
           <w:sz w:val="19"/>
           <w:szCs w:val="19"/>
         </w:rPr>
-        <w:t xml:space="preserve">. </w:t>
-      </w:r>
-      <w:r>
-        <w:rPr>
-          <w:sz w:val="19"/>
-          <w:szCs w:val="19"/>
-        </w:rPr>
-        <w:t xml:space="preserve">The retail inventory method </w:t>
+        <w:t xml:space="preserve"> the cost of each one is </w:t>
       </w:r>
       <w:r>
         <w:rPr>
@@ -7504,7 +7233,14 @@
           <w:sz w:val="19"/>
           <w:szCs w:val="19"/>
         </w:rPr>
-        <w:t xml:space="preserve"> ending inventory at cost from retail prices. </w:t>
+        <w:t xml:space="preserve">. </w:t>
+      </w:r>
+      <w:r>
+        <w:rPr>
+          <w:sz w:val="19"/>
+          <w:szCs w:val="19"/>
+        </w:rPr>
+        <w:t xml:space="preserve">The retail inventory method estimates ending inventory at cost from retail prices. </w:t>
       </w:r>
       <w:r>
         <w:rPr>
@@ -7543,14 +7279,7 @@
           <w:sz w:val="19"/>
           <w:szCs w:val="19"/>
         </w:rPr>
-        <w:t xml:space="preserve"> ratio: goods available at cost divided by goods available at retail. </w:t>
-      </w:r>
-      <w:r>
-        <w:rPr>
-          <w:sz w:val="19"/>
-          <w:szCs w:val="19"/>
-        </w:rPr>
-        <w:t xml:space="preserve">Retail prices </w:t>
+        <w:t xml:space="preserve"> ratio: goods available at cost </w:t>
       </w:r>
       <w:r>
         <w:rPr>
@@ -7582,14 +7311,14 @@
           <w:sz w:val="19"/>
           <w:szCs w:val="19"/>
         </w:rPr>
-        <w:t xml:space="preserve"> during the year. </w:t>
-      </w:r>
-      <w:r>
-        <w:rPr>
-          <w:sz w:val="19"/>
-          <w:szCs w:val="19"/>
-        </w:rPr>
-        <w:t xml:space="preserve">A </w:t>
+        <w:t xml:space="preserve"> by goods available at retail. </w:t>
+      </w:r>
+      <w:r>
+        <w:rPr>
+          <w:sz w:val="19"/>
+          <w:szCs w:val="19"/>
+        </w:rPr>
+        <w:t xml:space="preserve">Retail prices </w:t>
       </w:r>
       <w:r>
         <w:rPr>
@@ -7621,14 +7350,14 @@
           <w:sz w:val="19"/>
           <w:szCs w:val="19"/>
         </w:rPr>
-        <w:t xml:space="preserve"> raises the selling price above the original retail price. </w:t>
-      </w:r>
-      <w:r>
-        <w:rPr>
-          <w:sz w:val="19"/>
-          <w:szCs w:val="19"/>
-        </w:rPr>
-        <w:t xml:space="preserve">A </w:t>
+        <w:t xml:space="preserve"> during the year. </w:t>
+      </w:r>
+      <w:r>
+        <w:rPr>
+          <w:sz w:val="19"/>
+          <w:szCs w:val="19"/>
+        </w:rPr>
+        <w:t xml:space="preserve">A markup raises the selling price above the </w:t>
       </w:r>
       <w:r>
         <w:rPr>
@@ -7660,14 +7389,14 @@
           <w:sz w:val="19"/>
           <w:szCs w:val="19"/>
         </w:rPr>
-        <w:t xml:space="preserve"> lowers it. </w:t>
-      </w:r>
-      <w:r>
-        <w:rPr>
-          <w:sz w:val="19"/>
-          <w:szCs w:val="19"/>
-        </w:rPr>
-        <w:t xml:space="preserve">The </w:t>
+        <w:t xml:space="preserve"> retail price. </w:t>
+      </w:r>
+      <w:r>
+        <w:rPr>
+          <w:sz w:val="19"/>
+          <w:szCs w:val="19"/>
+        </w:rPr>
+        <w:t xml:space="preserve">A </w:t>
       </w:r>
       <w:r>
         <w:rPr>
@@ -7685,7 +7414,7 @@
           <w:sz w:val="19"/>
           <w:szCs w:val="19"/>
         </w:rPr>
-        <w:t xml:space="preserve">              </w:t>
+        <w:t xml:space="preserve">           </w:t>
       </w:r>
       <w:r>
         <w:rPr>
@@ -7699,7 +7428,14 @@
           <w:sz w:val="19"/>
           <w:szCs w:val="19"/>
         </w:rPr>
-        <w:t xml:space="preserve"> retail method includes net markups in the ratio but leaves out net markdowns. </w:t>
+        <w:t xml:space="preserve"> lowers it. </w:t>
+      </w:r>
+      <w:r>
+        <w:rPr>
+          <w:sz w:val="19"/>
+          <w:szCs w:val="19"/>
+        </w:rPr>
+        <w:t xml:space="preserve">The conventional retail method includes net markups in the ratio but leaves out net markdowns. </w:t>
       </w:r>
       <w:r>
         <w:rPr>
@@ -7803,7 +7539,7 @@
                 <w:sz w:val="16"/>
                 <w:szCs w:val="16"/>
               </w:rPr>
-              <w:t xml:space="preserve">approximates   ·   thousands   ·   markup   ·   cost-to-retail   ·   change   ·   conventional   ·   estimates   ·   markdown   ·   expensive   ·   destroyed</w:t>
+              <w:t xml:space="preserve">approximates   ·   thousands   ·   change   ·   cost-to-retail   ·   divided   ·   markdown   ·   expensive   ·   original   ·   tracking   ·   floor</w:t>
             </w:r>
           </w:p>
         </w:tc>
@@ -7846,7 +7582,7 @@
       <w:r>
         <w:drawing>
           <wp:inline distT="0" distB="0" distL="0" distR="0">
-            <wp:extent cx="5734050" cy="2225725"/>
+            <wp:extent cx="5734050" cy="3410250"/>
             <wp:effectExtent t="0" r="0" b="0" l="0"/>
             <wp:docPr id="1" name="" descr="" title=""/>
             <wp:cNvGraphicFramePr>
@@ -7871,7 +7607,7 @@
                   <pic:spPr bwMode="auto">
                     <a:xfrm>
                       <a:off x="0" y="0"/>
-                      <a:ext cx="5734050" cy="2225725"/>
+                      <a:ext cx="5734050" cy="3410250"/>
                     </a:xfrm>
                     <a:prstGeom prst="rect">
                       <a:avLst/>
@@ -7995,6 +7731,18 @@
     <w:p/>
     <w:p>
       <w:pPr>
+        <w:pageBreakBefore w:val="true"/>
+        <w:spacing w:after="0"/>
+      </w:pPr>
+      <w:r>
+        <w:rPr>
+          <w:sz w:val="2"/>
+        </w:rPr>
+        <w:t xml:space="preserve"> </w:t>
+      </w:r>
+    </w:p>
+    <w:p>
+      <w:pPr>
         <w:spacing w:before="44" w:after="14"/>
       </w:pPr>
       <w:r>
@@ -8296,18 +8044,6 @@
     <w:p/>
     <w:p>
       <w:pPr>
-        <w:pageBreakBefore w:val="true"/>
-        <w:spacing w:after="0"/>
-      </w:pPr>
-      <w:r>
-        <w:rPr>
-          <w:sz w:val="2"/>
-        </w:rPr>
-        <w:t xml:space="preserve"> </w:t>
-      </w:r>
-    </w:p>
-    <w:p>
-      <w:pPr>
         <w:spacing w:before="44" w:after="14"/>
       </w:pPr>
       <w:r>
@@ -8371,7 +8107,14 @@
           <w:sz w:val="19"/>
           <w:szCs w:val="19"/>
         </w:rPr>
-        <w:t xml:space="preserve"> boxes using the </w:t>
+        <w:t xml:space="preserve"> boxes using the conventional retail method. </w:t>
+      </w:r>
+      <w:r>
+        <w:rPr>
+          <w:sz w:val="19"/>
+          <w:szCs w:val="19"/>
+        </w:rPr>
+        <w:t xml:space="preserve">A LIFO retail method also </w:t>
       </w:r>
       <w:r>
         <w:rPr>
@@ -8389,7 +8132,7 @@
           <w:sz w:val="19"/>
           <w:szCs w:val="19"/>
         </w:rPr>
-        <w:t xml:space="preserve">              </w:t>
+        <w:t xml:space="preserve">           </w:t>
       </w:r>
       <w:r>
         <w:rPr>
@@ -8403,14 +8146,14 @@
           <w:sz w:val="19"/>
           <w:szCs w:val="19"/>
         </w:rPr>
-        <w:t xml:space="preserve"> retail method. </w:t>
-      </w:r>
-      <w:r>
-        <w:rPr>
-          <w:sz w:val="19"/>
-          <w:szCs w:val="19"/>
-        </w:rPr>
-        <w:t xml:space="preserve">A LIFO retail method also </w:t>
+        <w:t xml:space="preserve">. </w:t>
+      </w:r>
+      <w:r>
+        <w:rPr>
+          <w:sz w:val="19"/>
+          <w:szCs w:val="19"/>
+        </w:rPr>
+        <w:t xml:space="preserve">It leaves beginning inventory out of the ratio, includes markdowns, and adds a new layer each year at that </w:t>
       </w:r>
       <w:r>
         <w:rPr>
@@ -8442,14 +8185,28 @@
           <w:sz w:val="19"/>
           <w:szCs w:val="19"/>
         </w:rPr>
-        <w:t xml:space="preserve">. </w:t>
-      </w:r>
-      <w:r>
-        <w:rPr>
-          <w:sz w:val="19"/>
-          <w:szCs w:val="19"/>
-        </w:rPr>
-        <w:t xml:space="preserve">It </w:t>
+        <w:t xml:space="preserve"> ratio. </w:t>
+      </w:r>
+      <w:r>
+        <w:rPr>
+          <w:sz w:val="19"/>
+          <w:szCs w:val="19"/>
+        </w:rPr>
+        <w:t xml:space="preserve">The exam tests it less often. </w:t>
+      </w:r>
+      <w:r>
+        <w:rPr>
+          <w:sz w:val="19"/>
+          <w:szCs w:val="19"/>
+        </w:rPr>
+        <w:t xml:space="preserve">The gross profit method estimates ending inventory from the usual gross profit rate. </w:t>
+      </w:r>
+      <w:r>
+        <w:rPr>
+          <w:sz w:val="19"/>
+          <w:szCs w:val="19"/>
+        </w:rPr>
+        <w:t xml:space="preserve">It is used for </w:t>
       </w:r>
       <w:r>
         <w:rPr>
@@ -8481,7 +8238,7 @@
           <w:sz w:val="19"/>
           <w:szCs w:val="19"/>
         </w:rPr>
-        <w:t xml:space="preserve"> beginning inventory out of the ratio, includes </w:t>
+        <w:t xml:space="preserve"> reports, to check a </w:t>
       </w:r>
       <w:r>
         <w:rPr>
@@ -8513,7 +8270,7 @@
           <w:sz w:val="19"/>
           <w:szCs w:val="19"/>
         </w:rPr>
-        <w:t xml:space="preserve">, and adds a new layer each year at that </w:t>
+        <w:t xml:space="preserve"> count, and to </w:t>
       </w:r>
       <w:r>
         <w:rPr>
@@ -8545,21 +8302,14 @@
           <w:sz w:val="19"/>
           <w:szCs w:val="19"/>
         </w:rPr>
-        <w:t xml:space="preserve"> ratio. </w:t>
-      </w:r>
-      <w:r>
-        <w:rPr>
-          <w:sz w:val="19"/>
-          <w:szCs w:val="19"/>
-        </w:rPr>
-        <w:t xml:space="preserve">The exam tests it less often. </w:t>
-      </w:r>
-      <w:r>
-        <w:rPr>
-          <w:sz w:val="19"/>
-          <w:szCs w:val="19"/>
-        </w:rPr>
-        <w:t xml:space="preserve">The gross profit method </w:t>
+        <w:t xml:space="preserve"> inventory lost in a fire or a theft. </w:t>
+      </w:r>
+      <w:r>
+        <w:rPr>
+          <w:sz w:val="19"/>
+          <w:szCs w:val="19"/>
+        </w:rPr>
+        <w:t xml:space="preserve">It is not </w:t>
       </w:r>
       <w:r>
         <w:rPr>
@@ -8577,7 +8327,7 @@
           <w:sz w:val="19"/>
           <w:szCs w:val="19"/>
         </w:rPr>
-        <w:t xml:space="preserve">           </w:t>
+        <w:t xml:space="preserve">            </w:t>
       </w:r>
       <w:r>
         <w:rPr>
@@ -8591,14 +8341,7 @@
           <w:sz w:val="19"/>
           <w:szCs w:val="19"/>
         </w:rPr>
-        <w:t xml:space="preserve"> ending inventory from the usual gross profit rate. </w:t>
-      </w:r>
-      <w:r>
-        <w:rPr>
-          <w:sz w:val="19"/>
-          <w:szCs w:val="19"/>
-        </w:rPr>
-        <w:t xml:space="preserve">It is used for interim reports, to check a </w:t>
+        <w:t xml:space="preserve"> for annual financial </w:t>
       </w:r>
       <w:r>
         <w:rPr>
@@ -8616,7 +8359,7 @@
           <w:sz w:val="19"/>
           <w:szCs w:val="19"/>
         </w:rPr>
-        <w:t xml:space="preserve">           </w:t>
+        <w:t xml:space="preserve">            </w:t>
       </w:r>
       <w:r>
         <w:rPr>
@@ -8630,14 +8373,14 @@
           <w:sz w:val="19"/>
           <w:szCs w:val="19"/>
         </w:rPr>
-        <w:t xml:space="preserve"> count, and to estimate inventory lost in a fire or a theft. </w:t>
-      </w:r>
-      <w:r>
-        <w:rPr>
-          <w:sz w:val="19"/>
-          <w:szCs w:val="19"/>
-        </w:rPr>
-        <w:t xml:space="preserve">It is not </w:t>
+        <w:t xml:space="preserve">. </w:t>
+      </w:r>
+      <w:r>
+        <w:rPr>
+          <w:sz w:val="19"/>
+          <w:szCs w:val="19"/>
+        </w:rPr>
+        <w:t xml:space="preserve">A fire </w:t>
       </w:r>
       <w:r>
         <w:rPr>
@@ -8655,7 +8398,7 @@
           <w:sz w:val="19"/>
           <w:szCs w:val="19"/>
         </w:rPr>
-        <w:t xml:space="preserve">            </w:t>
+        <w:t xml:space="preserve">           </w:t>
       </w:r>
       <w:r>
         <w:rPr>
@@ -8669,14 +8412,7 @@
           <w:sz w:val="19"/>
           <w:szCs w:val="19"/>
         </w:rPr>
-        <w:t xml:space="preserve"> for annual financial statements. </w:t>
-      </w:r>
-      <w:r>
-        <w:rPr>
-          <w:sz w:val="19"/>
-          <w:szCs w:val="19"/>
-        </w:rPr>
-        <w:t xml:space="preserve">A fire </w:t>
+        <w:t xml:space="preserve"> part of the Orontes </w:t>
       </w:r>
       <w:r>
         <w:rPr>
@@ -8708,7 +8444,7 @@
           <w:sz w:val="19"/>
           <w:szCs w:val="19"/>
         </w:rPr>
-        <w:t xml:space="preserve"> part of the Orontes warehouse in Jebel Ali. </w:t>
+        <w:t xml:space="preserve"> in Jebel Ali. </w:t>
       </w:r>
       <w:r>
         <w:rPr>
@@ -8858,7 +8594,7 @@
                 <w:sz w:val="16"/>
                 <w:szCs w:val="16"/>
               </w:rPr>
-              <w:t xml:space="preserve">purchases   ·   destroyed   ·   exists   ·   shrinkage   ·   costing   ·   leaves   ·   physical   ·   markdowns   ·   acceptable   ·   year's   ·   estimates   ·   conventional   ·   dashed</w:t>
+              <w:t xml:space="preserve">purchases   ·   warehouse   ·   year's   ·   thousands   ·   costing   ·   interim   ·   statements   ·   physical   ·   destroyed   ·   estimate   ·   acceptable   ·   exists   ·   dashed</w:t>
             </w:r>
           </w:p>
         </w:tc>
@@ -9023,6 +8759,13 @@
           <w:sz w:val="19"/>
           <w:szCs w:val="19"/>
         </w:rPr>
+        <w:t xml:space="preserve">Conventional retail: markups IN the ratio, markdowns OUT. </w:t>
+      </w:r>
+      <w:r>
+        <w:rPr>
+          <w:sz w:val="19"/>
+          <w:szCs w:val="19"/>
+        </w:rPr>
         <w:t xml:space="preserve"/>
       </w:r>
       <w:r>
@@ -9041,7 +8784,7 @@
           <w:sz w:val="19"/>
           <w:szCs w:val="19"/>
         </w:rPr>
-        <w:t xml:space="preserve">              </w:t>
+        <w:t xml:space="preserve">            </w:t>
       </w:r>
       <w:r>
         <w:rPr>
@@ -9055,7 +8798,7 @@
           <w:sz w:val="19"/>
           <w:szCs w:val="19"/>
         </w:rPr>
-        <w:t xml:space="preserve"> retail: markups IN the ratio, </w:t>
+        <w:t xml:space="preserve"> goes in the cost </w:t>
       </w:r>
       <w:r>
         <w:rPr>
@@ -9087,14 +8830,7 @@
           <w:sz w:val="19"/>
           <w:szCs w:val="19"/>
         </w:rPr>
-        <w:t xml:space="preserve"> OUT. </w:t>
-      </w:r>
-      <w:r>
-        <w:rPr>
-          <w:sz w:val="19"/>
-          <w:szCs w:val="19"/>
-        </w:rPr>
-        <w:t xml:space="preserve">Freight-in goes in the cost column only; normal </w:t>
+        <w:t xml:space="preserve"> only; normal </w:t>
       </w:r>
       <w:r>
         <w:rPr>
@@ -9184,7 +8920,7 @@
                 <w:sz w:val="16"/>
                 <w:szCs w:val="16"/>
               </w:rPr>
-              <w:t xml:space="preserve">question   ·   shrinkage   ·   available   ·   convert   ·   markdowns   ·   Conventional</w:t>
+              <w:t xml:space="preserve">question   ·   shrinkage   ·   Orontes   ·   convert   ·   column   ·   Freight-in</w:t>
             </w:r>
           </w:p>
         </w:tc>
@@ -9928,7 +9664,7 @@
                 <w:sz w:val="16"/>
                 <w:szCs w:val="16"/>
               </w:rPr>
-              <w:t xml:space="preserve">exists</w:t>
+              <w:t xml:space="preserve">year's</w:t>
             </w:r>
           </w:p>
         </w:tc>
@@ -9963,7 +9699,7 @@
                 <w:sz w:val="16"/>
                 <w:szCs w:val="16"/>
               </w:rPr>
-              <w:t xml:space="preserve">expensive</w:t>
+              <w:t xml:space="preserve">tracking</w:t>
             </w:r>
           </w:p>
         </w:tc>
@@ -9996,7 +9732,7 @@
                 <w:sz w:val="16"/>
                 <w:szCs w:val="16"/>
               </w:rPr>
-              <w:t xml:space="preserve">leaves</w:t>
+              <w:t xml:space="preserve">interim</w:t>
             </w:r>
           </w:p>
         </w:tc>
@@ -10031,7 +9767,7 @@
                 <w:sz w:val="16"/>
                 <w:szCs w:val="16"/>
               </w:rPr>
-              <w:t xml:space="preserve">estimates</w:t>
+              <w:t xml:space="preserve">expensive</w:t>
             </w:r>
           </w:p>
         </w:tc>
@@ -10064,7 +9800,7 @@
                 <w:sz w:val="16"/>
                 <w:szCs w:val="16"/>
               </w:rPr>
-              <w:t xml:space="preserve">markdowns</w:t>
+              <w:t xml:space="preserve">physical</w:t>
             </w:r>
           </w:p>
         </w:tc>
@@ -10132,7 +9868,7 @@
                 <w:sz w:val="16"/>
                 <w:szCs w:val="16"/>
               </w:rPr>
-              <w:t xml:space="preserve">year's</w:t>
+              <w:t xml:space="preserve">estimate</w:t>
             </w:r>
           </w:p>
         </w:tc>
@@ -10167,7 +9903,7 @@
                 <w:sz w:val="16"/>
                 <w:szCs w:val="16"/>
               </w:rPr>
-              <w:t xml:space="preserve">change</w:t>
+              <w:t xml:space="preserve">divided</w:t>
             </w:r>
           </w:p>
         </w:tc>
@@ -10200,7 +9936,7 @@
                 <w:sz w:val="16"/>
                 <w:szCs w:val="16"/>
               </w:rPr>
-              <w:t xml:space="preserve">estimates</w:t>
+              <w:t xml:space="preserve">acceptable</w:t>
             </w:r>
           </w:p>
         </w:tc>
@@ -10235,7 +9971,7 @@
                 <w:sz w:val="16"/>
                 <w:szCs w:val="16"/>
               </w:rPr>
-              <w:t xml:space="preserve">markup</w:t>
+              <w:t xml:space="preserve">change</w:t>
             </w:r>
           </w:p>
         </w:tc>
@@ -10268,7 +10004,7 @@
                 <w:sz w:val="16"/>
                 <w:szCs w:val="16"/>
               </w:rPr>
-              <w:t xml:space="preserve">physical</w:t>
+              <w:t xml:space="preserve">statements</w:t>
             </w:r>
           </w:p>
         </w:tc>
@@ -10303,7 +10039,7 @@
                 <w:sz w:val="16"/>
                 <w:szCs w:val="16"/>
               </w:rPr>
-              <w:t xml:space="preserve">markdown</w:t>
+              <w:t xml:space="preserve">original</w:t>
             </w:r>
           </w:p>
         </w:tc>
@@ -10336,7 +10072,7 @@
                 <w:sz w:val="16"/>
                 <w:szCs w:val="16"/>
               </w:rPr>
-              <w:t xml:space="preserve">acceptable</w:t>
+              <w:t xml:space="preserve">destroyed</w:t>
             </w:r>
           </w:p>
         </w:tc>
@@ -10371,7 +10107,7 @@
                 <w:sz w:val="16"/>
                 <w:szCs w:val="16"/>
               </w:rPr>
-              <w:t xml:space="preserve">conventional</w:t>
+              <w:t xml:space="preserve">markdown</w:t>
             </w:r>
           </w:p>
         </w:tc>
@@ -10404,7 +10140,7 @@
                 <w:sz w:val="16"/>
                 <w:szCs w:val="16"/>
               </w:rPr>
-              <w:t xml:space="preserve">destroyed</w:t>
+              <w:t xml:space="preserve">warehouse</w:t>
             </w:r>
           </w:p>
         </w:tc>
@@ -10744,7 +10480,7 @@
                 <w:sz w:val="16"/>
                 <w:szCs w:val="16"/>
               </w:rPr>
-              <w:t xml:space="preserve">Conventional</w:t>
+              <w:t xml:space="preserve">Freight-in</w:t>
             </w:r>
           </w:p>
         </w:tc>
@@ -10812,7 +10548,7 @@
                 <w:sz w:val="16"/>
                 <w:szCs w:val="16"/>
               </w:rPr>
-              <w:t xml:space="preserve">markdowns</w:t>
+              <w:t xml:space="preserve">column</w:t>
             </w:r>
           </w:p>
         </w:tc>
@@ -11051,7 +10787,7 @@
                 <w:sz w:val="16"/>
                 <w:szCs w:val="16"/>
               </w:rPr>
-              <w:t xml:space="preserve">conventional</w:t>
+              <w:t xml:space="preserve">exists</w:t>
             </w:r>
           </w:p>
         </w:tc>
@@ -11491,7 +11227,7 @@
       <w:r>
         <w:drawing>
           <wp:inline distT="0" distB="0" distL="0" distR="0">
-            <wp:extent cx="5734050" cy="1712675"/>
+            <wp:extent cx="5734050" cy="3629050"/>
             <wp:effectExtent t="0" r="0" b="0" l="0"/>
             <wp:docPr id="1" name="" descr="" title=""/>
             <wp:cNvGraphicFramePr>
@@ -11516,7 +11252,7 @@
                   <pic:spPr bwMode="auto">
                     <a:xfrm>
                       <a:off x="0" y="0"/>
-                      <a:ext cx="5734050" cy="1712675"/>
+                      <a:ext cx="5734050" cy="3629050"/>
                     </a:xfrm>
                     <a:prstGeom prst="rect">
                       <a:avLst/>
@@ -12734,7 +12470,7 @@
           <w:sz w:val="19"/>
           <w:szCs w:val="19"/>
         </w:rPr>
-        <w:t xml:space="preserve">A Level C </w:t>
+        <w:t xml:space="preserve">A Level C question may give you a set of facts and ask you to </w:t>
       </w:r>
       <w:r>
         <w:rPr>
@@ -12766,7 +12502,14 @@
           <w:sz w:val="19"/>
           <w:szCs w:val="19"/>
         </w:rPr>
-        <w:t xml:space="preserve"> may give you a set of facts and ask you to </w:t>
+        <w:t xml:space="preserve"> a method. </w:t>
+      </w:r>
+      <w:r>
+        <w:rPr>
+          <w:sz w:val="19"/>
+          <w:szCs w:val="19"/>
+        </w:rPr>
+        <w:t xml:space="preserve"/>
       </w:r>
       <w:r>
         <w:rPr>
@@ -12798,14 +12541,14 @@
           <w:sz w:val="19"/>
           <w:szCs w:val="19"/>
         </w:rPr>
-        <w:t xml:space="preserve"> a method. </w:t>
-      </w:r>
-      <w:r>
-        <w:rPr>
-          <w:sz w:val="19"/>
-          <w:szCs w:val="19"/>
-        </w:rPr>
-        <w:t xml:space="preserve"/>
+        <w:t xml:space="preserve"> check the facts that can rule a method out. </w:t>
+      </w:r>
+      <w:r>
+        <w:rPr>
+          <w:sz w:val="19"/>
+          <w:szCs w:val="19"/>
+        </w:rPr>
+        <w:t xml:space="preserve">If the company, or its </w:t>
       </w:r>
       <w:r>
         <w:rPr>
@@ -12837,14 +12580,7 @@
           <w:sz w:val="19"/>
           <w:szCs w:val="19"/>
         </w:rPr>
-        <w:t xml:space="preserve"> check the facts that can rule a method out. </w:t>
-      </w:r>
-      <w:r>
-        <w:rPr>
-          <w:sz w:val="19"/>
-          <w:szCs w:val="19"/>
-        </w:rPr>
-        <w:t xml:space="preserve">If the company, or its parent, </w:t>
+        <w:t xml:space="preserve">, reports under IFRS, LIFO is not </w:t>
       </w:r>
       <w:r>
         <w:rPr>
@@ -12876,7 +12612,14 @@
           <w:sz w:val="19"/>
           <w:szCs w:val="19"/>
         </w:rPr>
-        <w:t xml:space="preserve"> under IFRS, LIFO is not </w:t>
+        <w:t xml:space="preserve">. </w:t>
+      </w:r>
+      <w:r>
+        <w:rPr>
+          <w:sz w:val="19"/>
+          <w:szCs w:val="19"/>
+        </w:rPr>
+        <w:t xml:space="preserve">If items are identical and sold in large volumes, specific </w:t>
       </w:r>
       <w:r>
         <w:rPr>
@@ -12894,7 +12637,7 @@
           <w:sz w:val="19"/>
           <w:szCs w:val="19"/>
         </w:rPr>
-        <w:t xml:space="preserve">           </w:t>
+        <w:t xml:space="preserve">                </w:t>
       </w:r>
       <w:r>
         <w:rPr>
@@ -12908,14 +12651,7 @@
           <w:sz w:val="19"/>
           <w:szCs w:val="19"/>
         </w:rPr>
-        <w:t xml:space="preserve">. </w:t>
-      </w:r>
-      <w:r>
-        <w:rPr>
-          <w:sz w:val="19"/>
-          <w:szCs w:val="19"/>
-        </w:rPr>
-        <w:t xml:space="preserve">If items are identical and sold in large volumes, specific </w:t>
+        <w:t xml:space="preserve"> is costly and open to </w:t>
       </w:r>
       <w:r>
         <w:rPr>
@@ -12933,7 +12669,7 @@
           <w:sz w:val="19"/>
           <w:szCs w:val="19"/>
         </w:rPr>
-        <w:t xml:space="preserve">                </w:t>
+        <w:t xml:space="preserve">              </w:t>
       </w:r>
       <w:r>
         <w:rPr>
@@ -12947,7 +12683,14 @@
           <w:sz w:val="19"/>
           <w:szCs w:val="19"/>
         </w:rPr>
-        <w:t xml:space="preserve"> is costly and open to </w:t>
+        <w:t xml:space="preserve">. </w:t>
+      </w:r>
+      <w:r>
+        <w:rPr>
+          <w:sz w:val="19"/>
+          <w:szCs w:val="19"/>
+        </w:rPr>
+        <w:t xml:space="preserve">If the company wants the U.S. tax benefit of LIFO, it must also report LIFO profits to investors, and it must avoid </w:t>
       </w:r>
       <w:r>
         <w:rPr>
@@ -12965,7 +12708,7 @@
           <w:sz w:val="19"/>
           <w:szCs w:val="19"/>
         </w:rPr>
-        <w:t xml:space="preserve">              </w:t>
+        <w:t xml:space="preserve">             </w:t>
       </w:r>
       <w:r>
         <w:rPr>
@@ -12979,14 +12722,7 @@
           <w:sz w:val="19"/>
           <w:szCs w:val="19"/>
         </w:rPr>
-        <w:t xml:space="preserve">. </w:t>
-      </w:r>
-      <w:r>
-        <w:rPr>
-          <w:sz w:val="19"/>
-          <w:szCs w:val="19"/>
-        </w:rPr>
-        <w:t xml:space="preserve">If the company wants the U.S. tax benefit of LIFO, it must also report LIFO profits to investors, and it must avoid liquidating old layers. </w:t>
+        <w:t xml:space="preserve"> old layers. </w:t>
       </w:r>
     </w:p>
     <w:tbl>
@@ -13044,7 +12780,7 @@
                 <w:sz w:val="16"/>
                 <w:szCs w:val="16"/>
               </w:rPr>
-              <w:t xml:space="preserve">Always   ·   reports   ·   recommend   ·   possible   ·   manipulation   ·   conformity   ·   question   ·   identification</w:t>
+              <w:t xml:space="preserve">parent   ·   possible   ·   Always   ·   identification   ·   liquidating   ·   records   ·   recommend   ·   manipulation</w:t>
             </w:r>
           </w:p>
         </w:tc>
@@ -13131,7 +12867,7 @@
           <w:sz w:val="19"/>
           <w:szCs w:val="19"/>
         </w:rPr>
-        <w:t xml:space="preserve">Orontes </w:t>
+        <w:t xml:space="preserve">Orontes reports under U.S. GAAP, and olive oil prices are </w:t>
       </w:r>
       <w:r>
         <w:rPr>
@@ -13163,7 +12899,14 @@
           <w:sz w:val="19"/>
           <w:szCs w:val="19"/>
         </w:rPr>
-        <w:t xml:space="preserve"> under U.S. GAAP, and olive oil prices are </w:t>
+        <w:t xml:space="preserve">. </w:t>
+      </w:r>
+      <w:r>
+        <w:rPr>
+          <w:sz w:val="19"/>
+          <w:szCs w:val="19"/>
+        </w:rPr>
+        <w:t xml:space="preserve">The finance </w:t>
       </w:r>
       <w:r>
         <w:rPr>
@@ -13195,14 +12938,14 @@
           <w:sz w:val="19"/>
           <w:szCs w:val="19"/>
         </w:rPr>
-        <w:t xml:space="preserve">. </w:t>
-      </w:r>
-      <w:r>
-        <w:rPr>
-          <w:sz w:val="19"/>
-          <w:szCs w:val="19"/>
-        </w:rPr>
-        <w:t xml:space="preserve">The finance </w:t>
+        <w:t xml:space="preserve"> wants lower taxes but also a balance sheet that lenders trust. </w:t>
+      </w:r>
+      <w:r>
+        <w:rPr>
+          <w:sz w:val="19"/>
+          <w:szCs w:val="19"/>
+        </w:rPr>
+        <w:t xml:space="preserve">Olive oil is a </w:t>
       </w:r>
       <w:r>
         <w:rPr>
@@ -13220,7 +12963,7 @@
           <w:sz w:val="19"/>
           <w:szCs w:val="19"/>
         </w:rPr>
-        <w:t xml:space="preserve">           </w:t>
+        <w:t xml:space="preserve">            </w:t>
       </w:r>
       <w:r>
         <w:rPr>
@@ -13234,14 +12977,7 @@
           <w:sz w:val="19"/>
           <w:szCs w:val="19"/>
         </w:rPr>
-        <w:t xml:space="preserve"> wants lower taxes but also a balance sheet that lenders trust. </w:t>
-      </w:r>
-      <w:r>
-        <w:rPr>
-          <w:sz w:val="19"/>
-          <w:szCs w:val="19"/>
-        </w:rPr>
-        <w:t xml:space="preserve">Olive oil is a </w:t>
+        <w:t xml:space="preserve">, identical product that Orontes ships </w:t>
       </w:r>
       <w:r>
         <w:rPr>
@@ -13259,7 +12995,7 @@
           <w:sz w:val="19"/>
           <w:szCs w:val="19"/>
         </w:rPr>
-        <w:t xml:space="preserve">            </w:t>
+        <w:t xml:space="preserve">              </w:t>
       </w:r>
       <w:r>
         <w:rPr>
@@ -13273,7 +13009,14 @@
           <w:sz w:val="19"/>
           <w:szCs w:val="19"/>
         </w:rPr>
-        <w:t xml:space="preserve">, identical product that Orontes ships </w:t>
+        <w:t xml:space="preserve">. </w:t>
+      </w:r>
+      <w:r>
+        <w:rPr>
+          <w:sz w:val="19"/>
+          <w:szCs w:val="19"/>
+        </w:rPr>
+        <w:t xml:space="preserve">LIFO would lower taxes while prices rise, but </w:t>
       </w:r>
       <w:r>
         <w:rPr>
@@ -13291,7 +13034,7 @@
           <w:sz w:val="19"/>
           <w:szCs w:val="19"/>
         </w:rPr>
-        <w:t xml:space="preserve">              </w:t>
+        <w:t xml:space="preserve">            </w:t>
       </w:r>
       <w:r>
         <w:rPr>
@@ -13305,14 +13048,7 @@
           <w:sz w:val="19"/>
           <w:szCs w:val="19"/>
         </w:rPr>
-        <w:t xml:space="preserve">. </w:t>
-      </w:r>
-      <w:r>
-        <w:rPr>
-          <w:sz w:val="19"/>
-          <w:szCs w:val="19"/>
-        </w:rPr>
-        <w:t xml:space="preserve">LIFO would lower taxes while prices rise, but </w:t>
+        <w:t xml:space="preserve"> would lower </w:t>
       </w:r>
       <w:r>
         <w:rPr>
@@ -13330,7 +13066,7 @@
           <w:sz w:val="19"/>
           <w:szCs w:val="19"/>
         </w:rPr>
-        <w:t xml:space="preserve">            </w:t>
+        <w:t xml:space="preserve">           </w:t>
       </w:r>
       <w:r>
         <w:rPr>
@@ -13344,7 +13080,14 @@
           <w:sz w:val="19"/>
           <w:szCs w:val="19"/>
         </w:rPr>
-        <w:t xml:space="preserve"> would lower reported </w:t>
+        <w:t xml:space="preserve"> profits too, and the balance sheet would show old costs. </w:t>
+      </w:r>
+      <w:r>
+        <w:rPr>
+          <w:sz w:val="19"/>
+          <w:szCs w:val="19"/>
+        </w:rPr>
+        <w:t xml:space="preserve">FIFO </w:t>
       </w:r>
       <w:r>
         <w:rPr>
@@ -13376,14 +13119,7 @@
           <w:sz w:val="19"/>
           <w:szCs w:val="19"/>
         </w:rPr>
-        <w:t xml:space="preserve"> too, and the balance sheet would show old costs. </w:t>
-      </w:r>
-      <w:r>
-        <w:rPr>
-          <w:sz w:val="19"/>
-          <w:szCs w:val="19"/>
-        </w:rPr>
-        <w:t xml:space="preserve">FIFO matches the </w:t>
+        <w:t xml:space="preserve"> the physical flow and gives lenders a </w:t>
       </w:r>
       <w:r>
         <w:rPr>
@@ -13415,7 +13151,14 @@
           <w:sz w:val="19"/>
           <w:szCs w:val="19"/>
         </w:rPr>
-        <w:t xml:space="preserve"> flow and gives lenders a current </w:t>
+        <w:t xml:space="preserve"> inventory amount, but taxes are higher. </w:t>
+      </w:r>
+      <w:r>
+        <w:rPr>
+          <w:sz w:val="19"/>
+          <w:szCs w:val="19"/>
+        </w:rPr>
+        <w:t xml:space="preserve">Recommendation: if the tax saving is the priority, LIFO, with clear </w:t>
       </w:r>
       <w:r>
         <w:rPr>
@@ -13433,7 +13176,7 @@
           <w:sz w:val="19"/>
           <w:szCs w:val="19"/>
         </w:rPr>
-        <w:t xml:space="preserve">           </w:t>
+        <w:t xml:space="preserve">            </w:t>
       </w:r>
       <w:r>
         <w:rPr>
@@ -13447,14 +13190,7 @@
           <w:sz w:val="19"/>
           <w:szCs w:val="19"/>
         </w:rPr>
-        <w:t xml:space="preserve"> amount, but taxes are higher. </w:t>
-      </w:r>
-      <w:r>
-        <w:rPr>
-          <w:sz w:val="19"/>
-          <w:szCs w:val="19"/>
-        </w:rPr>
-        <w:t xml:space="preserve"/>
+        <w:t xml:space="preserve"> of the LIFO reserve; if lender </w:t>
       </w:r>
       <w:r>
         <w:rPr>
@@ -13472,7 +13208,7 @@
           <w:sz w:val="19"/>
           <w:szCs w:val="19"/>
         </w:rPr>
-        <w:t xml:space="preserve">                </w:t>
+        <w:t xml:space="preserve">           </w:t>
       </w:r>
       <w:r>
         <w:rPr>
@@ -13486,7 +13222,7 @@
           <w:sz w:val="19"/>
           <w:szCs w:val="19"/>
         </w:rPr>
-        <w:t xml:space="preserve">: if the tax saving is the priority, LIFO, with clear disclosure of the LIFO reserve; if lender relations and the balance sheet matter more, FIFO. </w:t>
+        <w:t xml:space="preserve"> and the balance sheet matter more, FIFO. </w:t>
       </w:r>
       <w:r>
         <w:rPr>
@@ -13551,7 +13287,7 @@
                 <w:sz w:val="16"/>
                 <w:szCs w:val="16"/>
               </w:rPr>
-              <w:t xml:space="preserve">director   ·   reports   ·   profits   ·   oldest-first   ·   identical   ·   inventory   ·   perishable   ·   conformity   ·   physical   ·   Recommendation   ·   rising</w:t>
+              <w:t xml:space="preserve">perishable   ·   rising   ·   matches   ·   conformity   ·   specific   ·   disclosure   ·   oldest-first   ·   reported   ·   current   ·   relations   ·   director</w:t>
             </w:r>
           </w:p>
         </w:tc>
@@ -13638,7 +13374,7 @@
           <w:sz w:val="19"/>
           <w:szCs w:val="19"/>
         </w:rPr>
-        <w:t xml:space="preserve">In a case-based question, a </w:t>
+        <w:t xml:space="preserve">In a </w:t>
       </w:r>
       <w:r>
         <w:rPr>
@@ -13656,7 +13392,7 @@
           <w:sz w:val="19"/>
           <w:szCs w:val="19"/>
         </w:rPr>
-        <w:t xml:space="preserve">                </w:t>
+        <w:t xml:space="preserve">            </w:t>
       </w:r>
       <w:r>
         <w:rPr>
@@ -13670,14 +13406,14 @@
           <w:sz w:val="19"/>
           <w:szCs w:val="19"/>
         </w:rPr>
-        <w:t xml:space="preserve"> earns credit only if it follows from the facts given. </w:t>
-      </w:r>
-      <w:r>
-        <w:rPr>
-          <w:sz w:val="19"/>
-          <w:szCs w:val="19"/>
-        </w:rPr>
-        <w:t xml:space="preserve">Check IFRS, taxes, price trends, the </w:t>
+        <w:t xml:space="preserve"> question, a recommendation earns credit only if it follows from the facts given. </w:t>
+      </w:r>
+      <w:r>
+        <w:rPr>
+          <w:sz w:val="19"/>
+          <w:szCs w:val="19"/>
+        </w:rPr>
+        <w:t xml:space="preserve">Check IFRS, taxes, price trends, the physical flow and the cost of </w:t>
       </w:r>
       <w:r>
         <w:rPr>
@@ -13709,7 +13445,7 @@
           <w:sz w:val="19"/>
           <w:szCs w:val="19"/>
         </w:rPr>
-        <w:t xml:space="preserve"> flow and the cost of records before you choose. </w:t>
+        <w:t xml:space="preserve"> before you choose. </w:t>
       </w:r>
     </w:p>
     <w:tbl>
@@ -13767,7 +13503,7 @@
                 <w:sz w:val="16"/>
                 <w:szCs w:val="16"/>
               </w:rPr>
-              <w:t xml:space="preserve">recommendation   ·   profits   ·   physical</w:t>
+              <w:t xml:space="preserve">case-based   ·   profits   ·   records</w:t>
             </w:r>
           </w:p>
         </w:tc>
@@ -13786,80 +13522,1232 @@
         <w:t xml:space="preserve"> </w:t>
       </w:r>
     </w:p>
-    <w:p>
-      <w:pPr>
-        <w:spacing w:before="44" w:after="10"/>
-      </w:pPr>
-      <w:r>
-        <w:rPr>
-          <w:b/>
-          <w:bCs/>
-          <w:color w:val="353A7C"/>
-          <w:sz w:val="18"/>
-          <w:szCs w:val="18"/>
-        </w:rPr>
-        <w:t xml:space="preserve">Recommendations need reasons</w:t>
-      </w:r>
-    </w:p>
-    <w:p>
-      <w:pPr>
-        <w:spacing w:before="0" w:after="12"/>
-      </w:pPr>
-      <w:r>
-        <w:rPr>
-          <w:color w:val="6B7280"/>
-          <w:sz w:val="15"/>
-          <w:szCs w:val="15"/>
-        </w:rPr>
-        <w:t xml:space="preserve">Every item belongs to exactly one group.</w:t>
-      </w:r>
-    </w:p>
-    <w:p>
-      <w:pPr>
-        <w:spacing w:after="40" w:before="90"/>
-        <w:jc w:val="center"/>
-      </w:pPr>
-      <w:r>
-        <w:drawing>
-          <wp:inline distT="0" distB="0" distL="0" distR="0">
-            <wp:extent cx="5734050" cy="1871100"/>
-            <wp:effectExtent t="0" r="0" b="0" l="0"/>
-            <wp:docPr id="1" name="" descr="" title=""/>
-            <wp:cNvGraphicFramePr>
-              <a:graphicFrameLocks xmlns:a="http://schemas.openxmlformats.org/drawingml/2006/main" noChangeAspect="1"/>
-            </wp:cNvGraphicFramePr>
-            <a:graphic xmlns:a="http://schemas.openxmlformats.org/drawingml/2006/main">
-              <a:graphicData uri="http://schemas.openxmlformats.org/drawingml/2006/picture">
-                <pic:pic xmlns:pic="http://schemas.openxmlformats.org/drawingml/2006/picture">
-                  <pic:nvPicPr>
-                    <pic:cNvPr id="0" name="" descr=""/>
-                    <pic:cNvPicPr>
-                      <a:picLocks noChangeAspect="1" noChangeArrowheads="1"/>
-                    </pic:cNvPicPr>
-                  </pic:nvPicPr>
-                  <pic:blipFill>
-                    <a:blip r:embed="rId109" cstate="none"/>
-                    <a:srcRect/>
-                    <a:stretch>
-                      <a:fillRect/>
-                    </a:stretch>
-                  </pic:blipFill>
-                  <pic:spPr bwMode="auto">
-                    <a:xfrm>
-                      <a:off x="0" y="0"/>
-                      <a:ext cx="5734050" cy="1871100"/>
-                    </a:xfrm>
-                    <a:prstGeom prst="rect">
-                      <a:avLst/>
-                    </a:prstGeom>
-                  </pic:spPr>
-                </pic:pic>
-              </a:graphicData>
-            </a:graphic>
-          </wp:inline>
-        </w:drawing>
-      </w:r>
-    </w:p>
+    <w:tbl>
+      <w:tblPr>
+        <w:tblW w:type="pct" w:w="100%"/>
+        <w:tblLayout w:type="fixed"/>
+        <w:tblBorders>
+          <w:top w:val="single" w:color="353A7C" w:sz="6"/>
+          <w:left w:val="single" w:color="353A7C" w:sz="6"/>
+          <w:bottom w:val="single" w:color="353A7C" w:sz="6"/>
+          <w:right w:val="single" w:color="353A7C" w:sz="6"/>
+          <w:insideH w:val="single" w:color="353A7C" w:sz="6"/>
+          <w:insideV w:val="single" w:color="353A7C" w:sz="6"/>
+        </w:tblBorders>
+      </w:tblPr>
+      <w:tblGrid>
+        <w:gridCol w:w="3157"/>
+        <w:gridCol w:w="864"/>
+        <w:gridCol w:w="877"/>
+        <w:gridCol w:w="864"/>
+        <w:gridCol w:w="1163"/>
+        <w:gridCol w:w="920"/>
+        <w:gridCol w:w="891"/>
+        <w:gridCol w:w="864"/>
+      </w:tblGrid>
+      <w:tr>
+        <w:tc>
+          <w:tcPr>
+            <w:tcW w:type="pct" w:w="5000"/>
+            <w:gridSpan w:val="8"/>
+            <w:shd w:fill="353A7C" w:val="clear"/>
+            <w:tcMar>
+              <w:top w:type="dxa" w:w="60"/>
+              <w:left w:type="dxa" w:w="120"/>
+              <w:bottom w:type="dxa" w:w="60"/>
+              <w:right w:type="dxa" w:w="120"/>
+            </w:tcMar>
+          </w:tcPr>
+          <w:p>
+            <w:pPr>
+              <w:spacing w:before="40" w:after="40"/>
+            </w:pPr>
+            <w:r>
+              <w:rPr>
+                <w:b/>
+                <w:bCs/>
+                <w:color w:val="FFFFFF"/>
+                <w:sz w:val="17"/>
+                <w:szCs w:val="17"/>
+              </w:rPr>
+              <w:t xml:space="preserve">Recommendations need reasons</w:t>
+            </w:r>
+          </w:p>
+        </w:tc>
+      </w:tr>
+      <w:tr>
+        <w:tc>
+          <w:tcPr>
+            <w:tcW w:type="pct" w:w="1644"/>
+            <w:shd w:fill="353A7C" w:val="clear"/>
+            <w:tcMar>
+              <w:top w:type="dxa" w:w="50"/>
+              <w:left w:type="dxa" w:w="110"/>
+              <w:bottom w:type="dxa" w:w="50"/>
+              <w:right w:type="dxa" w:w="110"/>
+            </w:tcMar>
+          </w:tcPr>
+          <w:p>
+            <w:pPr>
+              <w:spacing w:before="30" w:after="30"/>
+            </w:pPr>
+            <w:r>
+              <w:rPr>
+                <w:b/>
+                <w:bCs/>
+                <w:color w:val="FFFFFF"/>
+                <w:sz w:val="15"/>
+                <w:szCs w:val="15"/>
+              </w:rPr>
+              <w:t xml:space="preserve">Item</w:t>
+            </w:r>
+          </w:p>
+        </w:tc>
+        <w:tc>
+          <w:tcPr>
+            <w:tcW w:type="pct" w:w="450"/>
+            <w:shd w:fill="353A7C" w:val="clear"/>
+            <w:tcMar>
+              <w:top w:type="dxa" w:w="50"/>
+              <w:left w:type="dxa" w:w="110"/>
+              <w:bottom w:type="dxa" w:w="50"/>
+              <w:right w:type="dxa" w:w="110"/>
+            </w:tcMar>
+          </w:tcPr>
+          <w:p>
+            <w:pPr>
+              <w:spacing w:before="30" w:after="30"/>
+            </w:pPr>
+            <w:r>
+              <w:rPr>
+                <w:b/>
+                <w:bCs/>
+                <w:color w:val="FFFFFF"/>
+                <w:sz w:val="15"/>
+                <w:szCs w:val="15"/>
+              </w:rPr>
+              <w:t xml:space="preserve">Method</w:t>
+            </w:r>
+          </w:p>
+        </w:tc>
+        <w:tc>
+          <w:tcPr>
+            <w:tcW w:type="pct" w:w="457"/>
+            <w:shd w:fill="353A7C" w:val="clear"/>
+            <w:tcMar>
+              <w:top w:type="dxa" w:w="50"/>
+              <w:left w:type="dxa" w:w="110"/>
+              <w:bottom w:type="dxa" w:w="50"/>
+              <w:right w:type="dxa" w:w="110"/>
+            </w:tcMar>
+          </w:tcPr>
+          <w:p>
+            <w:pPr>
+              <w:spacing w:before="30" w:after="30"/>
+            </w:pPr>
+            <w:r>
+              <w:rPr>
+                <w:b/>
+                <w:bCs/>
+                <w:color w:val="FFFFFF"/>
+                <w:sz w:val="15"/>
+                <w:szCs w:val="15"/>
+              </w:rPr>
+              <w:t xml:space="preserve">Units</w:t>
+            </w:r>
+          </w:p>
+        </w:tc>
+        <w:tc>
+          <w:tcPr>
+            <w:tcW w:type="pct" w:w="450"/>
+            <w:shd w:fill="353A7C" w:val="clear"/>
+            <w:tcMar>
+              <w:top w:type="dxa" w:w="50"/>
+              <w:left w:type="dxa" w:w="110"/>
+              <w:bottom w:type="dxa" w:w="50"/>
+              <w:right w:type="dxa" w:w="110"/>
+            </w:tcMar>
+          </w:tcPr>
+          <w:p>
+            <w:pPr>
+              <w:spacing w:before="30" w:after="30"/>
+            </w:pPr>
+            <w:r>
+              <w:rPr>
+                <w:b/>
+                <w:bCs/>
+                <w:color w:val="FFFFFF"/>
+                <w:sz w:val="15"/>
+                <w:szCs w:val="15"/>
+              </w:rPr>
+              <w:t xml:space="preserve">Unit cost</w:t>
+            </w:r>
+          </w:p>
+        </w:tc>
+        <w:tc>
+          <w:tcPr>
+            <w:tcW w:type="pct" w:w="606"/>
+            <w:shd w:fill="353A7C" w:val="clear"/>
+            <w:tcMar>
+              <w:top w:type="dxa" w:w="50"/>
+              <w:left w:type="dxa" w:w="110"/>
+              <w:bottom w:type="dxa" w:w="50"/>
+              <w:right w:type="dxa" w:w="110"/>
+            </w:tcMar>
+          </w:tcPr>
+          <w:p>
+            <w:pPr>
+              <w:spacing w:before="30" w:after="30"/>
+            </w:pPr>
+            <w:r>
+              <w:rPr>
+                <w:b/>
+                <w:bCs/>
+                <w:color w:val="FFFFFF"/>
+                <w:sz w:val="15"/>
+                <w:szCs w:val="15"/>
+              </w:rPr>
+              <w:t xml:space="preserve">Replace-ment cost</w:t>
+            </w:r>
+          </w:p>
+        </w:tc>
+        <w:tc>
+          <w:tcPr>
+            <w:tcW w:type="pct" w:w="479"/>
+            <w:shd w:fill="353A7C" w:val="clear"/>
+            <w:tcMar>
+              <w:top w:type="dxa" w:w="50"/>
+              <w:left w:type="dxa" w:w="110"/>
+              <w:bottom w:type="dxa" w:w="50"/>
+              <w:right w:type="dxa" w:w="110"/>
+            </w:tcMar>
+          </w:tcPr>
+          <w:p>
+            <w:pPr>
+              <w:spacing w:before="30" w:after="30"/>
+            </w:pPr>
+            <w:r>
+              <w:rPr>
+                <w:b/>
+                <w:bCs/>
+                <w:color w:val="FFFFFF"/>
+                <w:sz w:val="15"/>
+                <w:szCs w:val="15"/>
+              </w:rPr>
+              <w:t xml:space="preserve">Selling price</w:t>
+            </w:r>
+          </w:p>
+        </w:tc>
+        <w:tc>
+          <w:tcPr>
+            <w:tcW w:type="pct" w:w="464"/>
+            <w:shd w:fill="353A7C" w:val="clear"/>
+            <w:tcMar>
+              <w:top w:type="dxa" w:w="50"/>
+              <w:left w:type="dxa" w:w="110"/>
+              <w:bottom w:type="dxa" w:w="50"/>
+              <w:right w:type="dxa" w:w="110"/>
+            </w:tcMar>
+          </w:tcPr>
+          <w:p>
+            <w:pPr>
+              <w:spacing w:before="30" w:after="30"/>
+            </w:pPr>
+            <w:r>
+              <w:rPr>
+                <w:b/>
+                <w:bCs/>
+                <w:color w:val="FFFFFF"/>
+                <w:sz w:val="15"/>
+                <w:szCs w:val="15"/>
+              </w:rPr>
+              <w:t xml:space="preserve">Costs to sell</w:t>
+            </w:r>
+          </w:p>
+        </w:tc>
+        <w:tc>
+          <w:tcPr>
+            <w:tcW w:type="pct" w:w="450"/>
+            <w:shd w:fill="353A7C" w:val="clear"/>
+            <w:tcMar>
+              <w:top w:type="dxa" w:w="50"/>
+              <w:left w:type="dxa" w:w="110"/>
+              <w:bottom w:type="dxa" w:w="50"/>
+              <w:right w:type="dxa" w:w="110"/>
+            </w:tcMar>
+          </w:tcPr>
+          <w:p>
+            <w:pPr>
+              <w:spacing w:before="30" w:after="30"/>
+            </w:pPr>
+            <w:r>
+              <w:rPr>
+                <w:b/>
+                <w:bCs/>
+                <w:color w:val="FFFFFF"/>
+                <w:sz w:val="15"/>
+                <w:szCs w:val="15"/>
+              </w:rPr>
+              <w:t xml:space="preserve">Normal profit</w:t>
+            </w:r>
+          </w:p>
+        </w:tc>
+      </w:tr>
+      <w:tr>
+        <w:tc>
+          <w:tcPr>
+            <w:tcW w:type="pct" w:w="1644"/>
+            <w:tcMar>
+              <w:top w:type="dxa" w:w="50"/>
+              <w:left w:type="dxa" w:w="110"/>
+              <w:bottom w:type="dxa" w:w="50"/>
+              <w:right w:type="dxa" w:w="110"/>
+            </w:tcMar>
+          </w:tcPr>
+          <w:p>
+            <w:pPr>
+              <w:spacing w:before="28" w:after="28"/>
+            </w:pPr>
+            <w:r>
+              <w:rPr>
+                <w:sz w:val="15"/>
+                <w:szCs w:val="15"/>
+              </w:rPr>
+              <w:t xml:space="preserve">Pomegranate molasses</w:t>
+            </w:r>
+          </w:p>
+        </w:tc>
+        <w:tc>
+          <w:tcPr>
+            <w:tcW w:type="pct" w:w="450"/>
+            <w:tcMar>
+              <w:top w:type="dxa" w:w="50"/>
+              <w:left w:type="dxa" w:w="110"/>
+              <w:bottom w:type="dxa" w:w="50"/>
+              <w:right w:type="dxa" w:w="110"/>
+            </w:tcMar>
+          </w:tcPr>
+          <w:p>
+            <w:pPr>
+              <w:spacing w:before="28" w:after="28"/>
+            </w:pPr>
+            <w:r>
+              <w:rPr>
+                <w:sz w:val="15"/>
+                <w:szCs w:val="15"/>
+              </w:rPr>
+              <w:t xml:space="preserve">LIFO</w:t>
+            </w:r>
+          </w:p>
+        </w:tc>
+        <w:tc>
+          <w:tcPr>
+            <w:tcW w:type="pct" w:w="457"/>
+            <w:tcMar>
+              <w:top w:type="dxa" w:w="50"/>
+              <w:left w:type="dxa" w:w="110"/>
+              <w:bottom w:type="dxa" w:w="50"/>
+              <w:right w:type="dxa" w:w="110"/>
+            </w:tcMar>
+          </w:tcPr>
+          <w:p>
+            <w:pPr>
+              <w:spacing w:before="28" w:after="28"/>
+            </w:pPr>
+            <w:r>
+              <w:rPr>
+                <w:sz w:val="15"/>
+                <w:szCs w:val="15"/>
+              </w:rPr>
+              <w:t xml:space="preserve">800</w:t>
+            </w:r>
+          </w:p>
+        </w:tc>
+        <w:tc>
+          <w:tcPr>
+            <w:tcW w:type="pct" w:w="450"/>
+            <w:tcMar>
+              <w:top w:type="dxa" w:w="50"/>
+              <w:left w:type="dxa" w:w="110"/>
+              <w:bottom w:type="dxa" w:w="50"/>
+              <w:right w:type="dxa" w:w="110"/>
+            </w:tcMar>
+          </w:tcPr>
+          <w:p>
+            <w:pPr>
+              <w:spacing w:before="28" w:after="28"/>
+            </w:pPr>
+            <w:r>
+              <w:rPr>
+                <w:sz w:val="15"/>
+                <w:szCs w:val="15"/>
+              </w:rPr>
+              <w:t xml:space="preserve">25</w:t>
+            </w:r>
+          </w:p>
+        </w:tc>
+        <w:tc>
+          <w:tcPr>
+            <w:tcW w:type="pct" w:w="606"/>
+            <w:tcMar>
+              <w:top w:type="dxa" w:w="50"/>
+              <w:left w:type="dxa" w:w="110"/>
+              <w:bottom w:type="dxa" w:w="50"/>
+              <w:right w:type="dxa" w:w="110"/>
+            </w:tcMar>
+          </w:tcPr>
+          <w:p>
+            <w:pPr>
+              <w:spacing w:before="28" w:after="28"/>
+            </w:pPr>
+            <w:r>
+              <w:rPr>
+                <w:sz w:val="15"/>
+                <w:szCs w:val="15"/>
+              </w:rPr>
+              <w:t xml:space="preserve">21</w:t>
+            </w:r>
+          </w:p>
+        </w:tc>
+        <w:tc>
+          <w:tcPr>
+            <w:tcW w:type="pct" w:w="479"/>
+            <w:tcMar>
+              <w:top w:type="dxa" w:w="50"/>
+              <w:left w:type="dxa" w:w="110"/>
+              <w:bottom w:type="dxa" w:w="50"/>
+              <w:right w:type="dxa" w:w="110"/>
+            </w:tcMar>
+          </w:tcPr>
+          <w:p>
+            <w:pPr>
+              <w:spacing w:before="28" w:after="28"/>
+            </w:pPr>
+            <w:r>
+              <w:rPr>
+                <w:sz w:val="15"/>
+                <w:szCs w:val="15"/>
+              </w:rPr>
+              <w:t xml:space="preserve">32</w:t>
+            </w:r>
+          </w:p>
+        </w:tc>
+        <w:tc>
+          <w:tcPr>
+            <w:tcW w:type="pct" w:w="464"/>
+            <w:tcMar>
+              <w:top w:type="dxa" w:w="50"/>
+              <w:left w:type="dxa" w:w="110"/>
+              <w:bottom w:type="dxa" w:w="50"/>
+              <w:right w:type="dxa" w:w="110"/>
+            </w:tcMar>
+          </w:tcPr>
+          <w:p>
+            <w:pPr>
+              <w:spacing w:before="28" w:after="28"/>
+            </w:pPr>
+            <w:r>
+              <w:rPr>
+                <w:sz w:val="15"/>
+                <w:szCs w:val="15"/>
+              </w:rPr>
+              <w:t xml:space="preserve">3</w:t>
+            </w:r>
+          </w:p>
+        </w:tc>
+        <w:tc>
+          <w:tcPr>
+            <w:tcW w:type="pct" w:w="450"/>
+            <w:tcMar>
+              <w:top w:type="dxa" w:w="50"/>
+              <w:left w:type="dxa" w:w="110"/>
+              <w:bottom w:type="dxa" w:w="50"/>
+              <w:right w:type="dxa" w:w="110"/>
+            </w:tcMar>
+          </w:tcPr>
+          <w:p>
+            <w:pPr>
+              <w:spacing w:before="28" w:after="28"/>
+            </w:pPr>
+            <w:r>
+              <w:rPr>
+                <w:sz w:val="15"/>
+                <w:szCs w:val="15"/>
+              </w:rPr>
+              <w:t xml:space="preserve">6</w:t>
+            </w:r>
+          </w:p>
+        </w:tc>
+      </w:tr>
+      <w:tr>
+        <w:tc>
+          <w:tcPr>
+            <w:tcW w:type="pct" w:w="1644"/>
+            <w:shd w:fill="FBFAF6" w:val="clear"/>
+            <w:tcMar>
+              <w:top w:type="dxa" w:w="50"/>
+              <w:left w:type="dxa" w:w="110"/>
+              <w:bottom w:type="dxa" w:w="50"/>
+              <w:right w:type="dxa" w:w="110"/>
+            </w:tcMar>
+          </w:tcPr>
+          <w:p>
+            <w:pPr>
+              <w:spacing w:before="28" w:after="28"/>
+            </w:pPr>
+            <w:r>
+              <w:rPr>
+                <w:sz w:val="15"/>
+                <w:szCs w:val="15"/>
+              </w:rPr>
+              <w:t xml:space="preserve">Rose water</w:t>
+            </w:r>
+          </w:p>
+        </w:tc>
+        <w:tc>
+          <w:tcPr>
+            <w:tcW w:type="pct" w:w="450"/>
+            <w:shd w:fill="FFFFFF" w:val="clear"/>
+            <w:tcMar>
+              <w:top w:type="dxa" w:w="50"/>
+              <w:left w:type="dxa" w:w="110"/>
+              <w:bottom w:type="dxa" w:w="50"/>
+              <w:right w:type="dxa" w:w="110"/>
+            </w:tcMar>
+          </w:tcPr>
+          <w:p>
+            <w:pPr>
+              <w:spacing w:before="46" w:after="46"/>
+            </w:pPr>
+            <w:r>
+              <w:rPr>
+                <w:b/>
+                <w:bCs/>
+                <w:color w:val="8186EF"/>
+                <w:sz w:val="14"/>
+                <w:szCs w:val="14"/>
+              </w:rPr>
+              <w:t xml:space="preserve">(20)</w:t>
+            </w:r>
+          </w:p>
+        </w:tc>
+        <w:tc>
+          <w:tcPr>
+            <w:tcW w:type="pct" w:w="457"/>
+            <w:shd w:fill="FBFAF6" w:val="clear"/>
+            <w:tcMar>
+              <w:top w:type="dxa" w:w="50"/>
+              <w:left w:type="dxa" w:w="110"/>
+              <w:bottom w:type="dxa" w:w="50"/>
+              <w:right w:type="dxa" w:w="110"/>
+            </w:tcMar>
+          </w:tcPr>
+          <w:p>
+            <w:pPr>
+              <w:spacing w:before="28" w:after="28"/>
+            </w:pPr>
+            <w:r>
+              <w:rPr>
+                <w:sz w:val="15"/>
+                <w:szCs w:val="15"/>
+              </w:rPr>
+              <w:t xml:space="preserve">1,200</w:t>
+            </w:r>
+          </w:p>
+        </w:tc>
+        <w:tc>
+          <w:tcPr>
+            <w:tcW w:type="pct" w:w="450"/>
+            <w:shd w:fill="FBFAF6" w:val="clear"/>
+            <w:tcMar>
+              <w:top w:type="dxa" w:w="50"/>
+              <w:left w:type="dxa" w:w="110"/>
+              <w:bottom w:type="dxa" w:w="50"/>
+              <w:right w:type="dxa" w:w="110"/>
+            </w:tcMar>
+          </w:tcPr>
+          <w:p>
+            <w:pPr>
+              <w:spacing w:before="28" w:after="28"/>
+            </w:pPr>
+            <w:r>
+              <w:rPr>
+                <w:sz w:val="15"/>
+                <w:szCs w:val="15"/>
+              </w:rPr>
+              <w:t xml:space="preserve">10</w:t>
+            </w:r>
+          </w:p>
+        </w:tc>
+        <w:tc>
+          <w:tcPr>
+            <w:tcW w:type="pct" w:w="606"/>
+            <w:shd w:fill="FBFAF6" w:val="clear"/>
+            <w:tcMar>
+              <w:top w:type="dxa" w:w="50"/>
+              <w:left w:type="dxa" w:w="110"/>
+              <w:bottom w:type="dxa" w:w="50"/>
+              <w:right w:type="dxa" w:w="110"/>
+            </w:tcMar>
+          </w:tcPr>
+          <w:p>
+            <w:pPr>
+              <w:spacing w:before="28" w:after="28"/>
+            </w:pPr>
+            <w:r>
+              <w:rPr>
+                <w:sz w:val="15"/>
+                <w:szCs w:val="15"/>
+              </w:rPr>
+              <w:t xml:space="preserve">11</w:t>
+            </w:r>
+          </w:p>
+        </w:tc>
+        <w:tc>
+          <w:tcPr>
+            <w:tcW w:type="pct" w:w="479"/>
+            <w:shd w:fill="FBFAF6" w:val="clear"/>
+            <w:tcMar>
+              <w:top w:type="dxa" w:w="50"/>
+              <w:left w:type="dxa" w:w="110"/>
+              <w:bottom w:type="dxa" w:w="50"/>
+              <w:right w:type="dxa" w:w="110"/>
+            </w:tcMar>
+          </w:tcPr>
+          <w:p>
+            <w:pPr>
+              <w:spacing w:before="28" w:after="28"/>
+            </w:pPr>
+            <w:r>
+              <w:rPr>
+                <w:sz w:val="15"/>
+                <w:szCs w:val="15"/>
+              </w:rPr>
+              <w:t xml:space="preserve">16</w:t>
+            </w:r>
+          </w:p>
+        </w:tc>
+        <w:tc>
+          <w:tcPr>
+            <w:tcW w:type="pct" w:w="464"/>
+            <w:shd w:fill="FBFAF6" w:val="clear"/>
+            <w:tcMar>
+              <w:top w:type="dxa" w:w="50"/>
+              <w:left w:type="dxa" w:w="110"/>
+              <w:bottom w:type="dxa" w:w="50"/>
+              <w:right w:type="dxa" w:w="110"/>
+            </w:tcMar>
+          </w:tcPr>
+          <w:p>
+            <w:pPr>
+              <w:spacing w:before="28" w:after="28"/>
+            </w:pPr>
+            <w:r>
+              <w:rPr>
+                <w:sz w:val="15"/>
+                <w:szCs w:val="15"/>
+              </w:rPr>
+              <w:t xml:space="preserve">2</w:t>
+            </w:r>
+          </w:p>
+        </w:tc>
+        <w:tc>
+          <w:tcPr>
+            <w:tcW w:type="pct" w:w="450"/>
+            <w:shd w:fill="FBFAF6" w:val="clear"/>
+            <w:tcMar>
+              <w:top w:type="dxa" w:w="50"/>
+              <w:left w:type="dxa" w:w="110"/>
+              <w:bottom w:type="dxa" w:w="50"/>
+              <w:right w:type="dxa" w:w="110"/>
+            </w:tcMar>
+          </w:tcPr>
+          <w:p>
+            <w:pPr>
+              <w:spacing w:before="28" w:after="28"/>
+            </w:pPr>
+            <w:r>
+              <w:rPr>
+                <w:sz w:val="15"/>
+                <w:szCs w:val="15"/>
+              </w:rPr>
+              <w:t xml:space="preserve">3</w:t>
+            </w:r>
+          </w:p>
+        </w:tc>
+      </w:tr>
+      <w:tr>
+        <w:tc>
+          <w:tcPr>
+            <w:tcW w:type="pct" w:w="1644"/>
+            <w:tcMar>
+              <w:top w:type="dxa" w:w="50"/>
+              <w:left w:type="dxa" w:w="110"/>
+              <w:bottom w:type="dxa" w:w="50"/>
+              <w:right w:type="dxa" w:w="110"/>
+            </w:tcMar>
+          </w:tcPr>
+          <w:p>
+            <w:pPr>
+              <w:spacing w:before="28" w:after="28"/>
+            </w:pPr>
+            <w:r>
+              <w:rPr>
+                <w:sz w:val="15"/>
+                <w:szCs w:val="15"/>
+              </w:rPr>
+              <w:t xml:space="preserve">Za'atar mix</w:t>
+            </w:r>
+          </w:p>
+        </w:tc>
+        <w:tc>
+          <w:tcPr>
+            <w:tcW w:type="pct" w:w="450"/>
+            <w:shd w:fill="FFFFFF" w:val="clear"/>
+            <w:tcMar>
+              <w:top w:type="dxa" w:w="50"/>
+              <w:left w:type="dxa" w:w="110"/>
+              <w:bottom w:type="dxa" w:w="50"/>
+              <w:right w:type="dxa" w:w="110"/>
+            </w:tcMar>
+          </w:tcPr>
+          <w:p>
+            <w:pPr>
+              <w:spacing w:before="46" w:after="46"/>
+            </w:pPr>
+            <w:r>
+              <w:rPr>
+                <w:b/>
+                <w:bCs/>
+                <w:color w:val="8186EF"/>
+                <w:sz w:val="14"/>
+                <w:szCs w:val="14"/>
+              </w:rPr>
+              <w:t xml:space="preserve">(21)</w:t>
+            </w:r>
+          </w:p>
+        </w:tc>
+        <w:tc>
+          <w:tcPr>
+            <w:tcW w:type="pct" w:w="457"/>
+            <w:tcMar>
+              <w:top w:type="dxa" w:w="50"/>
+              <w:left w:type="dxa" w:w="110"/>
+              <w:bottom w:type="dxa" w:w="50"/>
+              <w:right w:type="dxa" w:w="110"/>
+            </w:tcMar>
+          </w:tcPr>
+          <w:p>
+            <w:pPr>
+              <w:spacing w:before="28" w:after="28"/>
+            </w:pPr>
+            <w:r>
+              <w:rPr>
+                <w:sz w:val="15"/>
+                <w:szCs w:val="15"/>
+              </w:rPr>
+              <w:t xml:space="preserve">2,000</w:t>
+            </w:r>
+          </w:p>
+        </w:tc>
+        <w:tc>
+          <w:tcPr>
+            <w:tcW w:type="pct" w:w="450"/>
+            <w:tcMar>
+              <w:top w:type="dxa" w:w="50"/>
+              <w:left w:type="dxa" w:w="110"/>
+              <w:bottom w:type="dxa" w:w="50"/>
+              <w:right w:type="dxa" w:w="110"/>
+            </w:tcMar>
+          </w:tcPr>
+          <w:p>
+            <w:pPr>
+              <w:spacing w:before="28" w:after="28"/>
+            </w:pPr>
+            <w:r>
+              <w:rPr>
+                <w:sz w:val="15"/>
+                <w:szCs w:val="15"/>
+              </w:rPr>
+              <w:t xml:space="preserve">12</w:t>
+            </w:r>
+          </w:p>
+        </w:tc>
+        <w:tc>
+          <w:tcPr>
+            <w:tcW w:type="pct" w:w="606"/>
+            <w:tcMar>
+              <w:top w:type="dxa" w:w="50"/>
+              <w:left w:type="dxa" w:w="110"/>
+              <w:bottom w:type="dxa" w:w="50"/>
+              <w:right w:type="dxa" w:w="110"/>
+            </w:tcMar>
+          </w:tcPr>
+          <w:p>
+            <w:pPr>
+              <w:spacing w:before="28" w:after="28"/>
+            </w:pPr>
+            <w:r>
+              <w:rPr>
+                <w:sz w:val="15"/>
+                <w:szCs w:val="15"/>
+              </w:rPr>
+              <w:t xml:space="preserve">10</w:t>
+            </w:r>
+          </w:p>
+        </w:tc>
+        <w:tc>
+          <w:tcPr>
+            <w:tcW w:type="pct" w:w="479"/>
+            <w:tcMar>
+              <w:top w:type="dxa" w:w="50"/>
+              <w:left w:type="dxa" w:w="110"/>
+              <w:bottom w:type="dxa" w:w="50"/>
+              <w:right w:type="dxa" w:w="110"/>
+            </w:tcMar>
+          </w:tcPr>
+          <w:p>
+            <w:pPr>
+              <w:spacing w:before="28" w:after="28"/>
+            </w:pPr>
+            <w:r>
+              <w:rPr>
+                <w:sz w:val="15"/>
+                <w:szCs w:val="15"/>
+              </w:rPr>
+              <w:t xml:space="preserve">14</w:t>
+            </w:r>
+          </w:p>
+        </w:tc>
+        <w:tc>
+          <w:tcPr>
+            <w:tcW w:type="pct" w:w="464"/>
+            <w:tcMar>
+              <w:top w:type="dxa" w:w="50"/>
+              <w:left w:type="dxa" w:w="110"/>
+              <w:bottom w:type="dxa" w:w="50"/>
+              <w:right w:type="dxa" w:w="110"/>
+            </w:tcMar>
+          </w:tcPr>
+          <w:p>
+            <w:pPr>
+              <w:spacing w:before="28" w:after="28"/>
+            </w:pPr>
+            <w:r>
+              <w:rPr>
+                <w:sz w:val="15"/>
+                <w:szCs w:val="15"/>
+              </w:rPr>
+              <w:t xml:space="preserve">3</w:t>
+            </w:r>
+          </w:p>
+        </w:tc>
+        <w:tc>
+          <w:tcPr>
+            <w:tcW w:type="pct" w:w="450"/>
+            <w:tcMar>
+              <w:top w:type="dxa" w:w="50"/>
+              <w:left w:type="dxa" w:w="110"/>
+              <w:bottom w:type="dxa" w:w="50"/>
+              <w:right w:type="dxa" w:w="110"/>
+            </w:tcMar>
+          </w:tcPr>
+          <w:p>
+            <w:pPr>
+              <w:spacing w:before="28" w:after="28"/>
+            </w:pPr>
+            <w:r>
+              <w:rPr>
+                <w:sz w:val="15"/>
+                <w:szCs w:val="15"/>
+              </w:rPr>
+              <w:t xml:space="preserve">2</w:t>
+            </w:r>
+          </w:p>
+        </w:tc>
+      </w:tr>
+      <w:tr>
+        <w:tc>
+          <w:tcPr>
+            <w:tcW w:type="pct" w:w="1644"/>
+            <w:shd w:fill="FBFAF6" w:val="clear"/>
+            <w:tcMar>
+              <w:top w:type="dxa" w:w="50"/>
+              <w:left w:type="dxa" w:w="110"/>
+              <w:bottom w:type="dxa" w:w="50"/>
+              <w:right w:type="dxa" w:w="110"/>
+            </w:tcMar>
+          </w:tcPr>
+          <w:p>
+            <w:pPr>
+              <w:spacing w:before="28" w:after="28"/>
+            </w:pPr>
+            <w:r>
+              <w:rPr>
+                <w:sz w:val="15"/>
+                <w:szCs w:val="15"/>
+              </w:rPr>
+              <w:t xml:space="preserve">Frozen kibbeh</w:t>
+            </w:r>
+          </w:p>
+        </w:tc>
+        <w:tc>
+          <w:tcPr>
+            <w:tcW w:type="pct" w:w="450"/>
+            <w:shd w:fill="FBFAF6" w:val="clear"/>
+            <w:tcMar>
+              <w:top w:type="dxa" w:w="50"/>
+              <w:left w:type="dxa" w:w="110"/>
+              <w:bottom w:type="dxa" w:w="50"/>
+              <w:right w:type="dxa" w:w="110"/>
+            </w:tcMar>
+          </w:tcPr>
+          <w:p>
+            <w:pPr>
+              <w:spacing w:before="28" w:after="28"/>
+            </w:pPr>
+            <w:r>
+              <w:rPr>
+                <w:sz w:val="15"/>
+                <w:szCs w:val="15"/>
+              </w:rPr>
+              <w:t xml:space="preserve">FIFO</w:t>
+            </w:r>
+          </w:p>
+        </w:tc>
+        <w:tc>
+          <w:tcPr>
+            <w:tcW w:type="pct" w:w="457"/>
+            <w:shd w:fill="FBFAF6" w:val="clear"/>
+            <w:tcMar>
+              <w:top w:type="dxa" w:w="50"/>
+              <w:left w:type="dxa" w:w="110"/>
+              <w:bottom w:type="dxa" w:w="50"/>
+              <w:right w:type="dxa" w:w="110"/>
+            </w:tcMar>
+          </w:tcPr>
+          <w:p>
+            <w:pPr>
+              <w:spacing w:before="28" w:after="28"/>
+            </w:pPr>
+            <w:r>
+              <w:rPr>
+                <w:sz w:val="15"/>
+                <w:szCs w:val="15"/>
+              </w:rPr>
+              <w:t xml:space="preserve">1,000</w:t>
+            </w:r>
+          </w:p>
+        </w:tc>
+        <w:tc>
+          <w:tcPr>
+            <w:tcW w:type="pct" w:w="450"/>
+            <w:shd w:fill="FBFAF6" w:val="clear"/>
+            <w:tcMar>
+              <w:top w:type="dxa" w:w="50"/>
+              <w:left w:type="dxa" w:w="110"/>
+              <w:bottom w:type="dxa" w:w="50"/>
+              <w:right w:type="dxa" w:w="110"/>
+            </w:tcMar>
+          </w:tcPr>
+          <w:p>
+            <w:pPr>
+              <w:spacing w:before="28" w:after="28"/>
+            </w:pPr>
+            <w:r>
+              <w:rPr>
+                <w:sz w:val="15"/>
+                <w:szCs w:val="15"/>
+              </w:rPr>
+              <w:t xml:space="preserve">30</w:t>
+            </w:r>
+          </w:p>
+        </w:tc>
+        <w:tc>
+          <w:tcPr>
+            <w:tcW w:type="pct" w:w="606"/>
+            <w:shd w:fill="FBFAF6" w:val="clear"/>
+            <w:tcMar>
+              <w:top w:type="dxa" w:w="50"/>
+              <w:left w:type="dxa" w:w="110"/>
+              <w:bottom w:type="dxa" w:w="50"/>
+              <w:right w:type="dxa" w:w="110"/>
+            </w:tcMar>
+          </w:tcPr>
+          <w:p>
+            <w:pPr>
+              <w:spacing w:before="28" w:after="28"/>
+            </w:pPr>
+            <w:r>
+              <w:rPr>
+                <w:sz w:val="15"/>
+                <w:szCs w:val="15"/>
+              </w:rPr>
+              <w:t xml:space="preserve">29</w:t>
+            </w:r>
+          </w:p>
+        </w:tc>
+        <w:tc>
+          <w:tcPr>
+            <w:tcW w:type="pct" w:w="479"/>
+            <w:shd w:fill="FBFAF6" w:val="clear"/>
+            <w:tcMar>
+              <w:top w:type="dxa" w:w="50"/>
+              <w:left w:type="dxa" w:w="110"/>
+              <w:bottom w:type="dxa" w:w="50"/>
+              <w:right w:type="dxa" w:w="110"/>
+            </w:tcMar>
+          </w:tcPr>
+          <w:p>
+            <w:pPr>
+              <w:spacing w:before="28" w:after="28"/>
+            </w:pPr>
+            <w:r>
+              <w:rPr>
+                <w:sz w:val="15"/>
+                <w:szCs w:val="15"/>
+              </w:rPr>
+              <w:t xml:space="preserve">36</w:t>
+            </w:r>
+          </w:p>
+        </w:tc>
+        <w:tc>
+          <w:tcPr>
+            <w:tcW w:type="pct" w:w="464"/>
+            <w:shd w:fill="FBFAF6" w:val="clear"/>
+            <w:tcMar>
+              <w:top w:type="dxa" w:w="50"/>
+              <w:left w:type="dxa" w:w="110"/>
+              <w:bottom w:type="dxa" w:w="50"/>
+              <w:right w:type="dxa" w:w="110"/>
+            </w:tcMar>
+          </w:tcPr>
+          <w:p>
+            <w:pPr>
+              <w:spacing w:before="28" w:after="28"/>
+            </w:pPr>
+            <w:r>
+              <w:rPr>
+                <w:sz w:val="15"/>
+                <w:szCs w:val="15"/>
+              </w:rPr>
+              <w:t xml:space="preserve">4</w:t>
+            </w:r>
+          </w:p>
+        </w:tc>
+        <w:tc>
+          <w:tcPr>
+            <w:tcW w:type="pct" w:w="450"/>
+            <w:shd w:fill="FBFAF6" w:val="clear"/>
+            <w:tcMar>
+              <w:top w:type="dxa" w:w="50"/>
+              <w:left w:type="dxa" w:w="110"/>
+              <w:bottom w:type="dxa" w:w="50"/>
+              <w:right w:type="dxa" w:w="110"/>
+            </w:tcMar>
+          </w:tcPr>
+          <w:p>
+            <w:pPr>
+              <w:spacing w:before="28" w:after="28"/>
+            </w:pPr>
+            <w:r>
+              <w:rPr>
+                <w:sz w:val="15"/>
+                <w:szCs w:val="15"/>
+              </w:rPr>
+              <w:t xml:space="preserve">5</w:t>
+            </w:r>
+          </w:p>
+        </w:tc>
+      </w:tr>
+      <w:tr>
+        <w:tc>
+          <w:tcPr>
+            <w:tcW w:type="pct" w:w="1644"/>
+            <w:tcMar>
+              <w:top w:type="dxa" w:w="50"/>
+              <w:left w:type="dxa" w:w="110"/>
+              <w:bottom w:type="dxa" w:w="50"/>
+              <w:right w:type="dxa" w:w="110"/>
+            </w:tcMar>
+          </w:tcPr>
+          <w:p>
+            <w:pPr>
+              <w:spacing w:before="28" w:after="28"/>
+            </w:pPr>
+            <w:r>
+              <w:rPr>
+                <w:sz w:val="15"/>
+                <w:szCs w:val="15"/>
+              </w:rPr>
+              <w:t xml:space="preserve">Olive-oil soap</w:t>
+            </w:r>
+          </w:p>
+        </w:tc>
+        <w:tc>
+          <w:tcPr>
+            <w:tcW w:type="pct" w:w="450"/>
+            <w:tcMar>
+              <w:top w:type="dxa" w:w="50"/>
+              <w:left w:type="dxa" w:w="110"/>
+              <w:bottom w:type="dxa" w:w="50"/>
+              <w:right w:type="dxa" w:w="110"/>
+            </w:tcMar>
+          </w:tcPr>
+          <w:p>
+            <w:pPr>
+              <w:spacing w:before="28" w:after="28"/>
+            </w:pPr>
+            <w:r>
+              <w:rPr>
+                <w:sz w:val="15"/>
+                <w:szCs w:val="15"/>
+              </w:rPr>
+              <w:t xml:space="preserve">FIFO</w:t>
+            </w:r>
+          </w:p>
+        </w:tc>
+        <w:tc>
+          <w:tcPr>
+            <w:tcW w:type="pct" w:w="457"/>
+            <w:tcMar>
+              <w:top w:type="dxa" w:w="50"/>
+              <w:left w:type="dxa" w:w="110"/>
+              <w:bottom w:type="dxa" w:w="50"/>
+              <w:right w:type="dxa" w:w="110"/>
+            </w:tcMar>
+          </w:tcPr>
+          <w:p>
+            <w:pPr>
+              <w:spacing w:before="28" w:after="28"/>
+            </w:pPr>
+            <w:r>
+              <w:rPr>
+                <w:sz w:val="15"/>
+                <w:szCs w:val="15"/>
+              </w:rPr>
+              <w:t xml:space="preserve">500</w:t>
+            </w:r>
+          </w:p>
+        </w:tc>
+        <w:tc>
+          <w:tcPr>
+            <w:tcW w:type="pct" w:w="450"/>
+            <w:tcMar>
+              <w:top w:type="dxa" w:w="50"/>
+              <w:left w:type="dxa" w:w="110"/>
+              <w:bottom w:type="dxa" w:w="50"/>
+              <w:right w:type="dxa" w:w="110"/>
+            </w:tcMar>
+          </w:tcPr>
+          <w:p>
+            <w:pPr>
+              <w:spacing w:before="28" w:after="28"/>
+            </w:pPr>
+            <w:r>
+              <w:rPr>
+                <w:sz w:val="15"/>
+                <w:szCs w:val="15"/>
+              </w:rPr>
+              <w:t xml:space="preserve">8</w:t>
+            </w:r>
+          </w:p>
+        </w:tc>
+        <w:tc>
+          <w:tcPr>
+            <w:tcW w:type="pct" w:w="606"/>
+            <w:tcMar>
+              <w:top w:type="dxa" w:w="50"/>
+              <w:left w:type="dxa" w:w="110"/>
+              <w:bottom w:type="dxa" w:w="50"/>
+              <w:right w:type="dxa" w:w="110"/>
+            </w:tcMar>
+          </w:tcPr>
+          <w:p>
+            <w:pPr>
+              <w:spacing w:before="28" w:after="28"/>
+            </w:pPr>
+            <w:r>
+              <w:rPr>
+                <w:sz w:val="15"/>
+                <w:szCs w:val="15"/>
+              </w:rPr>
+              <w:t xml:space="preserve">7</w:t>
+            </w:r>
+          </w:p>
+        </w:tc>
+        <w:tc>
+          <w:tcPr>
+            <w:tcW w:type="pct" w:w="479"/>
+            <w:tcMar>
+              <w:top w:type="dxa" w:w="50"/>
+              <w:left w:type="dxa" w:w="110"/>
+              <w:bottom w:type="dxa" w:w="50"/>
+              <w:right w:type="dxa" w:w="110"/>
+            </w:tcMar>
+          </w:tcPr>
+          <w:p>
+            <w:pPr>
+              <w:spacing w:before="28" w:after="28"/>
+            </w:pPr>
+            <w:r>
+              <w:rPr>
+                <w:sz w:val="15"/>
+                <w:szCs w:val="15"/>
+              </w:rPr>
+              <w:t xml:space="preserve">9</w:t>
+            </w:r>
+          </w:p>
+        </w:tc>
+        <w:tc>
+          <w:tcPr>
+            <w:tcW w:type="pct" w:w="464"/>
+            <w:tcMar>
+              <w:top w:type="dxa" w:w="50"/>
+              <w:left w:type="dxa" w:w="110"/>
+              <w:bottom w:type="dxa" w:w="50"/>
+              <w:right w:type="dxa" w:w="110"/>
+            </w:tcMar>
+          </w:tcPr>
+          <w:p>
+            <w:pPr>
+              <w:spacing w:before="28" w:after="28"/>
+            </w:pPr>
+            <w:r>
+              <w:rPr>
+                <w:sz w:val="15"/>
+                <w:szCs w:val="15"/>
+              </w:rPr>
+              <w:t xml:space="preserve">2.5</w:t>
+            </w:r>
+          </w:p>
+        </w:tc>
+        <w:tc>
+          <w:tcPr>
+            <w:tcW w:type="pct" w:w="450"/>
+            <w:tcMar>
+              <w:top w:type="dxa" w:w="50"/>
+              <w:left w:type="dxa" w:w="110"/>
+              <w:bottom w:type="dxa" w:w="50"/>
+              <w:right w:type="dxa" w:w="110"/>
+            </w:tcMar>
+          </w:tcPr>
+          <w:p>
+            <w:pPr>
+              <w:spacing w:before="28" w:after="28"/>
+            </w:pPr>
+            <w:r>
+              <w:rPr>
+                <w:sz w:val="15"/>
+                <w:szCs w:val="15"/>
+              </w:rPr>
+              <w:t xml:space="preserve">1</w:t>
+            </w:r>
+          </w:p>
+        </w:tc>
+      </w:tr>
+    </w:tbl>
+    <w:p/>
     <w:tbl>
       <w:tblPr>
         <w:tblW w:type="pct" w:w="100%"/>
@@ -13915,7 +14803,7 @@
                 <w:sz w:val="16"/>
                 <w:szCs w:val="16"/>
               </w:rPr>
-              <w:t xml:space="preserve">Za'atar mix   ·   Olive-oil soap   ·   cost-to-retail ratio   ·   Pomegranate molasses</w:t>
+              <w:t xml:space="preserve">floor   ·   LIFO   ·   FIFO</w:t>
             </w:r>
           </w:p>
         </w:tc>
@@ -14121,7 +15009,7 @@
                 <w:sz w:val="14"/>
                 <w:szCs w:val="14"/>
               </w:rPr>
-              <w:t xml:space="preserve">(23)</w:t>
+              <w:t xml:space="preserve">(22)</w:t>
             </w:r>
           </w:p>
         </w:tc>
@@ -14173,7 +15061,7 @@
                 <w:sz w:val="14"/>
                 <w:szCs w:val="14"/>
               </w:rPr>
-              <w:t xml:space="preserve">(24)</w:t>
+              <w:t xml:space="preserve">(23)</w:t>
             </w:r>
           </w:p>
         </w:tc>
@@ -14285,7 +15173,7 @@
                 <w:sz w:val="16"/>
                 <w:szCs w:val="16"/>
               </w:rPr>
-              <w:t xml:space="preserve">150,000 − 6,000 = 144,000   ·   90,000 ÷ 150,000 = 0.60   ·   144,000 − 120,000 = 24,000</w:t>
+              <w:t xml:space="preserve">24,000 × 0.60 = $14,400   ·   90,000 ÷ 150,000 = 0.60   ·   144,000 − 120,000 = 24,000</w:t>
             </w:r>
           </w:p>
         </w:tc>
@@ -14491,7 +15379,7 @@
                 <w:sz w:val="14"/>
                 <w:szCs w:val="14"/>
               </w:rPr>
-              <w:t xml:space="preserve">(25)</w:t>
+              <w:t xml:space="preserve">(24)</w:t>
             </w:r>
           </w:p>
         </w:tc>
@@ -14641,7 +15529,7 @@
                 <w:sz w:val="14"/>
                 <w:szCs w:val="14"/>
               </w:rPr>
-              <w:t xml:space="preserve">(26)</w:t>
+              <w:t xml:space="preserve">(25)</w:t>
             </w:r>
           </w:p>
         </w:tc>
@@ -14807,7 +15695,7 @@
                 <w:sz w:val="16"/>
                 <w:szCs w:val="16"/>
               </w:rPr>
-              <w:t xml:space="preserve">question</w:t>
+              <w:t xml:space="preserve">recommend</w:t>
             </w:r>
           </w:p>
         </w:tc>
@@ -14840,7 +15728,7 @@
                 <w:sz w:val="16"/>
                 <w:szCs w:val="16"/>
               </w:rPr>
-              <w:t xml:space="preserve">profits</w:t>
+              <w:t xml:space="preserve">matches</w:t>
             </w:r>
           </w:p>
         </w:tc>
@@ -14875,7 +15763,7 @@
                 <w:sz w:val="16"/>
                 <w:szCs w:val="16"/>
               </w:rPr>
-              <w:t xml:space="preserve">recommend</w:t>
+              <w:t xml:space="preserve">Always</w:t>
             </w:r>
           </w:p>
         </w:tc>
@@ -14908,7 +15796,7 @@
                 <w:sz w:val="16"/>
                 <w:szCs w:val="16"/>
               </w:rPr>
-              <w:t xml:space="preserve">physical</w:t>
+              <w:t xml:space="preserve">current</w:t>
             </w:r>
           </w:p>
         </w:tc>
@@ -14943,7 +15831,7 @@
                 <w:sz w:val="16"/>
                 <w:szCs w:val="16"/>
               </w:rPr>
-              <w:t xml:space="preserve">Always</w:t>
+              <w:t xml:space="preserve">parent</w:t>
             </w:r>
           </w:p>
         </w:tc>
@@ -14976,7 +15864,7 @@
                 <w:sz w:val="16"/>
                 <w:szCs w:val="16"/>
               </w:rPr>
-              <w:t xml:space="preserve">inventory</w:t>
+              <w:t xml:space="preserve">disclosure</w:t>
             </w:r>
           </w:p>
         </w:tc>
@@ -15011,7 +15899,7 @@
                 <w:sz w:val="16"/>
                 <w:szCs w:val="16"/>
               </w:rPr>
-              <w:t xml:space="preserve">reports</w:t>
+              <w:t xml:space="preserve">possible</w:t>
             </w:r>
           </w:p>
         </w:tc>
@@ -15044,7 +15932,7 @@
                 <w:sz w:val="16"/>
                 <w:szCs w:val="16"/>
               </w:rPr>
-              <w:t xml:space="preserve">Recommendation</w:t>
+              <w:t xml:space="preserve">relations</w:t>
             </w:r>
           </w:p>
         </w:tc>
@@ -15079,7 +15967,7 @@
                 <w:sz w:val="16"/>
                 <w:szCs w:val="16"/>
               </w:rPr>
-              <w:t xml:space="preserve">possible</w:t>
+              <w:t xml:space="preserve">identification</w:t>
             </w:r>
           </w:p>
         </w:tc>
@@ -15112,7 +16000,7 @@
                 <w:sz w:val="16"/>
                 <w:szCs w:val="16"/>
               </w:rPr>
-              <w:t xml:space="preserve">recommendation</w:t>
+              <w:t xml:space="preserve">case-based</w:t>
             </w:r>
           </w:p>
         </w:tc>
@@ -15147,7 +16035,7 @@
                 <w:sz w:val="16"/>
                 <w:szCs w:val="16"/>
               </w:rPr>
-              <w:t xml:space="preserve">identification</w:t>
+              <w:t xml:space="preserve">manipulation</w:t>
             </w:r>
           </w:p>
         </w:tc>
@@ -15180,7 +16068,7 @@
                 <w:sz w:val="16"/>
                 <w:szCs w:val="16"/>
               </w:rPr>
-              <w:t xml:space="preserve">physical</w:t>
+              <w:t xml:space="preserve">records</w:t>
             </w:r>
           </w:p>
         </w:tc>
@@ -15215,7 +16103,7 @@
                 <w:sz w:val="16"/>
                 <w:szCs w:val="16"/>
               </w:rPr>
-              <w:t xml:space="preserve">manipulation</w:t>
+              <w:t xml:space="preserve">liquidating</w:t>
             </w:r>
           </w:p>
         </w:tc>
@@ -15248,7 +16136,7 @@
                 <w:sz w:val="16"/>
                 <w:szCs w:val="16"/>
               </w:rPr>
-              <w:t xml:space="preserve">Pomegranate molasses</w:t>
+              <w:t xml:space="preserve">LIFO</w:t>
             </w:r>
           </w:p>
         </w:tc>
@@ -15283,7 +16171,7 @@
                 <w:sz w:val="16"/>
                 <w:szCs w:val="16"/>
               </w:rPr>
-              <w:t xml:space="preserve">reports</w:t>
+              <w:t xml:space="preserve">rising</w:t>
             </w:r>
           </w:p>
         </w:tc>
@@ -15316,7 +16204,7 @@
                 <w:sz w:val="16"/>
                 <w:szCs w:val="16"/>
               </w:rPr>
-              <w:t xml:space="preserve">Za'atar mix</w:t>
+              <w:t xml:space="preserve">FIFO</w:t>
             </w:r>
           </w:p>
         </w:tc>
@@ -15351,7 +16239,7 @@
                 <w:sz w:val="16"/>
                 <w:szCs w:val="16"/>
               </w:rPr>
-              <w:t xml:space="preserve">rising</w:t>
+              <w:t xml:space="preserve">director</w:t>
             </w:r>
           </w:p>
         </w:tc>
@@ -15384,7 +16272,7 @@
                 <w:sz w:val="16"/>
                 <w:szCs w:val="16"/>
               </w:rPr>
-              <w:t xml:space="preserve">Olive-oil soap</w:t>
+              <w:t xml:space="preserve">144,000 − 120,000 = 24,000</w:t>
             </w:r>
           </w:p>
         </w:tc>
@@ -15419,7 +16307,7 @@
                 <w:sz w:val="16"/>
                 <w:szCs w:val="16"/>
               </w:rPr>
-              <w:t xml:space="preserve">director</w:t>
+              <w:t xml:space="preserve">perishable</w:t>
             </w:r>
           </w:p>
         </w:tc>
@@ -15452,7 +16340,7 @@
                 <w:sz w:val="16"/>
                 <w:szCs w:val="16"/>
               </w:rPr>
-              <w:t xml:space="preserve">144,000 − 120,000 = 24,000</w:t>
+              <w:t xml:space="preserve">90,000 ÷ 150,000 = 0.60</w:t>
             </w:r>
           </w:p>
         </w:tc>
@@ -15487,7 +16375,7 @@
                 <w:sz w:val="16"/>
                 <w:szCs w:val="16"/>
               </w:rPr>
-              <w:t xml:space="preserve">perishable</w:t>
+              <w:t xml:space="preserve">oldest-first</w:t>
             </w:r>
           </w:p>
         </w:tc>
@@ -15520,7 +16408,7 @@
                 <w:sz w:val="16"/>
                 <w:szCs w:val="16"/>
               </w:rPr>
-              <w:t xml:space="preserve">90,000 ÷ 150,000 = 0.60</w:t>
+              <w:t xml:space="preserve">LCM (market with ceiling and floor)</w:t>
             </w:r>
           </w:p>
         </w:tc>
@@ -15555,7 +16443,7 @@
                 <w:sz w:val="16"/>
                 <w:szCs w:val="16"/>
               </w:rPr>
-              <w:t xml:space="preserve">oldest-first</w:t>
+              <w:t xml:space="preserve">conformity</w:t>
             </w:r>
           </w:p>
         </w:tc>
@@ -15588,7 +16476,7 @@
                 <w:sz w:val="16"/>
                 <w:szCs w:val="16"/>
               </w:rPr>
-              <w:t xml:space="preserve">LCM (market with ceiling and floor)</w:t>
+              <w:t xml:space="preserve">LCNRV</w:t>
             </w:r>
           </w:p>
         </w:tc>
@@ -15623,7 +16511,7 @@
                 <w:sz w:val="16"/>
                 <w:szCs w:val="16"/>
               </w:rPr>
-              <w:t xml:space="preserve">conformity</w:t>
+              <w:t xml:space="preserve">reported</w:t>
             </w:r>
           </w:p>
         </w:tc>
@@ -15639,24 +16527,14 @@
           </w:tcPr>
           <w:p>
             <w:pPr>
-              <w:spacing w:before="12" w:after="12"/>
-            </w:pPr>
-            <w:r>
-              <w:rPr>
-                <w:b/>
-                <w:bCs/>
-                <w:color w:val="8186EF"/>
-                <w:sz w:val="16"/>
-                <w:szCs w:val="16"/>
-              </w:rPr>
-              <w:t xml:space="preserve">26  </w:t>
-            </w:r>
-            <w:r>
-              <w:rPr>
-                <w:sz w:val="16"/>
-                <w:szCs w:val="16"/>
-              </w:rPr>
-              <w:t xml:space="preserve">LCNRV</w:t>
+              <w:spacing w:before="24" w:after="24"/>
+            </w:pPr>
+            <w:r>
+              <w:rPr>
+                <w:sz w:val="16"/>
+                <w:szCs w:val="16"/>
+              </w:rPr>
+              <w:t xml:space="preserve"/>
             </w:r>
           </w:p>
         </w:tc>
